--- a/Proyecto/Proyecto MSB - SneakerHub.docx
+++ b/Proyecto/Proyecto MSB - SneakerHub.docx
@@ -2965,13 +2965,7 @@
       <w:bookmarkStart w:id="0" w:name="_Toc219050242"/>
       <w:r>
         <w:lastRenderedPageBreak/>
-        <w:t>1</w:t>
-      </w:r>
-      <w:r>
-        <w:t xml:space="preserve">. </w:t>
-      </w:r>
-      <w:r>
-        <w:t xml:space="preserve">Resumen / </w:t>
+        <w:t xml:space="preserve">1. Resumen / </w:t>
       </w:r>
       <w:proofErr w:type="spellStart"/>
       <w:r>
@@ -2986,13 +2980,7 @@
       </w:pPr>
       <w:bookmarkStart w:id="1" w:name="_Toc219050243"/>
       <w:r>
-        <w:t>2</w:t>
-      </w:r>
-      <w:r>
-        <w:t xml:space="preserve">. </w:t>
-      </w:r>
-      <w:r>
-        <w:t>Introducción/Justificación del proyecto</w:t>
+        <w:t>2. Introducción/Justificación del proyecto</w:t>
       </w:r>
       <w:bookmarkEnd w:id="1"/>
       <w:r>
@@ -3005,13 +2993,7 @@
       </w:pPr>
       <w:bookmarkStart w:id="2" w:name="_Toc219050244"/>
       <w:r>
-        <w:t>3</w:t>
-      </w:r>
-      <w:r>
-        <w:t xml:space="preserve">. </w:t>
-      </w:r>
-      <w:r>
-        <w:t>Estado del Arte</w:t>
+        <w:t>3. Estado del Arte</w:t>
       </w:r>
       <w:bookmarkEnd w:id="2"/>
     </w:p>
@@ -3021,13 +3003,7 @@
       </w:pPr>
       <w:bookmarkStart w:id="3" w:name="_Toc219050245"/>
       <w:r>
-        <w:t>4</w:t>
-      </w:r>
-      <w:r>
-        <w:t xml:space="preserve">. </w:t>
-      </w:r>
-      <w:r>
-        <w:t>Tecnologías utilizadas</w:t>
+        <w:t>4. Tecnologías utilizadas</w:t>
       </w:r>
       <w:bookmarkEnd w:id="3"/>
     </w:p>
@@ -3037,17 +3013,7 @@
       </w:pPr>
       <w:bookmarkStart w:id="4" w:name="_Toc219050246"/>
       <w:r>
-        <w:t>5</w:t>
-      </w:r>
-      <w:r>
-        <w:t xml:space="preserve">. </w:t>
-      </w:r>
-      <w:r>
-        <w:t>Planificación Temporal y Coste del Proyecto</w:t>
-      </w:r>
-      <w:r>
-        <w:tab/>
-        <w:t>4</w:t>
+        <w:t>5. Planificación Temporal y Coste del Proyecto</w:t>
       </w:r>
       <w:bookmarkEnd w:id="4"/>
     </w:p>
@@ -3057,13 +3023,7 @@
       </w:pPr>
       <w:bookmarkStart w:id="5" w:name="_Toc219050247"/>
       <w:r>
-        <w:t>6</w:t>
-      </w:r>
-      <w:r>
-        <w:t xml:space="preserve">. </w:t>
-      </w:r>
-      <w:r>
-        <w:t>Desarrollo del proyecto</w:t>
+        <w:t>6. Desarrollo del proyecto</w:t>
       </w:r>
       <w:bookmarkEnd w:id="5"/>
     </w:p>
@@ -3073,10 +3033,7 @@
       </w:pPr>
       <w:bookmarkStart w:id="6" w:name="_Toc219050248"/>
       <w:r>
-        <w:t>6.1</w:t>
-      </w:r>
-      <w:r>
-        <w:t xml:space="preserve">. </w:t>
+        <w:t xml:space="preserve">6.1. </w:t>
       </w:r>
       <w:r>
         <w:tab/>
@@ -3136,10 +3093,7 @@
       </w:r>
       <w:r>
         <w:tab/>
-        <w:t>Fase de prueba</w:t>
-      </w:r>
-      <w:r>
-        <w:t>s</w:t>
+        <w:t>Fase de pruebas</w:t>
       </w:r>
       <w:bookmarkEnd w:id="10"/>
     </w:p>
@@ -3180,13 +3134,7 @@
       </w:pPr>
       <w:bookmarkStart w:id="13" w:name="_Toc219050255"/>
       <w:r>
-        <w:t>7</w:t>
-      </w:r>
-      <w:r>
-        <w:t xml:space="preserve">. </w:t>
-      </w:r>
-      <w:r>
-        <w:t>Manual de usuario (Elaboración de un manual detallado de la aplicación)</w:t>
+        <w:t>7. Manual de usuario (Elaboración de un manual detallado de la aplicación)</w:t>
       </w:r>
       <w:bookmarkEnd w:id="13"/>
     </w:p>
@@ -3196,13 +3144,7 @@
       </w:pPr>
       <w:bookmarkStart w:id="14" w:name="_Toc219050256"/>
       <w:r>
-        <w:t>8</w:t>
-      </w:r>
-      <w:r>
-        <w:t xml:space="preserve">. </w:t>
-      </w:r>
-      <w:r>
-        <w:t>Conclusión del proyecto</w:t>
+        <w:t>8. Conclusión del proyecto</w:t>
       </w:r>
       <w:bookmarkEnd w:id="14"/>
       <w:r>
@@ -3215,13 +3157,7 @@
       </w:pPr>
       <w:bookmarkStart w:id="15" w:name="_Toc219050257"/>
       <w:r>
-        <w:t>9</w:t>
-      </w:r>
-      <w:r>
-        <w:t xml:space="preserve">. </w:t>
-      </w:r>
-      <w:r>
-        <w:t>Líneas de investigación y desarrollo futuras</w:t>
+        <w:t>9. Líneas de investigación y desarrollo futuras</w:t>
       </w:r>
       <w:bookmarkEnd w:id="15"/>
     </w:p>
@@ -3231,13 +3167,7 @@
       </w:pPr>
       <w:bookmarkStart w:id="16" w:name="_Toc219050258"/>
       <w:r>
-        <w:t>10</w:t>
-      </w:r>
-      <w:r>
-        <w:t xml:space="preserve">. </w:t>
-      </w:r>
-      <w:r>
-        <w:t>ANEXOS</w:t>
+        <w:t>10. ANEXOS</w:t>
       </w:r>
       <w:bookmarkEnd w:id="16"/>
     </w:p>
@@ -3248,13 +3178,7 @@
       <w:bookmarkStart w:id="17" w:name="_Toc219050259"/>
       <w:r>
         <w:lastRenderedPageBreak/>
-        <w:t>11</w:t>
-      </w:r>
-      <w:r>
-        <w:t xml:space="preserve">. </w:t>
-      </w:r>
-      <w:r>
-        <w:t>Bibliografía</w:t>
+        <w:t>11. Bibliografía</w:t>
       </w:r>
       <w:bookmarkEnd w:id="17"/>
     </w:p>
@@ -3264,13 +3188,7 @@
       </w:pPr>
       <w:bookmarkStart w:id="18" w:name="_Toc219050260"/>
       <w:r>
-        <w:t>12</w:t>
-      </w:r>
-      <w:r>
-        <w:t xml:space="preserve">. </w:t>
-      </w:r>
-      <w:r>
-        <w:t>Recomendaciones y Formato del documento</w:t>
+        <w:t>12. Recomendaciones y Formato del documento</w:t>
       </w:r>
       <w:bookmarkEnd w:id="18"/>
     </w:p>
@@ -3280,10 +3198,7 @@
       </w:pPr>
       <w:bookmarkStart w:id="19" w:name="_Toc219050261"/>
       <w:r>
-        <w:t>12.1</w:t>
-      </w:r>
-      <w:r>
-        <w:t xml:space="preserve">. </w:t>
+        <w:t xml:space="preserve">12.1. </w:t>
       </w:r>
       <w:r>
         <w:tab/>
@@ -3300,13 +3215,7 @@
       </w:pPr>
       <w:bookmarkStart w:id="20" w:name="_Toc219050262"/>
       <w:r>
-        <w:t>13</w:t>
-      </w:r>
-      <w:r>
-        <w:t xml:space="preserve">. </w:t>
-      </w:r>
-      <w:r>
-        <w:t>FECHAS PROPUESTAS</w:t>
+        <w:t>13. FECHAS PROPUESTAS</w:t>
       </w:r>
       <w:bookmarkEnd w:id="20"/>
     </w:p>
@@ -3316,13 +3225,7 @@
       </w:pPr>
       <w:bookmarkStart w:id="21" w:name="_Toc219050263"/>
       <w:r>
-        <w:t>13.1</w:t>
-      </w:r>
-      <w:r>
-        <w:t xml:space="preserve">. </w:t>
-      </w:r>
-      <w:r>
-        <w:t>REVISIÓN DEL PROYECTO</w:t>
+        <w:t>13.1. REVISIÓN DEL PROYECTO</w:t>
       </w:r>
       <w:bookmarkEnd w:id="21"/>
     </w:p>

--- a/Proyecto/Proyecto MSB - SneakerHub.docx
+++ b/Proyecto/Proyecto MSB - SneakerHub.docx
@@ -31,7 +31,7 @@
                     <pic:cNvPicPr/>
                   </pic:nvPicPr>
                   <pic:blipFill>
-                    <a:blip r:embed="rId8">
+                    <a:blip r:embed="rId9">
                       <a:extLst>
                         <a:ext uri="{28A0092B-C50C-407E-A947-70E740481C1C}">
                           <a14:useLocalDpi xmlns:a14="http://schemas.microsoft.com/office/drawing/2010/main" val="0"/>
@@ -107,43 +107,23 @@
                           <w:p>
                             <w:pPr>
                               <w:rPr>
-                                <w:b/>
-                                <w:bCs/>
-                                <w:color w:val="0000CC"/>
-                                <w:sz w:val="110"/>
-                                <w:szCs w:val="110"/>
+                                <w:color w:val="002060"/>
+                                <w:sz w:val="144"/>
+                                <w:szCs w:val="144"/>
                               </w:rPr>
                             </w:pPr>
                             <w:r>
                               <w:rPr>
-                                <w:b/>
-                                <w:bCs/>
-                                <w:color w:val="0000CC"/>
-                                <w:sz w:val="110"/>
-                                <w:szCs w:val="110"/>
+                                <w:color w:val="002060"/>
+                                <w:sz w:val="144"/>
+                                <w:szCs w:val="144"/>
                               </w:rPr>
                               <w:t>Proyecto TFG</w:t>
                             </w:r>
                           </w:p>
                           <w:p>
-                            <w:pPr>
-                              <w:rPr>
-                                <w:b/>
-                                <w:bCs/>
-                                <w:color w:val="0000CC"/>
-                                <w:sz w:val="110"/>
-                                <w:szCs w:val="110"/>
-                              </w:rPr>
-                            </w:pPr>
                             <w:proofErr w:type="spellStart"/>
                             <w:r>
-                              <w:rPr>
-                                <w:b/>
-                                <w:bCs/>
-                                <w:color w:val="0000CC"/>
-                                <w:sz w:val="110"/>
-                                <w:szCs w:val="110"/>
-                              </w:rPr>
                               <w:t>SneakerHub</w:t>
                             </w:r>
                             <w:proofErr w:type="spellEnd"/>
@@ -180,43 +160,23 @@
                     <w:p>
                       <w:pPr>
                         <w:rPr>
-                          <w:b/>
-                          <w:bCs/>
-                          <w:color w:val="0000CC"/>
-                          <w:sz w:val="110"/>
-                          <w:szCs w:val="110"/>
+                          <w:color w:val="002060"/>
+                          <w:sz w:val="144"/>
+                          <w:szCs w:val="144"/>
                         </w:rPr>
                       </w:pPr>
                       <w:r>
                         <w:rPr>
-                          <w:b/>
-                          <w:bCs/>
-                          <w:color w:val="0000CC"/>
-                          <w:sz w:val="110"/>
-                          <w:szCs w:val="110"/>
+                          <w:color w:val="002060"/>
+                          <w:sz w:val="144"/>
+                          <w:szCs w:val="144"/>
                         </w:rPr>
                         <w:t>Proyecto TFG</w:t>
                       </w:r>
                     </w:p>
                     <w:p>
-                      <w:pPr>
-                        <w:rPr>
-                          <w:b/>
-                          <w:bCs/>
-                          <w:color w:val="0000CC"/>
-                          <w:sz w:val="110"/>
-                          <w:szCs w:val="110"/>
-                        </w:rPr>
-                      </w:pPr>
                       <w:proofErr w:type="spellStart"/>
                       <w:r>
-                        <w:rPr>
-                          <w:b/>
-                          <w:bCs/>
-                          <w:color w:val="0000CC"/>
-                          <w:sz w:val="110"/>
-                          <w:szCs w:val="110"/>
-                        </w:rPr>
                         <w:t>SneakerHub</w:t>
                       </w:r>
                       <w:proofErr w:type="spellEnd"/>
@@ -470,39 +430,42 @@
                             <w:pPr>
                               <w:rPr>
                                 <w:noProof/>
-                                <w:color w:val="262626" w:themeColor="text1" w:themeTint="D9"/>
-                                <w:sz w:val="32"/>
-                                <w:szCs w:val="32"/>
                                 <w:lang w:val="en-US"/>
                               </w:rPr>
                             </w:pPr>
                             <w:r>
                               <w:rPr>
                                 <w:noProof/>
-                                <w:color w:val="262626" w:themeColor="text1" w:themeTint="D9"/>
-                                <w:sz w:val="32"/>
-                                <w:szCs w:val="32"/>
                                 <w:lang w:val="en-US"/>
                               </w:rPr>
-                              <w:t xml:space="preserve">Mario Sánchez Barroso </w:t>
+                              <w:t>Mario Sánchez Barroso</w:t>
                             </w:r>
                           </w:p>
                           <w:p>
                             <w:pPr>
                               <w:rPr>
                                 <w:noProof/>
-                                <w:color w:val="262626" w:themeColor="text1" w:themeTint="D9"/>
-                                <w:sz w:val="32"/>
-                                <w:szCs w:val="32"/>
                                 <w:lang w:val="en-US"/>
                               </w:rPr>
                             </w:pPr>
                             <w:r>
                               <w:rPr>
                                 <w:noProof/>
-                                <w:color w:val="262626" w:themeColor="text1" w:themeTint="D9"/>
-                                <w:sz w:val="32"/>
-                                <w:szCs w:val="32"/>
+                                <w:lang w:val="en-US"/>
+                              </w:rPr>
+                              <w:t>David Cabrera Lopez</w:t>
+                            </w:r>
+                          </w:p>
+                          <w:p>
+                            <w:pPr>
+                              <w:rPr>
+                                <w:noProof/>
+                                <w:lang w:val="en-US"/>
+                              </w:rPr>
+                            </w:pPr>
+                            <w:r>
+                              <w:rPr>
+                                <w:noProof/>
                                 <w:lang w:val="en-US"/>
                               </w:rPr>
                               <w:t>2</w:t>
@@ -510,9 +473,6 @@
                             <w:r>
                               <w:rPr>
                                 <w:noProof/>
-                                <w:color w:val="262626" w:themeColor="text1" w:themeTint="D9"/>
-                                <w:sz w:val="32"/>
-                                <w:szCs w:val="32"/>
                                 <w:lang w:val="en-US"/>
                               </w:rPr>
                               <w:t>º</w:t>
@@ -520,28 +480,15 @@
                             <w:r>
                               <w:rPr>
                                 <w:noProof/>
-                                <w:color w:val="262626" w:themeColor="text1" w:themeTint="D9"/>
-                                <w:sz w:val="32"/>
-                                <w:szCs w:val="32"/>
                                 <w:lang w:val="en-US"/>
                               </w:rPr>
                               <w:t xml:space="preserve"> CFGS DAM</w:t>
                             </w:r>
                           </w:p>
                           <w:p>
-                            <w:pPr>
-                              <w:rPr>
-                                <w:color w:val="262626" w:themeColor="text1" w:themeTint="D9"/>
-                                <w:sz w:val="32"/>
-                                <w:szCs w:val="32"/>
-                              </w:rPr>
-                            </w:pPr>
                             <w:r>
                               <w:rPr>
                                 <w:noProof/>
-                                <w:color w:val="262626" w:themeColor="text1" w:themeTint="D9"/>
-                                <w:sz w:val="32"/>
-                                <w:szCs w:val="32"/>
                                 <w:lang w:val="en-US"/>
                               </w:rPr>
                               <w:t>IES Profesor Juan Antonio Carrillo Salcedo</w:t>
@@ -576,39 +523,42 @@
                       <w:pPr>
                         <w:rPr>
                           <w:noProof/>
-                          <w:color w:val="262626" w:themeColor="text1" w:themeTint="D9"/>
-                          <w:sz w:val="32"/>
-                          <w:szCs w:val="32"/>
                           <w:lang w:val="en-US"/>
                         </w:rPr>
                       </w:pPr>
                       <w:r>
                         <w:rPr>
                           <w:noProof/>
-                          <w:color w:val="262626" w:themeColor="text1" w:themeTint="D9"/>
-                          <w:sz w:val="32"/>
-                          <w:szCs w:val="32"/>
                           <w:lang w:val="en-US"/>
                         </w:rPr>
-                        <w:t xml:space="preserve">Mario Sánchez Barroso </w:t>
+                        <w:t>Mario Sánchez Barroso</w:t>
                       </w:r>
                     </w:p>
                     <w:p>
                       <w:pPr>
                         <w:rPr>
                           <w:noProof/>
-                          <w:color w:val="262626" w:themeColor="text1" w:themeTint="D9"/>
-                          <w:sz w:val="32"/>
-                          <w:szCs w:val="32"/>
                           <w:lang w:val="en-US"/>
                         </w:rPr>
                       </w:pPr>
                       <w:r>
                         <w:rPr>
                           <w:noProof/>
-                          <w:color w:val="262626" w:themeColor="text1" w:themeTint="D9"/>
-                          <w:sz w:val="32"/>
-                          <w:szCs w:val="32"/>
+                          <w:lang w:val="en-US"/>
+                        </w:rPr>
+                        <w:t>David Cabrera Lopez</w:t>
+                      </w:r>
+                    </w:p>
+                    <w:p>
+                      <w:pPr>
+                        <w:rPr>
+                          <w:noProof/>
+                          <w:lang w:val="en-US"/>
+                        </w:rPr>
+                      </w:pPr>
+                      <w:r>
+                        <w:rPr>
+                          <w:noProof/>
                           <w:lang w:val="en-US"/>
                         </w:rPr>
                         <w:t>2</w:t>
@@ -616,9 +566,6 @@
                       <w:r>
                         <w:rPr>
                           <w:noProof/>
-                          <w:color w:val="262626" w:themeColor="text1" w:themeTint="D9"/>
-                          <w:sz w:val="32"/>
-                          <w:szCs w:val="32"/>
                           <w:lang w:val="en-US"/>
                         </w:rPr>
                         <w:t>º</w:t>
@@ -626,28 +573,15 @@
                       <w:r>
                         <w:rPr>
                           <w:noProof/>
-                          <w:color w:val="262626" w:themeColor="text1" w:themeTint="D9"/>
-                          <w:sz w:val="32"/>
-                          <w:szCs w:val="32"/>
                           <w:lang w:val="en-US"/>
                         </w:rPr>
                         <w:t xml:space="preserve"> CFGS DAM</w:t>
                       </w:r>
                     </w:p>
                     <w:p>
-                      <w:pPr>
-                        <w:rPr>
-                          <w:color w:val="262626" w:themeColor="text1" w:themeTint="D9"/>
-                          <w:sz w:val="32"/>
-                          <w:szCs w:val="32"/>
-                        </w:rPr>
-                      </w:pPr>
                       <w:r>
                         <w:rPr>
                           <w:noProof/>
-                          <w:color w:val="262626" w:themeColor="text1" w:themeTint="D9"/>
-                          <w:sz w:val="32"/>
-                          <w:szCs w:val="32"/>
                           <w:lang w:val="en-US"/>
                         </w:rPr>
                         <w:t>IES Profesor Juan Antonio Carrillo Salcedo</w:t>
@@ -664,7 +598,7 @@
     <w:sdt>
       <w:sdtPr>
         <w:rPr>
-          <w:rFonts w:asciiTheme="minorHAnsi" w:eastAsiaTheme="minorHAnsi" w:hAnsiTheme="minorHAnsi" w:cstheme="minorBidi"/>
+          <w:rFonts w:eastAsiaTheme="minorHAnsi"/>
           <w:color w:val="auto"/>
           <w:sz w:val="24"/>
           <w:szCs w:val="22"/>
@@ -679,8 +613,7 @@
       </w:sdtPr>
       <w:sdtEndPr>
         <w:rPr>
-          <w:b/>
-          <w:bCs/>
+          <w:rFonts w:cs="Times New Roman"/>
         </w:rPr>
       </w:sdtEndPr>
       <w:sdtContent>
@@ -696,10 +629,11 @@
           <w:pPr>
             <w:pStyle w:val="TDC1"/>
             <w:tabs>
+              <w:tab w:val="left" w:pos="480"/>
               <w:tab w:val="right" w:leader="dot" w:pos="8494"/>
             </w:tabs>
             <w:rPr>
-              <w:rFonts w:eastAsiaTheme="minorEastAsia"/>
+              <w:rFonts w:asciiTheme="minorHAnsi" w:eastAsiaTheme="minorEastAsia" w:hAnsiTheme="minorHAnsi" w:cstheme="minorBidi"/>
               <w:noProof/>
               <w:kern w:val="2"/>
               <w:szCs w:val="24"/>
@@ -715,23 +649,40 @@
           <w:r>
             <w:fldChar w:fldCharType="separate"/>
           </w:r>
-          <w:hyperlink w:anchor="_Toc219050242" w:history="1">
+          <w:hyperlink w:anchor="_Toc229394552" w:history="1">
             <w:r>
               <w:rPr>
                 <w:rStyle w:val="Hipervnculo"/>
                 <w:noProof/>
               </w:rPr>
-              <w:t>1. Resumen / Abstract</w:t>
-            </w:r>
-            <w:r>
-              <w:rPr>
-                <w:noProof/>
-                <w:webHidden/>
+              <w:t>1.</w:t>
+            </w:r>
+            <w:r>
+              <w:rPr>
+                <w:rFonts w:asciiTheme="minorHAnsi" w:eastAsiaTheme="minorEastAsia" w:hAnsiTheme="minorHAnsi" w:cstheme="minorBidi"/>
+                <w:noProof/>
+                <w:kern w:val="2"/>
+                <w:szCs w:val="24"/>
+                <w:lang w:eastAsia="es-ES"/>
               </w:rPr>
               <w:tab/>
             </w:r>
             <w:r>
               <w:rPr>
+                <w:rStyle w:val="Hipervnculo"/>
+                <w:noProof/>
+              </w:rPr>
+              <w:t>Resumen / Abstract</w:t>
+            </w:r>
+            <w:r>
+              <w:rPr>
+                <w:noProof/>
+                <w:webHidden/>
+              </w:rPr>
+              <w:tab/>
+            </w:r>
+            <w:r>
+              <w:rPr>
                 <w:noProof/>
                 <w:webHidden/>
               </w:rPr>
@@ -742,7 +693,7 @@
                 <w:noProof/>
                 <w:webHidden/>
               </w:rPr>
-              <w:instrText xml:space="preserve"> PAGEREF _Toc219050242 \h </w:instrText>
+              <w:instrText xml:space="preserve"> PAGEREF _Toc229394552 \h </w:instrText>
             </w:r>
             <w:r>
               <w:rPr>
@@ -780,14 +731,14 @@
               <w:tab w:val="right" w:leader="dot" w:pos="8494"/>
             </w:tabs>
             <w:rPr>
-              <w:rFonts w:eastAsiaTheme="minorEastAsia"/>
+              <w:rFonts w:asciiTheme="minorHAnsi" w:eastAsiaTheme="minorEastAsia" w:hAnsiTheme="minorHAnsi" w:cstheme="minorBidi"/>
               <w:noProof/>
               <w:kern w:val="2"/>
               <w:szCs w:val="24"/>
               <w:lang w:eastAsia="es-ES"/>
             </w:rPr>
           </w:pPr>
-          <w:hyperlink w:anchor="_Toc219050243" w:history="1">
+          <w:hyperlink w:anchor="_Toc229394553" w:history="1">
             <w:r>
               <w:rPr>
                 <w:rStyle w:val="Hipervnculo"/>
@@ -814,7 +765,151 @@
                 <w:noProof/>
                 <w:webHidden/>
               </w:rPr>
-              <w:instrText xml:space="preserve"> PAGEREF _Toc219050243 \h </w:instrText>
+              <w:instrText xml:space="preserve"> PAGEREF _Toc229394553 \h </w:instrText>
+            </w:r>
+            <w:r>
+              <w:rPr>
+                <w:noProof/>
+                <w:webHidden/>
+              </w:rPr>
+            </w:r>
+            <w:r>
+              <w:rPr>
+                <w:noProof/>
+                <w:webHidden/>
+              </w:rPr>
+              <w:fldChar w:fldCharType="separate"/>
+            </w:r>
+            <w:r>
+              <w:rPr>
+                <w:noProof/>
+                <w:webHidden/>
+              </w:rPr>
+              <w:t>3</w:t>
+            </w:r>
+            <w:r>
+              <w:rPr>
+                <w:noProof/>
+                <w:webHidden/>
+              </w:rPr>
+              <w:fldChar w:fldCharType="end"/>
+            </w:r>
+          </w:hyperlink>
+        </w:p>
+        <w:p>
+          <w:pPr>
+            <w:pStyle w:val="TDC2"/>
+            <w:tabs>
+              <w:tab w:val="right" w:leader="dot" w:pos="8494"/>
+            </w:tabs>
+            <w:rPr>
+              <w:rFonts w:asciiTheme="minorHAnsi" w:eastAsiaTheme="minorEastAsia" w:hAnsiTheme="minorHAnsi" w:cstheme="minorBidi"/>
+              <w:noProof/>
+              <w:kern w:val="2"/>
+              <w:szCs w:val="24"/>
+              <w:lang w:eastAsia="es-ES"/>
+            </w:rPr>
+          </w:pPr>
+          <w:hyperlink w:anchor="_Toc229394554" w:history="1">
+            <w:r>
+              <w:rPr>
+                <w:rStyle w:val="Hipervnculo"/>
+                <w:noProof/>
+              </w:rPr>
+              <w:t>Introducción</w:t>
+            </w:r>
+            <w:r>
+              <w:rPr>
+                <w:noProof/>
+                <w:webHidden/>
+              </w:rPr>
+              <w:tab/>
+            </w:r>
+            <w:r>
+              <w:rPr>
+                <w:noProof/>
+                <w:webHidden/>
+              </w:rPr>
+              <w:fldChar w:fldCharType="begin"/>
+            </w:r>
+            <w:r>
+              <w:rPr>
+                <w:noProof/>
+                <w:webHidden/>
+              </w:rPr>
+              <w:instrText xml:space="preserve"> PAGEREF _Toc229394554 \h </w:instrText>
+            </w:r>
+            <w:r>
+              <w:rPr>
+                <w:noProof/>
+                <w:webHidden/>
+              </w:rPr>
+            </w:r>
+            <w:r>
+              <w:rPr>
+                <w:noProof/>
+                <w:webHidden/>
+              </w:rPr>
+              <w:fldChar w:fldCharType="separate"/>
+            </w:r>
+            <w:r>
+              <w:rPr>
+                <w:noProof/>
+                <w:webHidden/>
+              </w:rPr>
+              <w:t>3</w:t>
+            </w:r>
+            <w:r>
+              <w:rPr>
+                <w:noProof/>
+                <w:webHidden/>
+              </w:rPr>
+              <w:fldChar w:fldCharType="end"/>
+            </w:r>
+          </w:hyperlink>
+        </w:p>
+        <w:p>
+          <w:pPr>
+            <w:pStyle w:val="TDC2"/>
+            <w:tabs>
+              <w:tab w:val="right" w:leader="dot" w:pos="8494"/>
+            </w:tabs>
+            <w:rPr>
+              <w:rFonts w:asciiTheme="minorHAnsi" w:eastAsiaTheme="minorEastAsia" w:hAnsiTheme="minorHAnsi" w:cstheme="minorBidi"/>
+              <w:noProof/>
+              <w:kern w:val="2"/>
+              <w:szCs w:val="24"/>
+              <w:lang w:eastAsia="es-ES"/>
+            </w:rPr>
+          </w:pPr>
+          <w:hyperlink w:anchor="_Toc229394555" w:history="1">
+            <w:r>
+              <w:rPr>
+                <w:rStyle w:val="Hipervnculo"/>
+                <w:noProof/>
+              </w:rPr>
+              <w:t>Justificación</w:t>
+            </w:r>
+            <w:r>
+              <w:rPr>
+                <w:noProof/>
+                <w:webHidden/>
+              </w:rPr>
+              <w:tab/>
+            </w:r>
+            <w:r>
+              <w:rPr>
+                <w:noProof/>
+                <w:webHidden/>
+              </w:rPr>
+              <w:fldChar w:fldCharType="begin"/>
+            </w:r>
+            <w:r>
+              <w:rPr>
+                <w:noProof/>
+                <w:webHidden/>
+              </w:rPr>
+              <w:instrText xml:space="preserve"> PAGEREF _Toc229394555 \h </w:instrText>
             </w:r>
             <w:r>
               <w:rPr>
@@ -852,14 +947,14 @@
               <w:tab w:val="right" w:leader="dot" w:pos="8494"/>
             </w:tabs>
             <w:rPr>
-              <w:rFonts w:eastAsiaTheme="minorEastAsia"/>
+              <w:rFonts w:asciiTheme="minorHAnsi" w:eastAsiaTheme="minorEastAsia" w:hAnsiTheme="minorHAnsi" w:cstheme="minorBidi"/>
               <w:noProof/>
               <w:kern w:val="2"/>
               <w:szCs w:val="24"/>
               <w:lang w:eastAsia="es-ES"/>
             </w:rPr>
           </w:pPr>
-          <w:hyperlink w:anchor="_Toc219050244" w:history="1">
+          <w:hyperlink w:anchor="_Toc229394556" w:history="1">
             <w:r>
               <w:rPr>
                 <w:rStyle w:val="Hipervnculo"/>
@@ -886,7 +981,7 @@
                 <w:noProof/>
                 <w:webHidden/>
               </w:rPr>
-              <w:instrText xml:space="preserve"> PAGEREF _Toc219050244 \h </w:instrText>
+              <w:instrText xml:space="preserve"> PAGEREF _Toc229394556 \h </w:instrText>
             </w:r>
             <w:r>
               <w:rPr>
@@ -906,7 +1001,7 @@
                 <w:noProof/>
                 <w:webHidden/>
               </w:rPr>
-              <w:t>3</w:t>
+              <w:t>5</w:t>
             </w:r>
             <w:r>
               <w:rPr>
@@ -924,14 +1019,14 @@
               <w:tab w:val="right" w:leader="dot" w:pos="8494"/>
             </w:tabs>
             <w:rPr>
-              <w:rFonts w:eastAsiaTheme="minorEastAsia"/>
+              <w:rFonts w:asciiTheme="minorHAnsi" w:eastAsiaTheme="minorEastAsia" w:hAnsiTheme="minorHAnsi" w:cstheme="minorBidi"/>
               <w:noProof/>
               <w:kern w:val="2"/>
               <w:szCs w:val="24"/>
               <w:lang w:eastAsia="es-ES"/>
             </w:rPr>
           </w:pPr>
-          <w:hyperlink w:anchor="_Toc219050245" w:history="1">
+          <w:hyperlink w:anchor="_Toc229394557" w:history="1">
             <w:r>
               <w:rPr>
                 <w:rStyle w:val="Hipervnculo"/>
@@ -958,7 +1053,7 @@
                 <w:noProof/>
                 <w:webHidden/>
               </w:rPr>
-              <w:instrText xml:space="preserve"> PAGEREF _Toc219050245 \h </w:instrText>
+              <w:instrText xml:space="preserve"> PAGEREF _Toc229394557 \h </w:instrText>
             </w:r>
             <w:r>
               <w:rPr>
@@ -978,97 +1073,7 @@
                 <w:noProof/>
                 <w:webHidden/>
               </w:rPr>
-              <w:t>3</w:t>
-            </w:r>
-            <w:r>
-              <w:rPr>
-                <w:noProof/>
-                <w:webHidden/>
-              </w:rPr>
-              <w:fldChar w:fldCharType="end"/>
-            </w:r>
-          </w:hyperlink>
-        </w:p>
-        <w:p>
-          <w:pPr>
-            <w:pStyle w:val="TDC1"/>
-            <w:tabs>
-              <w:tab w:val="left" w:pos="5035"/>
-              <w:tab w:val="right" w:leader="dot" w:pos="8494"/>
-            </w:tabs>
-            <w:rPr>
-              <w:rFonts w:eastAsiaTheme="minorEastAsia"/>
-              <w:noProof/>
-              <w:kern w:val="2"/>
-              <w:szCs w:val="24"/>
-              <w:lang w:eastAsia="es-ES"/>
-            </w:rPr>
-          </w:pPr>
-          <w:hyperlink w:anchor="_Toc219050246" w:history="1">
-            <w:r>
-              <w:rPr>
-                <w:rStyle w:val="Hipervnculo"/>
-                <w:noProof/>
-              </w:rPr>
-              <w:t>5. Planificación Temporal y Coste del Proyecto</w:t>
-            </w:r>
-            <w:r>
-              <w:rPr>
-                <w:rFonts w:eastAsiaTheme="minorEastAsia"/>
-                <w:noProof/>
-                <w:kern w:val="2"/>
-                <w:szCs w:val="24"/>
-                <w:lang w:eastAsia="es-ES"/>
-              </w:rPr>
-              <w:tab/>
-            </w:r>
-            <w:r>
-              <w:rPr>
-                <w:rStyle w:val="Hipervnculo"/>
-                <w:noProof/>
-              </w:rPr>
-              <w:t>4</w:t>
-            </w:r>
-            <w:r>
-              <w:rPr>
-                <w:noProof/>
-                <w:webHidden/>
-              </w:rPr>
-              <w:tab/>
-            </w:r>
-            <w:r>
-              <w:rPr>
-                <w:noProof/>
-                <w:webHidden/>
-              </w:rPr>
-              <w:fldChar w:fldCharType="begin"/>
-            </w:r>
-            <w:r>
-              <w:rPr>
-                <w:noProof/>
-                <w:webHidden/>
-              </w:rPr>
-              <w:instrText xml:space="preserve"> PAGEREF _Toc219050246 \h </w:instrText>
-            </w:r>
-            <w:r>
-              <w:rPr>
-                <w:noProof/>
-                <w:webHidden/>
-              </w:rPr>
-            </w:r>
-            <w:r>
-              <w:rPr>
-                <w:noProof/>
-                <w:webHidden/>
-              </w:rPr>
-              <w:fldChar w:fldCharType="separate"/>
-            </w:r>
-            <w:r>
-              <w:rPr>
-                <w:noProof/>
-                <w:webHidden/>
-              </w:rPr>
-              <w:t>3</w:t>
+              <w:t>6</w:t>
             </w:r>
             <w:r>
               <w:rPr>
@@ -1086,19 +1091,91 @@
               <w:tab w:val="right" w:leader="dot" w:pos="8494"/>
             </w:tabs>
             <w:rPr>
-              <w:rFonts w:eastAsiaTheme="minorEastAsia"/>
+              <w:rFonts w:asciiTheme="minorHAnsi" w:eastAsiaTheme="minorEastAsia" w:hAnsiTheme="minorHAnsi" w:cstheme="minorBidi"/>
               <w:noProof/>
               <w:kern w:val="2"/>
               <w:szCs w:val="24"/>
               <w:lang w:eastAsia="es-ES"/>
             </w:rPr>
           </w:pPr>
-          <w:hyperlink w:anchor="_Toc219050247" w:history="1">
+          <w:hyperlink w:anchor="_Toc229394558" w:history="1">
             <w:r>
               <w:rPr>
                 <w:rStyle w:val="Hipervnculo"/>
                 <w:noProof/>
               </w:rPr>
+              <w:t>5. Planificación Temporal y Coste del Proyecto</w:t>
+            </w:r>
+            <w:r>
+              <w:rPr>
+                <w:noProof/>
+                <w:webHidden/>
+              </w:rPr>
+              <w:tab/>
+            </w:r>
+            <w:r>
+              <w:rPr>
+                <w:noProof/>
+                <w:webHidden/>
+              </w:rPr>
+              <w:fldChar w:fldCharType="begin"/>
+            </w:r>
+            <w:r>
+              <w:rPr>
+                <w:noProof/>
+                <w:webHidden/>
+              </w:rPr>
+              <w:instrText xml:space="preserve"> PAGEREF _Toc229394558 \h </w:instrText>
+            </w:r>
+            <w:r>
+              <w:rPr>
+                <w:noProof/>
+                <w:webHidden/>
+              </w:rPr>
+            </w:r>
+            <w:r>
+              <w:rPr>
+                <w:noProof/>
+                <w:webHidden/>
+              </w:rPr>
+              <w:fldChar w:fldCharType="separate"/>
+            </w:r>
+            <w:r>
+              <w:rPr>
+                <w:noProof/>
+                <w:webHidden/>
+              </w:rPr>
+              <w:t>6</w:t>
+            </w:r>
+            <w:r>
+              <w:rPr>
+                <w:noProof/>
+                <w:webHidden/>
+              </w:rPr>
+              <w:fldChar w:fldCharType="end"/>
+            </w:r>
+          </w:hyperlink>
+        </w:p>
+        <w:p>
+          <w:pPr>
+            <w:pStyle w:val="TDC1"/>
+            <w:tabs>
+              <w:tab w:val="right" w:leader="dot" w:pos="8494"/>
+            </w:tabs>
+            <w:rPr>
+              <w:rFonts w:asciiTheme="minorHAnsi" w:eastAsiaTheme="minorEastAsia" w:hAnsiTheme="minorHAnsi" w:cstheme="minorBidi"/>
+              <w:noProof/>
+              <w:kern w:val="2"/>
+              <w:szCs w:val="24"/>
+              <w:lang w:eastAsia="es-ES"/>
+            </w:rPr>
+          </w:pPr>
+          <w:hyperlink w:anchor="_Toc229394559" w:history="1">
+            <w:r>
+              <w:rPr>
+                <w:rStyle w:val="Hipervnculo"/>
+                <w:noProof/>
+              </w:rPr>
               <w:t>6. Desarrollo del proyecto</w:t>
             </w:r>
             <w:r>
@@ -1120,7 +1197,7 @@
                 <w:noProof/>
                 <w:webHidden/>
               </w:rPr>
-              <w:instrText xml:space="preserve"> PAGEREF _Toc219050247 \h </w:instrText>
+              <w:instrText xml:space="preserve"> PAGEREF _Toc229394559 \h </w:instrText>
             </w:r>
             <w:r>
               <w:rPr>
@@ -1140,7 +1217,7 @@
                 <w:noProof/>
                 <w:webHidden/>
               </w:rPr>
-              <w:t>3</w:t>
+              <w:t>6</w:t>
             </w:r>
             <w:r>
               <w:rPr>
@@ -1159,14 +1236,14 @@
               <w:tab w:val="right" w:leader="dot" w:pos="8494"/>
             </w:tabs>
             <w:rPr>
-              <w:rFonts w:eastAsiaTheme="minorEastAsia"/>
+              <w:rFonts w:asciiTheme="minorHAnsi" w:eastAsiaTheme="minorEastAsia" w:hAnsiTheme="minorHAnsi" w:cstheme="minorBidi"/>
               <w:noProof/>
               <w:kern w:val="2"/>
               <w:szCs w:val="24"/>
               <w:lang w:eastAsia="es-ES"/>
             </w:rPr>
           </w:pPr>
-          <w:hyperlink w:anchor="_Toc219050248" w:history="1">
+          <w:hyperlink w:anchor="_Toc229394560" w:history="1">
             <w:r>
               <w:rPr>
                 <w:rStyle w:val="Hipervnculo"/>
@@ -1176,7 +1253,7 @@
             </w:r>
             <w:r>
               <w:rPr>
-                <w:rFonts w:eastAsiaTheme="minorEastAsia"/>
+                <w:rFonts w:asciiTheme="minorHAnsi" w:eastAsiaTheme="minorEastAsia" w:hAnsiTheme="minorHAnsi" w:cstheme="minorBidi"/>
                 <w:noProof/>
                 <w:kern w:val="2"/>
                 <w:szCs w:val="24"/>
@@ -1210,7 +1287,7 @@
                 <w:noProof/>
                 <w:webHidden/>
               </w:rPr>
-              <w:instrText xml:space="preserve"> PAGEREF _Toc219050248 \h </w:instrText>
+              <w:instrText xml:space="preserve"> PAGEREF _Toc229394560 \h </w:instrText>
             </w:r>
             <w:r>
               <w:rPr>
@@ -1230,7 +1307,7 @@
                 <w:noProof/>
                 <w:webHidden/>
               </w:rPr>
-              <w:t>3</w:t>
+              <w:t>6</w:t>
             </w:r>
             <w:r>
               <w:rPr>
@@ -1249,14 +1326,14 @@
               <w:tab w:val="right" w:leader="dot" w:pos="8494"/>
             </w:tabs>
             <w:rPr>
-              <w:rFonts w:eastAsiaTheme="minorEastAsia"/>
+              <w:rFonts w:asciiTheme="minorHAnsi" w:eastAsiaTheme="minorEastAsia" w:hAnsiTheme="minorHAnsi" w:cstheme="minorBidi"/>
               <w:noProof/>
               <w:kern w:val="2"/>
               <w:szCs w:val="24"/>
               <w:lang w:eastAsia="es-ES"/>
             </w:rPr>
           </w:pPr>
-          <w:hyperlink w:anchor="_Toc219050249" w:history="1">
+          <w:hyperlink w:anchor="_Toc229394561" w:history="1">
             <w:r>
               <w:rPr>
                 <w:rStyle w:val="Hipervnculo"/>
@@ -1266,7 +1343,7 @@
             </w:r>
             <w:r>
               <w:rPr>
-                <w:rFonts w:eastAsiaTheme="minorEastAsia"/>
+                <w:rFonts w:asciiTheme="minorHAnsi" w:eastAsiaTheme="minorEastAsia" w:hAnsiTheme="minorHAnsi" w:cstheme="minorBidi"/>
                 <w:noProof/>
                 <w:kern w:val="2"/>
                 <w:szCs w:val="24"/>
@@ -1300,7 +1377,7 @@
                 <w:noProof/>
                 <w:webHidden/>
               </w:rPr>
-              <w:instrText xml:space="preserve"> PAGEREF _Toc219050249 \h </w:instrText>
+              <w:instrText xml:space="preserve"> PAGEREF _Toc229394561 \h </w:instrText>
             </w:r>
             <w:r>
               <w:rPr>
@@ -1320,7 +1397,7 @@
                 <w:noProof/>
                 <w:webHidden/>
               </w:rPr>
-              <w:t>3</w:t>
+              <w:t>6</w:t>
             </w:r>
             <w:r>
               <w:rPr>
@@ -1339,14 +1416,14 @@
               <w:tab w:val="right" w:leader="dot" w:pos="8494"/>
             </w:tabs>
             <w:rPr>
-              <w:rFonts w:eastAsiaTheme="minorEastAsia"/>
+              <w:rFonts w:asciiTheme="minorHAnsi" w:eastAsiaTheme="minorEastAsia" w:hAnsiTheme="minorHAnsi" w:cstheme="minorBidi"/>
               <w:noProof/>
               <w:kern w:val="2"/>
               <w:szCs w:val="24"/>
               <w:lang w:eastAsia="es-ES"/>
             </w:rPr>
           </w:pPr>
-          <w:hyperlink w:anchor="_Toc219050250" w:history="1">
+          <w:hyperlink w:anchor="_Toc229394562" w:history="1">
             <w:r>
               <w:rPr>
                 <w:rStyle w:val="Hipervnculo"/>
@@ -1356,7 +1433,7 @@
             </w:r>
             <w:r>
               <w:rPr>
-                <w:rFonts w:eastAsiaTheme="minorEastAsia"/>
+                <w:rFonts w:asciiTheme="minorHAnsi" w:eastAsiaTheme="minorEastAsia" w:hAnsiTheme="minorHAnsi" w:cstheme="minorBidi"/>
                 <w:noProof/>
                 <w:kern w:val="2"/>
                 <w:szCs w:val="24"/>
@@ -1390,7 +1467,7 @@
                 <w:noProof/>
                 <w:webHidden/>
               </w:rPr>
-              <w:instrText xml:space="preserve"> PAGEREF _Toc219050250 \h </w:instrText>
+              <w:instrText xml:space="preserve"> PAGEREF _Toc229394562 \h </w:instrText>
             </w:r>
             <w:r>
               <w:rPr>
@@ -1410,7 +1487,7 @@
                 <w:noProof/>
                 <w:webHidden/>
               </w:rPr>
-              <w:t>3</w:t>
+              <w:t>6</w:t>
             </w:r>
             <w:r>
               <w:rPr>
@@ -1429,14 +1506,14 @@
               <w:tab w:val="right" w:leader="dot" w:pos="8494"/>
             </w:tabs>
             <w:rPr>
-              <w:rFonts w:eastAsiaTheme="minorEastAsia"/>
+              <w:rFonts w:asciiTheme="minorHAnsi" w:eastAsiaTheme="minorEastAsia" w:hAnsiTheme="minorHAnsi" w:cstheme="minorBidi"/>
               <w:noProof/>
               <w:kern w:val="2"/>
               <w:szCs w:val="24"/>
               <w:lang w:eastAsia="es-ES"/>
             </w:rPr>
           </w:pPr>
-          <w:hyperlink w:anchor="_Toc219050251" w:history="1">
+          <w:hyperlink w:anchor="_Toc229394563" w:history="1">
             <w:r>
               <w:rPr>
                 <w:rStyle w:val="Hipervnculo"/>
@@ -1446,7 +1523,7 @@
             </w:r>
             <w:r>
               <w:rPr>
-                <w:rFonts w:eastAsiaTheme="minorEastAsia"/>
+                <w:rFonts w:asciiTheme="minorHAnsi" w:eastAsiaTheme="minorEastAsia" w:hAnsiTheme="minorHAnsi" w:cstheme="minorBidi"/>
                 <w:noProof/>
                 <w:kern w:val="2"/>
                 <w:szCs w:val="24"/>
@@ -1480,7 +1557,7 @@
                 <w:noProof/>
                 <w:webHidden/>
               </w:rPr>
-              <w:instrText xml:space="preserve"> PAGEREF _Toc219050251 \h </w:instrText>
+              <w:instrText xml:space="preserve"> PAGEREF _Toc229394563 \h </w:instrText>
             </w:r>
             <w:r>
               <w:rPr>
@@ -1500,7 +1577,7 @@
                 <w:noProof/>
                 <w:webHidden/>
               </w:rPr>
-              <w:t>3</w:t>
+              <w:t>6</w:t>
             </w:r>
             <w:r>
               <w:rPr>
@@ -1519,14 +1596,14 @@
               <w:tab w:val="right" w:leader="dot" w:pos="8494"/>
             </w:tabs>
             <w:rPr>
-              <w:rFonts w:eastAsiaTheme="minorEastAsia"/>
+              <w:rFonts w:asciiTheme="minorHAnsi" w:eastAsiaTheme="minorEastAsia" w:hAnsiTheme="minorHAnsi" w:cstheme="minorBidi"/>
               <w:noProof/>
               <w:kern w:val="2"/>
               <w:szCs w:val="24"/>
               <w:lang w:eastAsia="es-ES"/>
             </w:rPr>
           </w:pPr>
-          <w:hyperlink w:anchor="_Toc219050252" w:history="1">
+          <w:hyperlink w:anchor="_Toc229394564" w:history="1">
             <w:r>
               <w:rPr>
                 <w:rStyle w:val="Hipervnculo"/>
@@ -1536,7 +1613,7 @@
             </w:r>
             <w:r>
               <w:rPr>
-                <w:rFonts w:eastAsiaTheme="minorEastAsia"/>
+                <w:rFonts w:asciiTheme="minorHAnsi" w:eastAsiaTheme="minorEastAsia" w:hAnsiTheme="minorHAnsi" w:cstheme="minorBidi"/>
                 <w:noProof/>
                 <w:kern w:val="2"/>
                 <w:szCs w:val="24"/>
@@ -1570,7 +1647,7 @@
                 <w:noProof/>
                 <w:webHidden/>
               </w:rPr>
-              <w:instrText xml:space="preserve"> PAGEREF _Toc219050252 \h </w:instrText>
+              <w:instrText xml:space="preserve"> PAGEREF _Toc229394564 \h </w:instrText>
             </w:r>
             <w:r>
               <w:rPr>
@@ -1590,7 +1667,295 @@
                 <w:noProof/>
                 <w:webHidden/>
               </w:rPr>
-              <w:t>3</w:t>
+              <w:t>6</w:t>
+            </w:r>
+            <w:r>
+              <w:rPr>
+                <w:noProof/>
+                <w:webHidden/>
+              </w:rPr>
+              <w:fldChar w:fldCharType="end"/>
+            </w:r>
+          </w:hyperlink>
+        </w:p>
+        <w:p>
+          <w:pPr>
+            <w:pStyle w:val="TDC3"/>
+            <w:tabs>
+              <w:tab w:val="right" w:leader="dot" w:pos="8494"/>
+            </w:tabs>
+            <w:rPr>
+              <w:rFonts w:asciiTheme="minorHAnsi" w:eastAsiaTheme="minorEastAsia" w:hAnsiTheme="minorHAnsi" w:cstheme="minorBidi"/>
+              <w:noProof/>
+              <w:kern w:val="2"/>
+              <w:szCs w:val="24"/>
+              <w:lang w:eastAsia="es-ES"/>
+            </w:rPr>
+          </w:pPr>
+          <w:hyperlink w:anchor="_Toc229394565" w:history="1">
+            <w:r>
+              <w:rPr>
+                <w:rStyle w:val="Hipervnculo"/>
+                <w:noProof/>
+              </w:rPr>
+              <w:t>6.5.1. Pruebas funcionales</w:t>
+            </w:r>
+            <w:r>
+              <w:rPr>
+                <w:noProof/>
+                <w:webHidden/>
+              </w:rPr>
+              <w:tab/>
+            </w:r>
+            <w:r>
+              <w:rPr>
+                <w:noProof/>
+                <w:webHidden/>
+              </w:rPr>
+              <w:fldChar w:fldCharType="begin"/>
+            </w:r>
+            <w:r>
+              <w:rPr>
+                <w:noProof/>
+                <w:webHidden/>
+              </w:rPr>
+              <w:instrText xml:space="preserve"> PAGEREF _Toc229394565 \h </w:instrText>
+            </w:r>
+            <w:r>
+              <w:rPr>
+                <w:noProof/>
+                <w:webHidden/>
+              </w:rPr>
+            </w:r>
+            <w:r>
+              <w:rPr>
+                <w:noProof/>
+                <w:webHidden/>
+              </w:rPr>
+              <w:fldChar w:fldCharType="separate"/>
+            </w:r>
+            <w:r>
+              <w:rPr>
+                <w:noProof/>
+                <w:webHidden/>
+              </w:rPr>
+              <w:t>6</w:t>
+            </w:r>
+            <w:r>
+              <w:rPr>
+                <w:noProof/>
+                <w:webHidden/>
+              </w:rPr>
+              <w:fldChar w:fldCharType="end"/>
+            </w:r>
+          </w:hyperlink>
+        </w:p>
+        <w:p>
+          <w:pPr>
+            <w:pStyle w:val="TDC3"/>
+            <w:tabs>
+              <w:tab w:val="right" w:leader="dot" w:pos="8494"/>
+            </w:tabs>
+            <w:rPr>
+              <w:rFonts w:asciiTheme="minorHAnsi" w:eastAsiaTheme="minorEastAsia" w:hAnsiTheme="minorHAnsi" w:cstheme="minorBidi"/>
+              <w:noProof/>
+              <w:kern w:val="2"/>
+              <w:szCs w:val="24"/>
+              <w:lang w:eastAsia="es-ES"/>
+            </w:rPr>
+          </w:pPr>
+          <w:hyperlink w:anchor="_Toc229394566" w:history="1">
+            <w:r>
+              <w:rPr>
+                <w:rStyle w:val="Hipervnculo"/>
+                <w:noProof/>
+              </w:rPr>
+              <w:t>6.5.2. Pruebas de rendimiento</w:t>
+            </w:r>
+            <w:r>
+              <w:rPr>
+                <w:noProof/>
+                <w:webHidden/>
+              </w:rPr>
+              <w:tab/>
+            </w:r>
+            <w:r>
+              <w:rPr>
+                <w:noProof/>
+                <w:webHidden/>
+              </w:rPr>
+              <w:fldChar w:fldCharType="begin"/>
+            </w:r>
+            <w:r>
+              <w:rPr>
+                <w:noProof/>
+                <w:webHidden/>
+              </w:rPr>
+              <w:instrText xml:space="preserve"> PAGEREF _Toc229394566 \h </w:instrText>
+            </w:r>
+            <w:r>
+              <w:rPr>
+                <w:noProof/>
+                <w:webHidden/>
+              </w:rPr>
+            </w:r>
+            <w:r>
+              <w:rPr>
+                <w:noProof/>
+                <w:webHidden/>
+              </w:rPr>
+              <w:fldChar w:fldCharType="separate"/>
+            </w:r>
+            <w:r>
+              <w:rPr>
+                <w:noProof/>
+                <w:webHidden/>
+              </w:rPr>
+              <w:t>6</w:t>
+            </w:r>
+            <w:r>
+              <w:rPr>
+                <w:noProof/>
+                <w:webHidden/>
+              </w:rPr>
+              <w:fldChar w:fldCharType="end"/>
+            </w:r>
+          </w:hyperlink>
+        </w:p>
+        <w:p>
+          <w:pPr>
+            <w:pStyle w:val="TDC3"/>
+            <w:tabs>
+              <w:tab w:val="right" w:leader="dot" w:pos="8494"/>
+            </w:tabs>
+            <w:rPr>
+              <w:rFonts w:asciiTheme="minorHAnsi" w:eastAsiaTheme="minorEastAsia" w:hAnsiTheme="minorHAnsi" w:cstheme="minorBidi"/>
+              <w:noProof/>
+              <w:kern w:val="2"/>
+              <w:szCs w:val="24"/>
+              <w:lang w:eastAsia="es-ES"/>
+            </w:rPr>
+          </w:pPr>
+          <w:hyperlink w:anchor="_Toc229394567" w:history="1">
+            <w:r>
+              <w:rPr>
+                <w:rStyle w:val="Hipervnculo"/>
+                <w:noProof/>
+              </w:rPr>
+              <w:t>6.5.3. Pruebas de usabilidad</w:t>
+            </w:r>
+            <w:r>
+              <w:rPr>
+                <w:noProof/>
+                <w:webHidden/>
+              </w:rPr>
+              <w:tab/>
+            </w:r>
+            <w:r>
+              <w:rPr>
+                <w:noProof/>
+                <w:webHidden/>
+              </w:rPr>
+              <w:fldChar w:fldCharType="begin"/>
+            </w:r>
+            <w:r>
+              <w:rPr>
+                <w:noProof/>
+                <w:webHidden/>
+              </w:rPr>
+              <w:instrText xml:space="preserve"> PAGEREF _Toc229394567 \h </w:instrText>
+            </w:r>
+            <w:r>
+              <w:rPr>
+                <w:noProof/>
+                <w:webHidden/>
+              </w:rPr>
+            </w:r>
+            <w:r>
+              <w:rPr>
+                <w:noProof/>
+                <w:webHidden/>
+              </w:rPr>
+              <w:fldChar w:fldCharType="separate"/>
+            </w:r>
+            <w:r>
+              <w:rPr>
+                <w:noProof/>
+                <w:webHidden/>
+              </w:rPr>
+              <w:t>6</w:t>
+            </w:r>
+            <w:r>
+              <w:rPr>
+                <w:noProof/>
+                <w:webHidden/>
+              </w:rPr>
+              <w:fldChar w:fldCharType="end"/>
+            </w:r>
+          </w:hyperlink>
+        </w:p>
+        <w:p>
+          <w:pPr>
+            <w:pStyle w:val="TDC3"/>
+            <w:tabs>
+              <w:tab w:val="right" w:leader="dot" w:pos="8494"/>
+            </w:tabs>
+            <w:rPr>
+              <w:rFonts w:asciiTheme="minorHAnsi" w:eastAsiaTheme="minorEastAsia" w:hAnsiTheme="minorHAnsi" w:cstheme="minorBidi"/>
+              <w:noProof/>
+              <w:kern w:val="2"/>
+              <w:szCs w:val="24"/>
+              <w:lang w:eastAsia="es-ES"/>
+            </w:rPr>
+          </w:pPr>
+          <w:hyperlink w:anchor="_Toc229394568" w:history="1">
+            <w:r>
+              <w:rPr>
+                <w:rStyle w:val="Hipervnculo"/>
+                <w:noProof/>
+              </w:rPr>
+              <w:t>6.5.4. Pruebas de seguridad</w:t>
+            </w:r>
+            <w:r>
+              <w:rPr>
+                <w:noProof/>
+                <w:webHidden/>
+              </w:rPr>
+              <w:tab/>
+            </w:r>
+            <w:r>
+              <w:rPr>
+                <w:noProof/>
+                <w:webHidden/>
+              </w:rPr>
+              <w:fldChar w:fldCharType="begin"/>
+            </w:r>
+            <w:r>
+              <w:rPr>
+                <w:noProof/>
+                <w:webHidden/>
+              </w:rPr>
+              <w:instrText xml:space="preserve"> PAGEREF _Toc229394568 \h </w:instrText>
+            </w:r>
+            <w:r>
+              <w:rPr>
+                <w:noProof/>
+                <w:webHidden/>
+              </w:rPr>
+            </w:r>
+            <w:r>
+              <w:rPr>
+                <w:noProof/>
+                <w:webHidden/>
+              </w:rPr>
+              <w:fldChar w:fldCharType="separate"/>
+            </w:r>
+            <w:r>
+              <w:rPr>
+                <w:noProof/>
+                <w:webHidden/>
+              </w:rPr>
+              <w:t>6</w:t>
             </w:r>
             <w:r>
               <w:rPr>
@@ -1609,14 +1974,14 @@
               <w:tab w:val="right" w:leader="dot" w:pos="8494"/>
             </w:tabs>
             <w:rPr>
-              <w:rFonts w:eastAsiaTheme="minorEastAsia"/>
+              <w:rFonts w:asciiTheme="minorHAnsi" w:eastAsiaTheme="minorEastAsia" w:hAnsiTheme="minorHAnsi" w:cstheme="minorBidi"/>
               <w:noProof/>
               <w:kern w:val="2"/>
               <w:szCs w:val="24"/>
               <w:lang w:eastAsia="es-ES"/>
             </w:rPr>
           </w:pPr>
-          <w:hyperlink w:anchor="_Toc219050253" w:history="1">
+          <w:hyperlink w:anchor="_Toc229394569" w:history="1">
             <w:r>
               <w:rPr>
                 <w:rStyle w:val="Hipervnculo"/>
@@ -1626,7 +1991,7 @@
             </w:r>
             <w:r>
               <w:rPr>
-                <w:rFonts w:eastAsiaTheme="minorEastAsia"/>
+                <w:rFonts w:asciiTheme="minorHAnsi" w:eastAsiaTheme="minorEastAsia" w:hAnsiTheme="minorHAnsi" w:cstheme="minorBidi"/>
                 <w:noProof/>
                 <w:kern w:val="2"/>
                 <w:szCs w:val="24"/>
@@ -1660,7 +2025,7 @@
                 <w:noProof/>
                 <w:webHidden/>
               </w:rPr>
-              <w:instrText xml:space="preserve"> PAGEREF _Toc219050253 \h </w:instrText>
+              <w:instrText xml:space="preserve"> PAGEREF _Toc229394569 \h </w:instrText>
             </w:r>
             <w:r>
               <w:rPr>
@@ -1680,7 +2045,7 @@
                 <w:noProof/>
                 <w:webHidden/>
               </w:rPr>
-              <w:t>3</w:t>
+              <w:t>6</w:t>
             </w:r>
             <w:r>
               <w:rPr>
@@ -1699,14 +2064,14 @@
               <w:tab w:val="right" w:leader="dot" w:pos="8494"/>
             </w:tabs>
             <w:rPr>
-              <w:rFonts w:eastAsiaTheme="minorEastAsia"/>
+              <w:rFonts w:asciiTheme="minorHAnsi" w:eastAsiaTheme="minorEastAsia" w:hAnsiTheme="minorHAnsi" w:cstheme="minorBidi"/>
               <w:noProof/>
               <w:kern w:val="2"/>
               <w:szCs w:val="24"/>
               <w:lang w:eastAsia="es-ES"/>
             </w:rPr>
           </w:pPr>
-          <w:hyperlink w:anchor="_Toc219050254" w:history="1">
+          <w:hyperlink w:anchor="_Toc229394570" w:history="1">
             <w:r>
               <w:rPr>
                 <w:rStyle w:val="Hipervnculo"/>
@@ -1716,7 +2081,7 @@
             </w:r>
             <w:r>
               <w:rPr>
-                <w:rFonts w:eastAsiaTheme="minorEastAsia"/>
+                <w:rFonts w:asciiTheme="minorHAnsi" w:eastAsiaTheme="minorEastAsia" w:hAnsiTheme="minorHAnsi" w:cstheme="minorBidi"/>
                 <w:noProof/>
                 <w:kern w:val="2"/>
                 <w:szCs w:val="24"/>
@@ -1750,7 +2115,7 @@
                 <w:noProof/>
                 <w:webHidden/>
               </w:rPr>
-              <w:instrText xml:space="preserve"> PAGEREF _Toc219050254 \h </w:instrText>
+              <w:instrText xml:space="preserve"> PAGEREF _Toc229394570 \h </w:instrText>
             </w:r>
             <w:r>
               <w:rPr>
@@ -1770,7 +2135,7 @@
                 <w:noProof/>
                 <w:webHidden/>
               </w:rPr>
-              <w:t>3</w:t>
+              <w:t>6</w:t>
             </w:r>
             <w:r>
               <w:rPr>
@@ -1788,14 +2153,14 @@
               <w:tab w:val="right" w:leader="dot" w:pos="8494"/>
             </w:tabs>
             <w:rPr>
-              <w:rFonts w:eastAsiaTheme="minorEastAsia"/>
+              <w:rFonts w:asciiTheme="minorHAnsi" w:eastAsiaTheme="minorEastAsia" w:hAnsiTheme="minorHAnsi" w:cstheme="minorBidi"/>
               <w:noProof/>
               <w:kern w:val="2"/>
               <w:szCs w:val="24"/>
               <w:lang w:eastAsia="es-ES"/>
             </w:rPr>
           </w:pPr>
-          <w:hyperlink w:anchor="_Toc219050255" w:history="1">
+          <w:hyperlink w:anchor="_Toc229394571" w:history="1">
             <w:r>
               <w:rPr>
                 <w:rStyle w:val="Hipervnculo"/>
@@ -1822,7 +2187,7 @@
                 <w:noProof/>
                 <w:webHidden/>
               </w:rPr>
-              <w:instrText xml:space="preserve"> PAGEREF _Toc219050255 \h </w:instrText>
+              <w:instrText xml:space="preserve"> PAGEREF _Toc229394571 \h </w:instrText>
             </w:r>
             <w:r>
               <w:rPr>
@@ -1842,7 +2207,7 @@
                 <w:noProof/>
                 <w:webHidden/>
               </w:rPr>
-              <w:t>3</w:t>
+              <w:t>6</w:t>
             </w:r>
             <w:r>
               <w:rPr>
@@ -1860,14 +2225,14 @@
               <w:tab w:val="right" w:leader="dot" w:pos="8494"/>
             </w:tabs>
             <w:rPr>
-              <w:rFonts w:eastAsiaTheme="minorEastAsia"/>
+              <w:rFonts w:asciiTheme="minorHAnsi" w:eastAsiaTheme="minorEastAsia" w:hAnsiTheme="minorHAnsi" w:cstheme="minorBidi"/>
               <w:noProof/>
               <w:kern w:val="2"/>
               <w:szCs w:val="24"/>
               <w:lang w:eastAsia="es-ES"/>
             </w:rPr>
           </w:pPr>
-          <w:hyperlink w:anchor="_Toc219050256" w:history="1">
+          <w:hyperlink w:anchor="_Toc229394572" w:history="1">
             <w:r>
               <w:rPr>
                 <w:rStyle w:val="Hipervnculo"/>
@@ -1894,7 +2259,7 @@
                 <w:noProof/>
                 <w:webHidden/>
               </w:rPr>
-              <w:instrText xml:space="preserve"> PAGEREF _Toc219050256 \h </w:instrText>
+              <w:instrText xml:space="preserve"> PAGEREF _Toc229394572 \h </w:instrText>
             </w:r>
             <w:r>
               <w:rPr>
@@ -1914,7 +2279,7 @@
                 <w:noProof/>
                 <w:webHidden/>
               </w:rPr>
-              <w:t>3</w:t>
+              <w:t>6</w:t>
             </w:r>
             <w:r>
               <w:rPr>
@@ -1932,14 +2297,14 @@
               <w:tab w:val="right" w:leader="dot" w:pos="8494"/>
             </w:tabs>
             <w:rPr>
-              <w:rFonts w:eastAsiaTheme="minorEastAsia"/>
+              <w:rFonts w:asciiTheme="minorHAnsi" w:eastAsiaTheme="minorEastAsia" w:hAnsiTheme="minorHAnsi" w:cstheme="minorBidi"/>
               <w:noProof/>
               <w:kern w:val="2"/>
               <w:szCs w:val="24"/>
               <w:lang w:eastAsia="es-ES"/>
             </w:rPr>
           </w:pPr>
-          <w:hyperlink w:anchor="_Toc219050257" w:history="1">
+          <w:hyperlink w:anchor="_Toc229394573" w:history="1">
             <w:r>
               <w:rPr>
                 <w:rStyle w:val="Hipervnculo"/>
@@ -1966,7 +2331,7 @@
                 <w:noProof/>
                 <w:webHidden/>
               </w:rPr>
-              <w:instrText xml:space="preserve"> PAGEREF _Toc219050257 \h </w:instrText>
+              <w:instrText xml:space="preserve"> PAGEREF _Toc229394573 \h </w:instrText>
             </w:r>
             <w:r>
               <w:rPr>
@@ -1986,7 +2351,7 @@
                 <w:noProof/>
                 <w:webHidden/>
               </w:rPr>
-              <w:t>3</w:t>
+              <w:t>6</w:t>
             </w:r>
             <w:r>
               <w:rPr>
@@ -2004,14 +2369,14 @@
               <w:tab w:val="right" w:leader="dot" w:pos="8494"/>
             </w:tabs>
             <w:rPr>
-              <w:rFonts w:eastAsiaTheme="minorEastAsia"/>
+              <w:rFonts w:asciiTheme="minorHAnsi" w:eastAsiaTheme="minorEastAsia" w:hAnsiTheme="minorHAnsi" w:cstheme="minorBidi"/>
               <w:noProof/>
               <w:kern w:val="2"/>
               <w:szCs w:val="24"/>
               <w:lang w:eastAsia="es-ES"/>
             </w:rPr>
           </w:pPr>
-          <w:hyperlink w:anchor="_Toc219050258" w:history="1">
+          <w:hyperlink w:anchor="_Toc229394574" w:history="1">
             <w:r>
               <w:rPr>
                 <w:rStyle w:val="Hipervnculo"/>
@@ -2038,7 +2403,7 @@
                 <w:noProof/>
                 <w:webHidden/>
               </w:rPr>
-              <w:instrText xml:space="preserve"> PAGEREF _Toc219050258 \h </w:instrText>
+              <w:instrText xml:space="preserve"> PAGEREF _Toc229394574 \h </w:instrText>
             </w:r>
             <w:r>
               <w:rPr>
@@ -2058,7 +2423,7 @@
                 <w:noProof/>
                 <w:webHidden/>
               </w:rPr>
-              <w:t>3</w:t>
+              <w:t>6</w:t>
             </w:r>
             <w:r>
               <w:rPr>
@@ -2076,14 +2441,14 @@
               <w:tab w:val="right" w:leader="dot" w:pos="8494"/>
             </w:tabs>
             <w:rPr>
-              <w:rFonts w:eastAsiaTheme="minorEastAsia"/>
+              <w:rFonts w:asciiTheme="minorHAnsi" w:eastAsiaTheme="minorEastAsia" w:hAnsiTheme="minorHAnsi" w:cstheme="minorBidi"/>
               <w:noProof/>
               <w:kern w:val="2"/>
               <w:szCs w:val="24"/>
               <w:lang w:eastAsia="es-ES"/>
             </w:rPr>
           </w:pPr>
-          <w:hyperlink w:anchor="_Toc219050259" w:history="1">
+          <w:hyperlink w:anchor="_Toc229394575" w:history="1">
             <w:r>
               <w:rPr>
                 <w:rStyle w:val="Hipervnculo"/>
@@ -2110,7 +2475,7 @@
                 <w:noProof/>
                 <w:webHidden/>
               </w:rPr>
-              <w:instrText xml:space="preserve"> PAGEREF _Toc219050259 \h </w:instrText>
+              <w:instrText xml:space="preserve"> PAGEREF _Toc229394575 \h </w:instrText>
             </w:r>
             <w:r>
               <w:rPr>
@@ -2130,805 +2495,7 @@
                 <w:noProof/>
                 <w:webHidden/>
               </w:rPr>
-              <w:t>4</w:t>
-            </w:r>
-            <w:r>
-              <w:rPr>
-                <w:noProof/>
-                <w:webHidden/>
-              </w:rPr>
-              <w:fldChar w:fldCharType="end"/>
-            </w:r>
-          </w:hyperlink>
-        </w:p>
-        <w:p>
-          <w:pPr>
-            <w:pStyle w:val="TDC1"/>
-            <w:tabs>
-              <w:tab w:val="right" w:leader="dot" w:pos="8494"/>
-            </w:tabs>
-            <w:rPr>
-              <w:rFonts w:eastAsiaTheme="minorEastAsia"/>
-              <w:noProof/>
-              <w:kern w:val="2"/>
-              <w:szCs w:val="24"/>
-              <w:lang w:eastAsia="es-ES"/>
-            </w:rPr>
-          </w:pPr>
-          <w:hyperlink w:anchor="_Toc219050260" w:history="1">
-            <w:r>
-              <w:rPr>
-                <w:rStyle w:val="Hipervnculo"/>
-                <w:noProof/>
-              </w:rPr>
-              <w:t>12. Recomendaciones y Formato del documento</w:t>
-            </w:r>
-            <w:r>
-              <w:rPr>
-                <w:noProof/>
-                <w:webHidden/>
-              </w:rPr>
-              <w:tab/>
-            </w:r>
-            <w:r>
-              <w:rPr>
-                <w:noProof/>
-                <w:webHidden/>
-              </w:rPr>
-              <w:fldChar w:fldCharType="begin"/>
-            </w:r>
-            <w:r>
-              <w:rPr>
-                <w:noProof/>
-                <w:webHidden/>
-              </w:rPr>
-              <w:instrText xml:space="preserve"> PAGEREF _Toc219050260 \h </w:instrText>
-            </w:r>
-            <w:r>
-              <w:rPr>
-                <w:noProof/>
-                <w:webHidden/>
-              </w:rPr>
-            </w:r>
-            <w:r>
-              <w:rPr>
-                <w:noProof/>
-                <w:webHidden/>
-              </w:rPr>
-              <w:fldChar w:fldCharType="separate"/>
-            </w:r>
-            <w:r>
-              <w:rPr>
-                <w:noProof/>
-                <w:webHidden/>
-              </w:rPr>
-              <w:t>4</w:t>
-            </w:r>
-            <w:r>
-              <w:rPr>
-                <w:noProof/>
-                <w:webHidden/>
-              </w:rPr>
-              <w:fldChar w:fldCharType="end"/>
-            </w:r>
-          </w:hyperlink>
-        </w:p>
-        <w:p>
-          <w:pPr>
-            <w:pStyle w:val="TDC2"/>
-            <w:tabs>
-              <w:tab w:val="left" w:pos="1200"/>
-              <w:tab w:val="right" w:leader="dot" w:pos="8494"/>
-            </w:tabs>
-            <w:rPr>
-              <w:rFonts w:eastAsiaTheme="minorEastAsia"/>
-              <w:noProof/>
-              <w:kern w:val="2"/>
-              <w:szCs w:val="24"/>
-              <w:lang w:eastAsia="es-ES"/>
-            </w:rPr>
-          </w:pPr>
-          <w:hyperlink w:anchor="_Toc219050261" w:history="1">
-            <w:r>
-              <w:rPr>
-                <w:rStyle w:val="Hipervnculo"/>
-                <w:noProof/>
-              </w:rPr>
-              <w:t xml:space="preserve">12.1. </w:t>
-            </w:r>
-            <w:r>
-              <w:rPr>
-                <w:rFonts w:eastAsiaTheme="minorEastAsia"/>
-                <w:noProof/>
-                <w:kern w:val="2"/>
-                <w:szCs w:val="24"/>
-                <w:lang w:eastAsia="es-ES"/>
-              </w:rPr>
-              <w:tab/>
-            </w:r>
-            <w:r>
-              <w:rPr>
-                <w:rStyle w:val="Hipervnculo"/>
-                <w:noProof/>
-              </w:rPr>
-              <w:t>Formato del documento</w:t>
-            </w:r>
-            <w:r>
-              <w:rPr>
-                <w:noProof/>
-                <w:webHidden/>
-              </w:rPr>
-              <w:tab/>
-            </w:r>
-            <w:r>
-              <w:rPr>
-                <w:noProof/>
-                <w:webHidden/>
-              </w:rPr>
-              <w:fldChar w:fldCharType="begin"/>
-            </w:r>
-            <w:r>
-              <w:rPr>
-                <w:noProof/>
-                <w:webHidden/>
-              </w:rPr>
-              <w:instrText xml:space="preserve"> PAGEREF _Toc219050261 \h </w:instrText>
-            </w:r>
-            <w:r>
-              <w:rPr>
-                <w:noProof/>
-                <w:webHidden/>
-              </w:rPr>
-            </w:r>
-            <w:r>
-              <w:rPr>
-                <w:noProof/>
-                <w:webHidden/>
-              </w:rPr>
-              <w:fldChar w:fldCharType="separate"/>
-            </w:r>
-            <w:r>
-              <w:rPr>
-                <w:noProof/>
-                <w:webHidden/>
-              </w:rPr>
-              <w:t>4</w:t>
-            </w:r>
-            <w:r>
-              <w:rPr>
-                <w:noProof/>
-                <w:webHidden/>
-              </w:rPr>
-              <w:fldChar w:fldCharType="end"/>
-            </w:r>
-          </w:hyperlink>
-        </w:p>
-        <w:p>
-          <w:pPr>
-            <w:pStyle w:val="TDC1"/>
-            <w:tabs>
-              <w:tab w:val="right" w:leader="dot" w:pos="8494"/>
-            </w:tabs>
-            <w:rPr>
-              <w:rFonts w:eastAsiaTheme="minorEastAsia"/>
-              <w:noProof/>
-              <w:kern w:val="2"/>
-              <w:szCs w:val="24"/>
-              <w:lang w:eastAsia="es-ES"/>
-            </w:rPr>
-          </w:pPr>
-          <w:hyperlink w:anchor="_Toc219050262" w:history="1">
-            <w:r>
-              <w:rPr>
-                <w:rStyle w:val="Hipervnculo"/>
-                <w:noProof/>
-              </w:rPr>
-              <w:t>13. FECHAS PROPUESTAS</w:t>
-            </w:r>
-            <w:r>
-              <w:rPr>
-                <w:noProof/>
-                <w:webHidden/>
-              </w:rPr>
-              <w:tab/>
-            </w:r>
-            <w:r>
-              <w:rPr>
-                <w:noProof/>
-                <w:webHidden/>
-              </w:rPr>
-              <w:fldChar w:fldCharType="begin"/>
-            </w:r>
-            <w:r>
-              <w:rPr>
-                <w:noProof/>
-                <w:webHidden/>
-              </w:rPr>
-              <w:instrText xml:space="preserve"> PAGEREF _Toc219050262 \h </w:instrText>
-            </w:r>
-            <w:r>
-              <w:rPr>
-                <w:noProof/>
-                <w:webHidden/>
-              </w:rPr>
-            </w:r>
-            <w:r>
-              <w:rPr>
-                <w:noProof/>
-                <w:webHidden/>
-              </w:rPr>
-              <w:fldChar w:fldCharType="separate"/>
-            </w:r>
-            <w:r>
-              <w:rPr>
-                <w:noProof/>
-                <w:webHidden/>
-              </w:rPr>
-              <w:t>4</w:t>
-            </w:r>
-            <w:r>
-              <w:rPr>
-                <w:noProof/>
-                <w:webHidden/>
-              </w:rPr>
-              <w:fldChar w:fldCharType="end"/>
-            </w:r>
-          </w:hyperlink>
-        </w:p>
-        <w:p>
-          <w:pPr>
-            <w:pStyle w:val="TDC2"/>
-            <w:tabs>
-              <w:tab w:val="right" w:leader="dot" w:pos="8494"/>
-            </w:tabs>
-            <w:rPr>
-              <w:rFonts w:eastAsiaTheme="minorEastAsia"/>
-              <w:noProof/>
-              <w:kern w:val="2"/>
-              <w:szCs w:val="24"/>
-              <w:lang w:eastAsia="es-ES"/>
-            </w:rPr>
-          </w:pPr>
-          <w:hyperlink w:anchor="_Toc219050263" w:history="1">
-            <w:r>
-              <w:rPr>
-                <w:rStyle w:val="Hipervnculo"/>
-                <w:noProof/>
-              </w:rPr>
-              <w:t>13.1. REVISIÓN DEL PROYECTO</w:t>
-            </w:r>
-            <w:r>
-              <w:rPr>
-                <w:noProof/>
-                <w:webHidden/>
-              </w:rPr>
-              <w:tab/>
-            </w:r>
-            <w:r>
-              <w:rPr>
-                <w:noProof/>
-                <w:webHidden/>
-              </w:rPr>
-              <w:fldChar w:fldCharType="begin"/>
-            </w:r>
-            <w:r>
-              <w:rPr>
-                <w:noProof/>
-                <w:webHidden/>
-              </w:rPr>
-              <w:instrText xml:space="preserve"> PAGEREF _Toc219050263 \h </w:instrText>
-            </w:r>
-            <w:r>
-              <w:rPr>
-                <w:noProof/>
-                <w:webHidden/>
-              </w:rPr>
-            </w:r>
-            <w:r>
-              <w:rPr>
-                <w:noProof/>
-                <w:webHidden/>
-              </w:rPr>
-              <w:fldChar w:fldCharType="separate"/>
-            </w:r>
-            <w:r>
-              <w:rPr>
-                <w:noProof/>
-                <w:webHidden/>
-              </w:rPr>
-              <w:t>4</w:t>
-            </w:r>
-            <w:r>
-              <w:rPr>
-                <w:noProof/>
-                <w:webHidden/>
-              </w:rPr>
-              <w:fldChar w:fldCharType="end"/>
-            </w:r>
-          </w:hyperlink>
-        </w:p>
-        <w:p>
-          <w:pPr>
-            <w:pStyle w:val="TDC3"/>
-            <w:tabs>
-              <w:tab w:val="left" w:pos="960"/>
-              <w:tab w:val="right" w:leader="dot" w:pos="8494"/>
-            </w:tabs>
-            <w:rPr>
-              <w:noProof/>
-            </w:rPr>
-          </w:pPr>
-          <w:hyperlink w:anchor="_Toc219050264" w:history="1">
-            <w:r>
-              <w:rPr>
-                <w:rStyle w:val="Hipervnculo"/>
-                <w:noProof/>
-              </w:rPr>
-              <w:t>●</w:t>
-            </w:r>
-            <w:r>
-              <w:rPr>
-                <w:noProof/>
-              </w:rPr>
-              <w:tab/>
-            </w:r>
-            <w:r>
-              <w:rPr>
-                <w:rStyle w:val="Hipervnculo"/>
-                <w:noProof/>
-              </w:rPr>
-              <w:t>Semana de 24 de diciembre</w:t>
-            </w:r>
-            <w:r>
-              <w:rPr>
-                <w:noProof/>
-                <w:webHidden/>
-              </w:rPr>
-              <w:tab/>
-            </w:r>
-            <w:r>
-              <w:rPr>
-                <w:noProof/>
-                <w:webHidden/>
-              </w:rPr>
-              <w:fldChar w:fldCharType="begin"/>
-            </w:r>
-            <w:r>
-              <w:rPr>
-                <w:noProof/>
-                <w:webHidden/>
-              </w:rPr>
-              <w:instrText xml:space="preserve"> PAGEREF _Toc219050264 \h </w:instrText>
-            </w:r>
-            <w:r>
-              <w:rPr>
-                <w:noProof/>
-                <w:webHidden/>
-              </w:rPr>
-            </w:r>
-            <w:r>
-              <w:rPr>
-                <w:noProof/>
-                <w:webHidden/>
-              </w:rPr>
-              <w:fldChar w:fldCharType="separate"/>
-            </w:r>
-            <w:r>
-              <w:rPr>
-                <w:noProof/>
-                <w:webHidden/>
-              </w:rPr>
-              <w:t>4</w:t>
-            </w:r>
-            <w:r>
-              <w:rPr>
-                <w:noProof/>
-                <w:webHidden/>
-              </w:rPr>
-              <w:fldChar w:fldCharType="end"/>
-            </w:r>
-          </w:hyperlink>
-        </w:p>
-        <w:p>
-          <w:pPr>
-            <w:pStyle w:val="TDC3"/>
-            <w:tabs>
-              <w:tab w:val="left" w:pos="960"/>
-              <w:tab w:val="right" w:leader="dot" w:pos="8494"/>
-            </w:tabs>
-            <w:rPr>
-              <w:noProof/>
-            </w:rPr>
-          </w:pPr>
-          <w:hyperlink w:anchor="_Toc219050265" w:history="1">
-            <w:r>
-              <w:rPr>
-                <w:rStyle w:val="Hipervnculo"/>
-                <w:noProof/>
-              </w:rPr>
-              <w:t>●</w:t>
-            </w:r>
-            <w:r>
-              <w:rPr>
-                <w:noProof/>
-              </w:rPr>
-              <w:tab/>
-            </w:r>
-            <w:r>
-              <w:rPr>
-                <w:rStyle w:val="Hipervnculo"/>
-                <w:noProof/>
-              </w:rPr>
-              <w:t>Semana del 28 de enero</w:t>
-            </w:r>
-            <w:r>
-              <w:rPr>
-                <w:noProof/>
-                <w:webHidden/>
-              </w:rPr>
-              <w:tab/>
-            </w:r>
-            <w:r>
-              <w:rPr>
-                <w:noProof/>
-                <w:webHidden/>
-              </w:rPr>
-              <w:fldChar w:fldCharType="begin"/>
-            </w:r>
-            <w:r>
-              <w:rPr>
-                <w:noProof/>
-                <w:webHidden/>
-              </w:rPr>
-              <w:instrText xml:space="preserve"> PAGEREF _Toc219050265 \h </w:instrText>
-            </w:r>
-            <w:r>
-              <w:rPr>
-                <w:noProof/>
-                <w:webHidden/>
-              </w:rPr>
-            </w:r>
-            <w:r>
-              <w:rPr>
-                <w:noProof/>
-                <w:webHidden/>
-              </w:rPr>
-              <w:fldChar w:fldCharType="separate"/>
-            </w:r>
-            <w:r>
-              <w:rPr>
-                <w:noProof/>
-                <w:webHidden/>
-              </w:rPr>
-              <w:t>4</w:t>
-            </w:r>
-            <w:r>
-              <w:rPr>
-                <w:noProof/>
-                <w:webHidden/>
-              </w:rPr>
-              <w:fldChar w:fldCharType="end"/>
-            </w:r>
-          </w:hyperlink>
-        </w:p>
-        <w:p>
-          <w:pPr>
-            <w:pStyle w:val="TDC3"/>
-            <w:tabs>
-              <w:tab w:val="left" w:pos="960"/>
-              <w:tab w:val="right" w:leader="dot" w:pos="8494"/>
-            </w:tabs>
-            <w:rPr>
-              <w:noProof/>
-            </w:rPr>
-          </w:pPr>
-          <w:hyperlink w:anchor="_Toc219050266" w:history="1">
-            <w:r>
-              <w:rPr>
-                <w:rStyle w:val="Hipervnculo"/>
-                <w:noProof/>
-              </w:rPr>
-              <w:t>●</w:t>
-            </w:r>
-            <w:r>
-              <w:rPr>
-                <w:noProof/>
-              </w:rPr>
-              <w:tab/>
-            </w:r>
-            <w:r>
-              <w:rPr>
-                <w:rStyle w:val="Hipervnculo"/>
-                <w:noProof/>
-              </w:rPr>
-              <w:t>Semana del 25 de febrero</w:t>
-            </w:r>
-            <w:r>
-              <w:rPr>
-                <w:noProof/>
-                <w:webHidden/>
-              </w:rPr>
-              <w:tab/>
-            </w:r>
-            <w:r>
-              <w:rPr>
-                <w:noProof/>
-                <w:webHidden/>
-              </w:rPr>
-              <w:fldChar w:fldCharType="begin"/>
-            </w:r>
-            <w:r>
-              <w:rPr>
-                <w:noProof/>
-                <w:webHidden/>
-              </w:rPr>
-              <w:instrText xml:space="preserve"> PAGEREF _Toc219050266 \h </w:instrText>
-            </w:r>
-            <w:r>
-              <w:rPr>
-                <w:noProof/>
-                <w:webHidden/>
-              </w:rPr>
-            </w:r>
-            <w:r>
-              <w:rPr>
-                <w:noProof/>
-                <w:webHidden/>
-              </w:rPr>
-              <w:fldChar w:fldCharType="separate"/>
-            </w:r>
-            <w:r>
-              <w:rPr>
-                <w:noProof/>
-                <w:webHidden/>
-              </w:rPr>
-              <w:t>4</w:t>
-            </w:r>
-            <w:r>
-              <w:rPr>
-                <w:noProof/>
-                <w:webHidden/>
-              </w:rPr>
-              <w:fldChar w:fldCharType="end"/>
-            </w:r>
-          </w:hyperlink>
-        </w:p>
-        <w:p>
-          <w:pPr>
-            <w:pStyle w:val="TDC3"/>
-            <w:tabs>
-              <w:tab w:val="left" w:pos="960"/>
-              <w:tab w:val="right" w:leader="dot" w:pos="8494"/>
-            </w:tabs>
-            <w:rPr>
-              <w:noProof/>
-            </w:rPr>
-          </w:pPr>
-          <w:hyperlink w:anchor="_Toc219050267" w:history="1">
-            <w:r>
-              <w:rPr>
-                <w:rStyle w:val="Hipervnculo"/>
-                <w:noProof/>
-              </w:rPr>
-              <w:t>●</w:t>
-            </w:r>
-            <w:r>
-              <w:rPr>
-                <w:noProof/>
-              </w:rPr>
-              <w:tab/>
-            </w:r>
-            <w:r>
-              <w:rPr>
-                <w:rStyle w:val="Hipervnculo"/>
-                <w:noProof/>
-              </w:rPr>
-              <w:t>Semana del 25 de marzo</w:t>
-            </w:r>
-            <w:r>
-              <w:rPr>
-                <w:noProof/>
-                <w:webHidden/>
-              </w:rPr>
-              <w:tab/>
-            </w:r>
-            <w:r>
-              <w:rPr>
-                <w:noProof/>
-                <w:webHidden/>
-              </w:rPr>
-              <w:fldChar w:fldCharType="begin"/>
-            </w:r>
-            <w:r>
-              <w:rPr>
-                <w:noProof/>
-                <w:webHidden/>
-              </w:rPr>
-              <w:instrText xml:space="preserve"> PAGEREF _Toc219050267 \h </w:instrText>
-            </w:r>
-            <w:r>
-              <w:rPr>
-                <w:noProof/>
-                <w:webHidden/>
-              </w:rPr>
-            </w:r>
-            <w:r>
-              <w:rPr>
-                <w:noProof/>
-                <w:webHidden/>
-              </w:rPr>
-              <w:fldChar w:fldCharType="separate"/>
-            </w:r>
-            <w:r>
-              <w:rPr>
-                <w:noProof/>
-                <w:webHidden/>
-              </w:rPr>
-              <w:t>4</w:t>
-            </w:r>
-            <w:r>
-              <w:rPr>
-                <w:noProof/>
-                <w:webHidden/>
-              </w:rPr>
-              <w:fldChar w:fldCharType="end"/>
-            </w:r>
-          </w:hyperlink>
-        </w:p>
-        <w:p>
-          <w:pPr>
-            <w:pStyle w:val="TDC3"/>
-            <w:tabs>
-              <w:tab w:val="left" w:pos="960"/>
-              <w:tab w:val="right" w:leader="dot" w:pos="8494"/>
-            </w:tabs>
-            <w:rPr>
-              <w:noProof/>
-            </w:rPr>
-          </w:pPr>
-          <w:hyperlink w:anchor="_Toc219050268" w:history="1">
-            <w:r>
-              <w:rPr>
-                <w:rStyle w:val="Hipervnculo"/>
-                <w:noProof/>
-              </w:rPr>
-              <w:t>●</w:t>
-            </w:r>
-            <w:r>
-              <w:rPr>
-                <w:noProof/>
-              </w:rPr>
-              <w:tab/>
-            </w:r>
-            <w:r>
-              <w:rPr>
-                <w:rStyle w:val="Hipervnculo"/>
-                <w:noProof/>
-              </w:rPr>
-              <w:t>Semana del 15 de abril</w:t>
-            </w:r>
-            <w:r>
-              <w:rPr>
-                <w:noProof/>
-                <w:webHidden/>
-              </w:rPr>
-              <w:tab/>
-            </w:r>
-            <w:r>
-              <w:rPr>
-                <w:noProof/>
-                <w:webHidden/>
-              </w:rPr>
-              <w:fldChar w:fldCharType="begin"/>
-            </w:r>
-            <w:r>
-              <w:rPr>
-                <w:noProof/>
-                <w:webHidden/>
-              </w:rPr>
-              <w:instrText xml:space="preserve"> PAGEREF _Toc219050268 \h </w:instrText>
-            </w:r>
-            <w:r>
-              <w:rPr>
-                <w:noProof/>
-                <w:webHidden/>
-              </w:rPr>
-            </w:r>
-            <w:r>
-              <w:rPr>
-                <w:noProof/>
-                <w:webHidden/>
-              </w:rPr>
-              <w:fldChar w:fldCharType="separate"/>
-            </w:r>
-            <w:r>
-              <w:rPr>
-                <w:noProof/>
-                <w:webHidden/>
-              </w:rPr>
-              <w:t>4</w:t>
-            </w:r>
-            <w:r>
-              <w:rPr>
-                <w:noProof/>
-                <w:webHidden/>
-              </w:rPr>
-              <w:fldChar w:fldCharType="end"/>
-            </w:r>
-          </w:hyperlink>
-        </w:p>
-        <w:p>
-          <w:pPr>
-            <w:pStyle w:val="TDC3"/>
-            <w:tabs>
-              <w:tab w:val="left" w:pos="960"/>
-              <w:tab w:val="right" w:leader="dot" w:pos="8494"/>
-            </w:tabs>
-            <w:rPr>
-              <w:noProof/>
-            </w:rPr>
-          </w:pPr>
-          <w:hyperlink w:anchor="_Toc219050269" w:history="1">
-            <w:r>
-              <w:rPr>
-                <w:rStyle w:val="Hipervnculo"/>
-                <w:noProof/>
-              </w:rPr>
-              <w:t>●</w:t>
-            </w:r>
-            <w:r>
-              <w:rPr>
-                <w:noProof/>
-              </w:rPr>
-              <w:tab/>
-            </w:r>
-            <w:r>
-              <w:rPr>
-                <w:rStyle w:val="Hipervnculo"/>
-                <w:noProof/>
-              </w:rPr>
-              <w:t>Semana del 13 de mayo</w:t>
-            </w:r>
-            <w:r>
-              <w:rPr>
-                <w:noProof/>
-                <w:webHidden/>
-              </w:rPr>
-              <w:tab/>
-            </w:r>
-            <w:r>
-              <w:rPr>
-                <w:noProof/>
-                <w:webHidden/>
-              </w:rPr>
-              <w:fldChar w:fldCharType="begin"/>
-            </w:r>
-            <w:r>
-              <w:rPr>
-                <w:noProof/>
-                <w:webHidden/>
-              </w:rPr>
-              <w:instrText xml:space="preserve"> PAGEREF _Toc219050269 \h </w:instrText>
-            </w:r>
-            <w:r>
-              <w:rPr>
-                <w:noProof/>
-                <w:webHidden/>
-              </w:rPr>
-            </w:r>
-            <w:r>
-              <w:rPr>
-                <w:noProof/>
-                <w:webHidden/>
-              </w:rPr>
-              <w:fldChar w:fldCharType="separate"/>
-            </w:r>
-            <w:r>
-              <w:rPr>
-                <w:noProof/>
-                <w:webHidden/>
-              </w:rPr>
-              <w:t>4</w:t>
+              <w:t>6</w:t>
             </w:r>
             <w:r>
               <w:rPr>
@@ -2941,19 +2508,12 @@
         </w:p>
         <w:p>
           <w:r>
-            <w:rPr>
-              <w:b/>
-              <w:bCs/>
-            </w:rPr>
             <w:fldChar w:fldCharType="end"/>
           </w:r>
         </w:p>
       </w:sdtContent>
     </w:sdt>
     <w:p>
-      <w:pPr>
-        <w:jc w:val="left"/>
-      </w:pPr>
       <w:r>
         <w:br w:type="page"/>
       </w:r>
@@ -2961,11 +2521,15 @@
     <w:p>
       <w:pPr>
         <w:pStyle w:val="Ttulo1"/>
-      </w:pPr>
-      <w:bookmarkStart w:id="0" w:name="_Toc219050242"/>
+        <w:numPr>
+          <w:ilvl w:val="0"/>
+          <w:numId w:val="1"/>
+        </w:numPr>
+      </w:pPr>
+      <w:bookmarkStart w:id="0" w:name="_Toc229394552"/>
       <w:r>
         <w:lastRenderedPageBreak/>
-        <w:t xml:space="preserve">1. Resumen / </w:t>
+        <w:t xml:space="preserve">Resumen / </w:t>
       </w:r>
       <w:proofErr w:type="spellStart"/>
       <w:r>
@@ -2975,10 +2539,106 @@
       <w:proofErr w:type="spellEnd"/>
     </w:p>
     <w:p>
+      <w:proofErr w:type="spellStart"/>
+      <w:r>
+        <w:t>S</w:t>
+      </w:r>
+      <w:r>
+        <w:t>neakerHub</w:t>
+      </w:r>
+      <w:proofErr w:type="spellEnd"/>
+      <w:r>
+        <w:t xml:space="preserve"> es una plataforma integral de comercio electrónico multiplataforma especializada en la gestión y venta de calzado premium. El proyecto consta de una aplicación móvil nativa desarrollada en Java para Android, enfocada a la experiencia de compra del cliente, y una aplicación web desarrollada en Angular que funciona tanto como tienda online como panel de administración centralizado.</w:t>
+      </w:r>
+    </w:p>
+    <w:p>
+      <w:r>
+        <w:t xml:space="preserve">La arquitectura técnica se apoya en los servicios de Google </w:t>
+      </w:r>
+      <w:proofErr w:type="spellStart"/>
+      <w:r>
+        <w:t>Firebase</w:t>
+      </w:r>
+      <w:proofErr w:type="spellEnd"/>
+      <w:r>
+        <w:t xml:space="preserve">, utilizando </w:t>
+      </w:r>
+      <w:proofErr w:type="spellStart"/>
+      <w:r>
+        <w:t>Realtime</w:t>
+      </w:r>
+      <w:proofErr w:type="spellEnd"/>
+      <w:r>
+        <w:t xml:space="preserve"> </w:t>
+      </w:r>
+      <w:proofErr w:type="spellStart"/>
+      <w:r>
+        <w:t>Database</w:t>
+      </w:r>
+      <w:proofErr w:type="spellEnd"/>
+      <w:r>
+        <w:t xml:space="preserve"> para la sincronización de stock en tiempo real entre ambas plataformas, </w:t>
+      </w:r>
+      <w:proofErr w:type="spellStart"/>
+      <w:r>
+        <w:t>Authentication</w:t>
+      </w:r>
+      <w:proofErr w:type="spellEnd"/>
+      <w:r>
+        <w:t xml:space="preserve"> para la gestión de usuarios, y Storage para el almacenamiento de imágenes de producto y vistas en 360 grados. Además, se ha integrado una pasarela de pago segura con la API de Stripe y un sistema de notificaciones automáticas mediante Cloud </w:t>
+      </w:r>
+      <w:proofErr w:type="spellStart"/>
+      <w:r>
+        <w:t>Functions</w:t>
+      </w:r>
+      <w:proofErr w:type="spellEnd"/>
+      <w:r>
+        <w:t xml:space="preserve"> y extensiones de </w:t>
+      </w:r>
+      <w:proofErr w:type="spellStart"/>
+      <w:r>
+        <w:t>Firestore</w:t>
+      </w:r>
+      <w:proofErr w:type="spellEnd"/>
+      <w:r>
+        <w:t xml:space="preserve"> para el envío de recibos de compra por correo electrónico. El ecosistema web se encuentra desplegado en la plataforma Render bajo el dominio personalizado </w:t>
+      </w:r>
+      <w:r>
+        <w:fldChar w:fldCharType="begin"/>
+      </w:r>
+      <w:r>
+        <w:instrText>HYPERLINK "https://sneakerhub.es/"</w:instrText>
+      </w:r>
+      <w:r>
+        <w:fldChar w:fldCharType="separate"/>
+      </w:r>
+      <w:r>
+        <w:rPr>
+          <w:rStyle w:val="Hipervnculo"/>
+        </w:rPr>
+        <w:t>https://sn</w:t>
+      </w:r>
+      <w:r>
+        <w:rPr>
+          <w:rStyle w:val="Hipervnculo"/>
+        </w:rPr>
+        <w:t>e</w:t>
+      </w:r>
+      <w:r>
+        <w:rPr>
+          <w:rStyle w:val="Hipervnculo"/>
+        </w:rPr>
+        <w:t>akerhub.es/</w:t>
+      </w:r>
+      <w:r>
+        <w:fldChar w:fldCharType="end"/>
+      </w:r>
+    </w:p>
+    <w:p>
       <w:pPr>
         <w:pStyle w:val="Ttulo1"/>
       </w:pPr>
-      <w:bookmarkStart w:id="1" w:name="_Toc219050243"/>
+      <w:bookmarkStart w:id="1" w:name="_Toc229394553"/>
       <w:r>
         <w:t>2. Introducción/Justificación del proyecto</w:t>
       </w:r>
@@ -2989,49 +2649,1504 @@
     </w:p>
     <w:p>
       <w:pPr>
+        <w:pStyle w:val="Ttulo2"/>
+      </w:pPr>
+      <w:bookmarkStart w:id="2" w:name="_Toc229394554"/>
+      <w:r>
+        <w:t>Introducción</w:t>
+      </w:r>
+      <w:bookmarkEnd w:id="2"/>
+    </w:p>
+    <w:p>
+      <w:r>
+        <w:t xml:space="preserve">El proyecto </w:t>
+      </w:r>
+      <w:proofErr w:type="spellStart"/>
+      <w:r>
+        <w:t>SneakerHub</w:t>
+      </w:r>
+      <w:proofErr w:type="spellEnd"/>
+      <w:r>
+        <w:t xml:space="preserve"> surge como una respuesta tecnológica a la creciente demanda dentro del mercado de calzado exclusivo y de colección, un sector que ha evolucionado de ser un nicho de entusiastas a una industria global de alto impacto económico. La plataforma se define como un ecosistema digital multiplataforma que conecta a los comercios con los clientes finales a través de una experiencia de usuario fluida y profesional. El sistema no solo facilita la </w:t>
+      </w:r>
+      <w:proofErr w:type="gramStart"/>
+      <w:r>
+        <w:t>compra-venta</w:t>
+      </w:r>
+      <w:proofErr w:type="gramEnd"/>
+      <w:r>
+        <w:t xml:space="preserve"> de productos, sino que proporciona al administrador herramientas avanzadas para el control total de su inventario, la gestión multimedia de sus activos y la automatización de procesos financieros y de comunicación.</w:t>
+      </w:r>
+    </w:p>
+    <w:p/>
+    <w:p>
+      <w:bookmarkStart w:id="3" w:name="_Toc229394555"/>
+      <w:r>
+        <w:rPr>
+          <w:rStyle w:val="Ttulo2Car"/>
+        </w:rPr>
+        <w:t>Justificación</w:t>
+      </w:r>
+      <w:bookmarkEnd w:id="3"/>
+    </w:p>
+    <w:p>
+      <w:r>
+        <w:t>La creación de este proyecto encuentra su justificación en tres pilares fundamentales:</w:t>
+      </w:r>
+    </w:p>
+    <w:p/>
+    <w:p>
+      <w:r>
+        <w:t xml:space="preserve">1. </w:t>
+      </w:r>
+      <w:r>
+        <w:rPr>
+          <w:b/>
+          <w:bCs/>
+        </w:rPr>
+        <w:t>Necesidad de Mercado:</w:t>
+      </w:r>
+      <w:r>
+        <w:t xml:space="preserve"> A pesar de la existencia de grandes plataformas internacionales, el pequeño y mediano comercio requiere soluciones personalizadas que ofrezcan una experiencia móvil nativa y una gestión ágil del inventario sin las elevadas comisiones de los grandes *</w:t>
+      </w:r>
+      <w:proofErr w:type="spellStart"/>
+      <w:r>
+        <w:t>marketplaces</w:t>
+      </w:r>
+      <w:proofErr w:type="spellEnd"/>
+      <w:r>
+        <w:t xml:space="preserve">*. </w:t>
+      </w:r>
+      <w:proofErr w:type="spellStart"/>
+      <w:r>
+        <w:t>SneakerHub</w:t>
+      </w:r>
+      <w:proofErr w:type="spellEnd"/>
+      <w:r>
+        <w:t xml:space="preserve"> democratiza el acceso a tecnologías de vanguardia como los visores de producto 360º y pagos seguros integrados.</w:t>
+      </w:r>
+    </w:p>
+    <w:p>
+      <w:r>
+        <w:t xml:space="preserve">2. </w:t>
+      </w:r>
+      <w:r>
+        <w:rPr>
+          <w:b/>
+          <w:bCs/>
+        </w:rPr>
+        <w:t>Solidez Técnica y Escalabilidad:</w:t>
+      </w:r>
+      <w:r>
+        <w:t xml:space="preserve"> Se ha justificado el uso de una arquitectura </w:t>
+      </w:r>
+      <w:proofErr w:type="spellStart"/>
+      <w:r>
+        <w:rPr>
+          <w:b/>
+          <w:bCs/>
+        </w:rPr>
+        <w:t>Serverless</w:t>
+      </w:r>
+      <w:proofErr w:type="spellEnd"/>
+      <w:r>
+        <w:t xml:space="preserve"> basada en </w:t>
+      </w:r>
+      <w:proofErr w:type="spellStart"/>
+      <w:r>
+        <w:t>Firebase</w:t>
+      </w:r>
+      <w:proofErr w:type="spellEnd"/>
+      <w:r>
+        <w:t xml:space="preserve"> para eliminar la dependencia de servidores físicos y garantizar que la plataforma pueda escalar según el volumen de usuarios. La integración </w:t>
+      </w:r>
+      <w:r>
+        <w:lastRenderedPageBreak/>
+        <w:t>de la API de Stripe asegura que las transacciones cumplan con los estándares de seguridad más exigentes.</w:t>
+      </w:r>
+    </w:p>
+    <w:p>
+      <w:r>
+        <w:t xml:space="preserve">3. </w:t>
+      </w:r>
+      <w:r>
+        <w:rPr>
+          <w:b/>
+          <w:bCs/>
+        </w:rPr>
+        <w:t>Hito Académico:</w:t>
+      </w:r>
+      <w:r>
+        <w:t xml:space="preserve"> Desde el punto de vista formativo, este proyecto representa la culminación del Ciclo Formativo de Grado Superior en Desarrollo de Aplicaciones Multiplataforma (DAM). Permite unificar y aplicar de forma práctica competencias clave como el desarrollo nativo en Java para Android, el uso de </w:t>
+      </w:r>
+      <w:proofErr w:type="spellStart"/>
+      <w:r>
+        <w:t>frameworks</w:t>
+      </w:r>
+      <w:proofErr w:type="spellEnd"/>
+      <w:r>
+        <w:t xml:space="preserve"> modernos como Angular en el entorno web, y la integración de servicios en la nube y microservicios.</w:t>
+      </w:r>
+    </w:p>
+    <w:p>
+      <w:r>
+        <w:br w:type="page"/>
+      </w:r>
+    </w:p>
+    <w:p>
+      <w:pPr>
         <w:pStyle w:val="Ttulo1"/>
       </w:pPr>
-      <w:bookmarkStart w:id="2" w:name="_Toc219050244"/>
-      <w:r>
+      <w:bookmarkStart w:id="4" w:name="_Toc229394556"/>
+      <w:r>
+        <w:lastRenderedPageBreak/>
         <w:t>3. Estado del Arte</w:t>
       </w:r>
-      <w:bookmarkEnd w:id="2"/>
-    </w:p>
+      <w:bookmarkEnd w:id="4"/>
+    </w:p>
+    <w:p>
+      <w:r>
+        <w:t xml:space="preserve">El mercado del calzado deportivo y, en especial, el fenómeno de las </w:t>
+      </w:r>
+      <w:proofErr w:type="spellStart"/>
+      <w:r>
+        <w:rPr>
+          <w:i/>
+          <w:iCs/>
+        </w:rPr>
+        <w:t>sneakers</w:t>
+      </w:r>
+      <w:proofErr w:type="spellEnd"/>
+      <w:r>
+        <w:t xml:space="preserve"> de edición </w:t>
+      </w:r>
+      <w:proofErr w:type="gramStart"/>
+      <w:r>
+        <w:t>limitada,</w:t>
+      </w:r>
+      <w:proofErr w:type="gramEnd"/>
+      <w:r>
+        <w:t xml:space="preserve"> ha </w:t>
+      </w:r>
+      <w:r>
+        <w:t>transformado el comercio electrónico tradicional en un ecosistema de alta demanda y competitividad. Actualmente, e</w:t>
+      </w:r>
+      <w:r>
+        <w:t>l sector está dominado por tres tipos de soluciones tecnológicas principales:</w:t>
+      </w:r>
+    </w:p>
+    <w:p>
+      <w:pPr>
+        <w:pStyle w:val="Prrafodelista"/>
+        <w:numPr>
+          <w:ilvl w:val="0"/>
+          <w:numId w:val="2"/>
+        </w:numPr>
+      </w:pPr>
+      <w:r>
+        <w:rPr>
+          <w:b/>
+          <w:bCs/>
+        </w:rPr>
+        <w:t xml:space="preserve">Grandes </w:t>
+      </w:r>
+      <w:proofErr w:type="spellStart"/>
+      <w:r>
+        <w:rPr>
+          <w:b/>
+          <w:bCs/>
+        </w:rPr>
+        <w:t>Marketplaces</w:t>
+      </w:r>
+      <w:proofErr w:type="spellEnd"/>
+      <w:r>
+        <w:rPr>
+          <w:b/>
+          <w:bCs/>
+        </w:rPr>
+        <w:t xml:space="preserve"> y Aplicaciones de Reventa:</w:t>
+      </w:r>
+      <w:r>
+        <w:t xml:space="preserve"> Plataformas como </w:t>
+      </w:r>
+      <w:proofErr w:type="spellStart"/>
+      <w:r>
+        <w:rPr>
+          <w:b/>
+          <w:bCs/>
+        </w:rPr>
+        <w:t>StockX</w:t>
+      </w:r>
+      <w:proofErr w:type="spellEnd"/>
+      <w:r>
+        <w:t xml:space="preserve">, </w:t>
+      </w:r>
+      <w:r>
+        <w:rPr>
+          <w:b/>
+          <w:bCs/>
+        </w:rPr>
+        <w:t>GOAT</w:t>
+      </w:r>
+      <w:r>
+        <w:t xml:space="preserve"> o </w:t>
+      </w:r>
+      <w:proofErr w:type="spellStart"/>
+      <w:r>
+        <w:rPr>
+          <w:b/>
+          <w:bCs/>
+        </w:rPr>
+        <w:t>Restocks</w:t>
+      </w:r>
+      <w:proofErr w:type="spellEnd"/>
+      <w:r>
+        <w:t xml:space="preserve"> lideran el mercado global. Estas aplicaciones ofrecen sistemas complejos de verificación de autenticidad y modelos de subasta. Sin embargo, su principal desventaja para el pequeño comercio son las elevadas comisiones por transacción y la falta de una identidad de marca propia para el vendedor.</w:t>
+      </w:r>
+    </w:p>
+    <w:p>
+      <w:pPr>
+        <w:pStyle w:val="Prrafodelista"/>
+        <w:numPr>
+          <w:ilvl w:val="0"/>
+          <w:numId w:val="2"/>
+        </w:numPr>
+      </w:pPr>
+      <w:r>
+        <w:rPr>
+          <w:b/>
+          <w:bCs/>
+        </w:rPr>
+        <w:t>Aplicaciones Oficiales de Fabricantes:</w:t>
+      </w:r>
+      <w:r>
+        <w:t xml:space="preserve"> Marcas como Nike (con su </w:t>
+      </w:r>
+      <w:proofErr w:type="gramStart"/>
+      <w:r>
+        <w:t>app</w:t>
+      </w:r>
+      <w:proofErr w:type="gramEnd"/>
+      <w:r>
+        <w:t xml:space="preserve"> </w:t>
+      </w:r>
+      <w:r>
+        <w:rPr>
+          <w:b/>
+          <w:bCs/>
+        </w:rPr>
+        <w:t>SNKRS</w:t>
+      </w:r>
+      <w:r>
+        <w:t>) o Adidas (</w:t>
+      </w:r>
+      <w:proofErr w:type="spellStart"/>
+      <w:r>
+        <w:rPr>
+          <w:b/>
+          <w:bCs/>
+        </w:rPr>
+        <w:t>Confirmed</w:t>
+      </w:r>
+      <w:proofErr w:type="spellEnd"/>
+      <w:r>
+        <w:t>) ofrecen experiencias de usuario nativas de primer nivel. No obstante, son ecosistemas cerrados y limitados exclusivamente a sus propios lanzamientos, lo que obliga al usuario a navegar por múltiples aplicaciones si desea comparar diferentes marcas.</w:t>
+      </w:r>
+    </w:p>
+    <w:p>
+      <w:pPr>
+        <w:pStyle w:val="Prrafodelista"/>
+        <w:numPr>
+          <w:ilvl w:val="0"/>
+          <w:numId w:val="2"/>
+        </w:numPr>
+      </w:pPr>
+      <w:r>
+        <w:rPr>
+          <w:b/>
+          <w:bCs/>
+        </w:rPr>
+        <w:t>Soluciones CMS Genéricas:</w:t>
+      </w:r>
+      <w:r>
+        <w:t xml:space="preserve"> Muchos comercios locales optan por herramientas como </w:t>
+      </w:r>
+      <w:r>
+        <w:rPr>
+          <w:b/>
+          <w:bCs/>
+        </w:rPr>
+        <w:t>Shopify</w:t>
+      </w:r>
+      <w:r>
+        <w:t xml:space="preserve"> o </w:t>
+      </w:r>
+      <w:proofErr w:type="spellStart"/>
+      <w:r>
+        <w:rPr>
+          <w:b/>
+          <w:bCs/>
+        </w:rPr>
+        <w:t>WooCommerce</w:t>
+      </w:r>
+      <w:proofErr w:type="spellEnd"/>
+      <w:r>
+        <w:t>. Aunque son funcionales, a menudo carecen de una optimización nativa para dispositivos móviles y no integran de serie características avanzadas como visualizadores 360º o una sincronización de inventario en tiempo real tan granular como la que ofrece una base de datos NoSQL.</w:t>
+      </w:r>
+    </w:p>
+    <w:p>
+      <w:r>
+        <w:t xml:space="preserve">Propuesta de Valor de </w:t>
+      </w:r>
+      <w:proofErr w:type="spellStart"/>
+      <w:r>
+        <w:t>SneakerHub</w:t>
+      </w:r>
+      <w:proofErr w:type="spellEnd"/>
+    </w:p>
+    <w:p>
+      <w:r>
+        <w:t xml:space="preserve">Frente a este escenario, </w:t>
+      </w:r>
+      <w:proofErr w:type="spellStart"/>
+      <w:r>
+        <w:rPr>
+          <w:b/>
+          <w:bCs/>
+        </w:rPr>
+        <w:t>SneakerHub</w:t>
+      </w:r>
+      <w:proofErr w:type="spellEnd"/>
+      <w:r>
+        <w:t xml:space="preserve"> se presenta como una solución integral que combina las ventajas de los grandes competidores con la flexibilidad del desarrollo a medida:</w:t>
+      </w:r>
+    </w:p>
+    <w:p>
+      <w:pPr>
+        <w:pStyle w:val="Prrafodelista"/>
+        <w:numPr>
+          <w:ilvl w:val="0"/>
+          <w:numId w:val="3"/>
+        </w:numPr>
+      </w:pPr>
+      <w:r>
+        <w:rPr>
+          <w:b/>
+          <w:bCs/>
+        </w:rPr>
+        <w:t>Omnicanalidad Real:</w:t>
+      </w:r>
+      <w:r>
+        <w:t xml:space="preserve"> A diferencia de los CMS tradicionales, </w:t>
+      </w:r>
+      <w:proofErr w:type="spellStart"/>
+      <w:r>
+        <w:t>SneakerHub</w:t>
+      </w:r>
+      <w:proofErr w:type="spellEnd"/>
+      <w:r>
+        <w:t xml:space="preserve"> ofrece una experiencia móvil nativa en Android, lo que garantiza una fluidez y rendimiento superiores a las aplicaciones híbridas o webs móviles convencionales.</w:t>
+      </w:r>
+    </w:p>
+    <w:p>
+      <w:pPr>
+        <w:pStyle w:val="Prrafodelista"/>
+        <w:numPr>
+          <w:ilvl w:val="0"/>
+          <w:numId w:val="3"/>
+        </w:numPr>
+      </w:pPr>
+      <w:r>
+        <w:rPr>
+          <w:b/>
+          <w:bCs/>
+        </w:rPr>
+        <w:t>Innovación Visual:</w:t>
+      </w:r>
+      <w:r>
+        <w:t xml:space="preserve"> Se ha implementado un sistema de visualización de productos en 360 grados, permitiendo al usuario examinar el calzado desde cualquier ángulo, una funcionalidad premium que mejora drásticamente la confianza en la compra online.</w:t>
+      </w:r>
+    </w:p>
+    <w:p>
+      <w:pPr>
+        <w:pStyle w:val="Prrafodelista"/>
+        <w:numPr>
+          <w:ilvl w:val="0"/>
+          <w:numId w:val="3"/>
+        </w:numPr>
+      </w:pPr>
+      <w:r>
+        <w:rPr>
+          <w:b/>
+          <w:bCs/>
+        </w:rPr>
+        <w:t>Gestión Centralizada y Sincronizada:</w:t>
+      </w:r>
+      <w:r>
+        <w:t xml:space="preserve"> El uso de </w:t>
+      </w:r>
+      <w:proofErr w:type="spellStart"/>
+      <w:r>
+        <w:rPr>
+          <w:b/>
+          <w:bCs/>
+        </w:rPr>
+        <w:t>Firebase</w:t>
+      </w:r>
+      <w:proofErr w:type="spellEnd"/>
+      <w:r>
+        <w:rPr>
+          <w:b/>
+          <w:bCs/>
+        </w:rPr>
+        <w:t xml:space="preserve"> </w:t>
+      </w:r>
+      <w:proofErr w:type="spellStart"/>
+      <w:r>
+        <w:rPr>
+          <w:b/>
+          <w:bCs/>
+        </w:rPr>
+        <w:t>Realtime</w:t>
+      </w:r>
+      <w:proofErr w:type="spellEnd"/>
+      <w:r>
+        <w:rPr>
+          <w:b/>
+          <w:bCs/>
+        </w:rPr>
+        <w:t xml:space="preserve"> </w:t>
+      </w:r>
+      <w:proofErr w:type="spellStart"/>
+      <w:r>
+        <w:rPr>
+          <w:b/>
+          <w:bCs/>
+        </w:rPr>
+        <w:t>Database</w:t>
+      </w:r>
+      <w:proofErr w:type="spellEnd"/>
+      <w:r>
+        <w:t xml:space="preserve"> permite que cualquier cambio en el stock, ya sea realizado por un administrador desde el panel web o por una compra desde la </w:t>
+      </w:r>
+      <w:proofErr w:type="gramStart"/>
+      <w:r>
+        <w:t>app</w:t>
+      </w:r>
+      <w:proofErr w:type="gramEnd"/>
+      <w:r>
+        <w:t xml:space="preserve"> móvil, se refleje instantáneamente en todas las plataformas.</w:t>
+      </w:r>
+    </w:p>
+    <w:p>
+      <w:pPr>
+        <w:pStyle w:val="Prrafodelista"/>
+        <w:numPr>
+          <w:ilvl w:val="0"/>
+          <w:numId w:val="3"/>
+        </w:numPr>
+      </w:pPr>
+      <w:r>
+        <w:rPr>
+          <w:b/>
+          <w:bCs/>
+        </w:rPr>
+        <w:t>Automatización y Seguridad:</w:t>
+      </w:r>
+      <w:r>
+        <w:t xml:space="preserve"> La integración de la pasarela de pago </w:t>
+      </w:r>
+      <w:r>
+        <w:rPr>
+          <w:b/>
+          <w:bCs/>
+        </w:rPr>
+        <w:t>Stripe</w:t>
+      </w:r>
+      <w:r>
+        <w:t xml:space="preserve"> y la automatización de correos transaccionales mediante extensiones de </w:t>
+      </w:r>
+      <w:proofErr w:type="spellStart"/>
+      <w:r>
+        <w:rPr>
+          <w:b/>
+          <w:bCs/>
+        </w:rPr>
+        <w:t>Firestore</w:t>
+      </w:r>
+      <w:proofErr w:type="spellEnd"/>
+      <w:r>
+        <w:t xml:space="preserve"> dota al proyecto de una infraestructura profesional capaz de competir con estándares de mercado actuales.</w:t>
+      </w:r>
+    </w:p>
+    <w:p/>
     <w:p>
       <w:pPr>
         <w:pStyle w:val="Ttulo1"/>
-      </w:pPr>
-      <w:bookmarkStart w:id="3" w:name="_Toc219050245"/>
-      <w:r>
-        <w:t>4. Tecnologías utilizadas</w:t>
-      </w:r>
-      <w:bookmarkEnd w:id="3"/>
-    </w:p>
+        <w:numPr>
+          <w:ilvl w:val="0"/>
+          <w:numId w:val="2"/>
+        </w:numPr>
+      </w:pPr>
+      <w:bookmarkStart w:id="5" w:name="_Toc229394557"/>
+      <w:r>
+        <w:lastRenderedPageBreak/>
+        <w:t>Tecnologías utilizadas</w:t>
+      </w:r>
+      <w:bookmarkEnd w:id="5"/>
+    </w:p>
+    <w:p>
+      <w:r>
+        <w:t xml:space="preserve">Para el desarrollo de la plataforma integral </w:t>
+      </w:r>
+      <w:proofErr w:type="spellStart"/>
+      <w:r>
+        <w:t>SneakerHub</w:t>
+      </w:r>
+      <w:proofErr w:type="spellEnd"/>
+      <w:r>
+        <w:t xml:space="preserve">, se ha seleccionado un conjunto de tecnologías modernas y escalables que permiten una comunicación fluida entre los entornos móvil y web. La arquitectura se basa en el modelo </w:t>
+      </w:r>
+      <w:proofErr w:type="spellStart"/>
+      <w:r>
+        <w:rPr>
+          <w:i/>
+          <w:iCs/>
+        </w:rPr>
+        <w:t>Backend</w:t>
+      </w:r>
+      <w:proofErr w:type="spellEnd"/>
+      <w:r>
+        <w:rPr>
+          <w:i/>
+          <w:iCs/>
+        </w:rPr>
+        <w:t xml:space="preserve"> as a Service</w:t>
+      </w:r>
+      <w:r>
+        <w:t xml:space="preserve"> (BaaS), delegando la infraestructura del servidor a la nube.</w:t>
+      </w:r>
+    </w:p>
+    <w:p>
+      <w:pPr>
+        <w:pStyle w:val="Ttulo2"/>
+      </w:pPr>
+      <w:r>
+        <w:t>4.1. Entornos de Desarrollo (IDE)</w:t>
+      </w:r>
+    </w:p>
+    <w:p>
+      <w:pPr>
+        <w:numPr>
+          <w:ilvl w:val="0"/>
+          <w:numId w:val="6"/>
+        </w:numPr>
+      </w:pPr>
+      <w:r>
+        <w:rPr>
+          <w:b/>
+          <w:bCs/>
+        </w:rPr>
+        <w:t>Android Studio:</w:t>
+      </w:r>
+      <w:r>
+        <w:t xml:space="preserve"> Entorno de desarrollo oficial de Google utilizado para la programación nativa de la aplicación móvil en Java.</w:t>
+      </w:r>
+    </w:p>
+    <w:p>
+      <w:pPr>
+        <w:numPr>
+          <w:ilvl w:val="0"/>
+          <w:numId w:val="6"/>
+        </w:numPr>
+      </w:pPr>
+      <w:r>
+        <w:rPr>
+          <w:b/>
+          <w:bCs/>
+        </w:rPr>
+        <w:t>Visual Studio Code:</w:t>
+      </w:r>
+      <w:r>
+        <w:t xml:space="preserve"> Editor de código fuente utilizado para el desarrollo de la aplicación web en Angular, aprovechando su ecosistema de extensiones para </w:t>
+      </w:r>
+      <w:proofErr w:type="spellStart"/>
+      <w:r>
+        <w:t>TypeScript</w:t>
+      </w:r>
+      <w:proofErr w:type="spellEnd"/>
+      <w:r>
+        <w:t xml:space="preserve"> y depuración.</w:t>
+      </w:r>
+    </w:p>
+    <w:p>
+      <w:pPr>
+        <w:pStyle w:val="Ttulo2"/>
+      </w:pPr>
+      <w:r>
+        <w:t>4.2. Desarrollo de la Aplicación Móvil (Android)</w:t>
+      </w:r>
+    </w:p>
+    <w:p>
+      <w:pPr>
+        <w:numPr>
+          <w:ilvl w:val="0"/>
+          <w:numId w:val="7"/>
+        </w:numPr>
+      </w:pPr>
+      <w:r>
+        <w:rPr>
+          <w:b/>
+          <w:bCs/>
+        </w:rPr>
+        <w:t>Java:</w:t>
+      </w:r>
+      <w:r>
+        <w:t xml:space="preserve"> Lenguaje de programación principal para la lógica de negocio y la interacción con los servicios de </w:t>
+      </w:r>
+      <w:proofErr w:type="spellStart"/>
+      <w:r>
+        <w:t>Firebase</w:t>
+      </w:r>
+      <w:proofErr w:type="spellEnd"/>
+      <w:r>
+        <w:t xml:space="preserve"> en Android.</w:t>
+      </w:r>
+    </w:p>
+    <w:p>
+      <w:pPr>
+        <w:numPr>
+          <w:ilvl w:val="0"/>
+          <w:numId w:val="7"/>
+        </w:numPr>
+      </w:pPr>
+      <w:r>
+        <w:rPr>
+          <w:b/>
+          <w:bCs/>
+        </w:rPr>
+        <w:t>XML:</w:t>
+      </w:r>
+      <w:r>
+        <w:t xml:space="preserve"> Lenguaje de marcado utilizado para el diseño de las interfaces de usuario (UI) siguiendo los principios de Material </w:t>
+      </w:r>
+      <w:proofErr w:type="spellStart"/>
+      <w:r>
+        <w:t>Design</w:t>
+      </w:r>
+      <w:proofErr w:type="spellEnd"/>
+      <w:r>
+        <w:t>.</w:t>
+      </w:r>
+    </w:p>
+    <w:p>
+      <w:pPr>
+        <w:numPr>
+          <w:ilvl w:val="0"/>
+          <w:numId w:val="7"/>
+        </w:numPr>
+      </w:pPr>
+      <w:r>
+        <w:rPr>
+          <w:b/>
+          <w:bCs/>
+        </w:rPr>
+        <w:t>Stripe Android SDK:</w:t>
+      </w:r>
+      <w:r>
+        <w:t xml:space="preserve"> Biblioteca integrada para gestionar de forma segura el proceso de pago nativo mediante el componente </w:t>
+      </w:r>
+      <w:proofErr w:type="spellStart"/>
+      <w:r>
+        <w:t>PaymentSheet</w:t>
+      </w:r>
+      <w:proofErr w:type="spellEnd"/>
+      <w:r>
+        <w:t>.</w:t>
+      </w:r>
+    </w:p>
+    <w:p>
+      <w:pPr>
+        <w:pStyle w:val="Ttulo2"/>
+      </w:pPr>
+      <w:r>
+        <w:t>4.3. Desarrollo de la Aplicación Web (Angular)</w:t>
+      </w:r>
+    </w:p>
+    <w:p>
+      <w:pPr>
+        <w:numPr>
+          <w:ilvl w:val="0"/>
+          <w:numId w:val="8"/>
+        </w:numPr>
+      </w:pPr>
+      <w:r>
+        <w:rPr>
+          <w:b/>
+          <w:bCs/>
+        </w:rPr>
+        <w:t>Angular (</w:t>
+      </w:r>
+      <w:proofErr w:type="spellStart"/>
+      <w:r>
+        <w:rPr>
+          <w:b/>
+          <w:bCs/>
+        </w:rPr>
+        <w:t>TypeScript</w:t>
+      </w:r>
+      <w:proofErr w:type="spellEnd"/>
+      <w:r>
+        <w:rPr>
+          <w:b/>
+          <w:bCs/>
+        </w:rPr>
+        <w:t>):</w:t>
+      </w:r>
+      <w:r>
+        <w:t xml:space="preserve"> Framework de desarrollo utilizado para crear una aplicación de página única (SPA) que gestiona tanto la tienda como el panel de administración.</w:t>
+      </w:r>
+    </w:p>
+    <w:p>
+      <w:pPr>
+        <w:numPr>
+          <w:ilvl w:val="0"/>
+          <w:numId w:val="8"/>
+        </w:numPr>
+      </w:pPr>
+      <w:r>
+        <w:rPr>
+          <w:b/>
+          <w:bCs/>
+        </w:rPr>
+        <w:t>Bootstrap 5:</w:t>
+      </w:r>
+      <w:r>
+        <w:t xml:space="preserve"> Framework de CSS utilizado para garantizar que la interfaz web sea responsiva y visualmente profesional en cualquier dispositivo.</w:t>
+      </w:r>
+    </w:p>
+    <w:p>
+      <w:pPr>
+        <w:pStyle w:val="Ttulo2"/>
+      </w:pPr>
+      <w:r>
+        <w:t xml:space="preserve">4.4. </w:t>
+      </w:r>
+      <w:proofErr w:type="spellStart"/>
+      <w:r>
+        <w:t>Backend</w:t>
+      </w:r>
+      <w:proofErr w:type="spellEnd"/>
+      <w:r>
+        <w:t xml:space="preserve"> y Servicios en la Nube (</w:t>
+      </w:r>
+      <w:proofErr w:type="spellStart"/>
+      <w:r>
+        <w:t>Firebase</w:t>
+      </w:r>
+      <w:proofErr w:type="spellEnd"/>
+      <w:r>
+        <w:t>)</w:t>
+      </w:r>
+    </w:p>
+    <w:p>
+      <w:pPr>
+        <w:numPr>
+          <w:ilvl w:val="0"/>
+          <w:numId w:val="9"/>
+        </w:numPr>
+      </w:pPr>
+      <w:proofErr w:type="spellStart"/>
+      <w:r>
+        <w:rPr>
+          <w:b/>
+          <w:bCs/>
+        </w:rPr>
+        <w:t>Firebase</w:t>
+      </w:r>
+      <w:proofErr w:type="spellEnd"/>
+      <w:r>
+        <w:rPr>
+          <w:b/>
+          <w:bCs/>
+        </w:rPr>
+        <w:t xml:space="preserve"> </w:t>
+      </w:r>
+      <w:proofErr w:type="spellStart"/>
+      <w:r>
+        <w:rPr>
+          <w:b/>
+          <w:bCs/>
+        </w:rPr>
+        <w:t>Realtime</w:t>
+      </w:r>
+      <w:proofErr w:type="spellEnd"/>
+      <w:r>
+        <w:rPr>
+          <w:b/>
+          <w:bCs/>
+        </w:rPr>
+        <w:t xml:space="preserve"> </w:t>
+      </w:r>
+      <w:proofErr w:type="spellStart"/>
+      <w:r>
+        <w:rPr>
+          <w:b/>
+          <w:bCs/>
+        </w:rPr>
+        <w:t>Database</w:t>
+      </w:r>
+      <w:proofErr w:type="spellEnd"/>
+      <w:r>
+        <w:rPr>
+          <w:b/>
+          <w:bCs/>
+        </w:rPr>
+        <w:t>:</w:t>
+      </w:r>
+      <w:r>
+        <w:t xml:space="preserve"> Base de datos NoSQL utilizada para el almacenamiento y sincronización en tiempo real del catálogo de productos y el stock disponible.</w:t>
+      </w:r>
+    </w:p>
+    <w:p>
+      <w:pPr>
+        <w:numPr>
+          <w:ilvl w:val="0"/>
+          <w:numId w:val="9"/>
+        </w:numPr>
+      </w:pPr>
+      <w:proofErr w:type="spellStart"/>
+      <w:r>
+        <w:rPr>
+          <w:b/>
+          <w:bCs/>
+        </w:rPr>
+        <w:t>Firebase</w:t>
+      </w:r>
+      <w:proofErr w:type="spellEnd"/>
+      <w:r>
+        <w:rPr>
+          <w:b/>
+          <w:bCs/>
+        </w:rPr>
+        <w:t xml:space="preserve"> </w:t>
+      </w:r>
+      <w:proofErr w:type="spellStart"/>
+      <w:r>
+        <w:rPr>
+          <w:b/>
+          <w:bCs/>
+        </w:rPr>
+        <w:t>Authentication</w:t>
+      </w:r>
+      <w:proofErr w:type="spellEnd"/>
+      <w:r>
+        <w:rPr>
+          <w:b/>
+          <w:bCs/>
+        </w:rPr>
+        <w:t>:</w:t>
+      </w:r>
+      <w:r>
+        <w:t xml:space="preserve"> Servicio encargado de la seguridad y gestión de perfiles de usuario, permitiendo la distinción de roles entre cliente y administrador.</w:t>
+      </w:r>
+    </w:p>
+    <w:p>
+      <w:pPr>
+        <w:numPr>
+          <w:ilvl w:val="0"/>
+          <w:numId w:val="9"/>
+        </w:numPr>
+      </w:pPr>
+      <w:proofErr w:type="spellStart"/>
+      <w:r>
+        <w:rPr>
+          <w:b/>
+          <w:bCs/>
+        </w:rPr>
+        <w:t>Firebase</w:t>
+      </w:r>
+      <w:proofErr w:type="spellEnd"/>
+      <w:r>
+        <w:rPr>
+          <w:b/>
+          <w:bCs/>
+        </w:rPr>
+        <w:t xml:space="preserve"> Storage:</w:t>
+      </w:r>
+      <w:r>
+        <w:t xml:space="preserve"> Repositorio en la nube para el almacenamiento de archivos multimedia, incluyendo las imágenes de las zapatillas y los fotogramas para el visualizador 360º.</w:t>
+      </w:r>
+    </w:p>
+    <w:p>
+      <w:pPr>
+        <w:numPr>
+          <w:ilvl w:val="0"/>
+          <w:numId w:val="9"/>
+        </w:numPr>
+      </w:pPr>
+      <w:r>
+        <w:rPr>
+          <w:b/>
+          <w:bCs/>
+        </w:rPr>
+        <w:lastRenderedPageBreak/>
+        <w:t xml:space="preserve">Cloud </w:t>
+      </w:r>
+      <w:proofErr w:type="spellStart"/>
+      <w:r>
+        <w:rPr>
+          <w:b/>
+          <w:bCs/>
+        </w:rPr>
+        <w:t>Functions</w:t>
+      </w:r>
+      <w:proofErr w:type="spellEnd"/>
+      <w:r>
+        <w:rPr>
+          <w:b/>
+          <w:bCs/>
+        </w:rPr>
+        <w:t>:</w:t>
+      </w:r>
+      <w:r>
+        <w:t xml:space="preserve"> Funciones </w:t>
+      </w:r>
+      <w:proofErr w:type="spellStart"/>
+      <w:r>
+        <w:rPr>
+          <w:i/>
+          <w:iCs/>
+        </w:rPr>
+        <w:t>serverless</w:t>
+      </w:r>
+      <w:proofErr w:type="spellEnd"/>
+      <w:r>
+        <w:t xml:space="preserve"> utilizadas como intermediario seguro para interactuar con la API de Stripe y procesar los pagos sin exponer claves privadas.</w:t>
+      </w:r>
+    </w:p>
+    <w:p>
+      <w:pPr>
+        <w:numPr>
+          <w:ilvl w:val="0"/>
+          <w:numId w:val="9"/>
+        </w:numPr>
+      </w:pPr>
+      <w:proofErr w:type="spellStart"/>
+      <w:r>
+        <w:rPr>
+          <w:b/>
+          <w:bCs/>
+        </w:rPr>
+        <w:t>Firestore</w:t>
+      </w:r>
+      <w:proofErr w:type="spellEnd"/>
+      <w:r>
+        <w:rPr>
+          <w:b/>
+          <w:bCs/>
+        </w:rPr>
+        <w:t xml:space="preserve"> &amp; Trigger Email </w:t>
+      </w:r>
+      <w:proofErr w:type="spellStart"/>
+      <w:r>
+        <w:rPr>
+          <w:b/>
+          <w:bCs/>
+        </w:rPr>
+        <w:t>Extension</w:t>
+      </w:r>
+      <w:proofErr w:type="spellEnd"/>
+      <w:r>
+        <w:rPr>
+          <w:b/>
+          <w:bCs/>
+        </w:rPr>
+        <w:t>:</w:t>
+      </w:r>
+      <w:r>
+        <w:t xml:space="preserve"> Combinación utilizada para registrar la intención de envío de correos y automatizar el despacho de recibos de compra en formato HTML.</w:t>
+      </w:r>
+    </w:p>
+    <w:p>
+      <w:pPr>
+        <w:pStyle w:val="Ttulo2"/>
+      </w:pPr>
+      <w:r>
+        <w:t>4.5. Despliegue y Herramientas Auxiliares</w:t>
+      </w:r>
+    </w:p>
+    <w:p>
+      <w:pPr>
+        <w:numPr>
+          <w:ilvl w:val="0"/>
+          <w:numId w:val="10"/>
+        </w:numPr>
+      </w:pPr>
+      <w:r>
+        <w:rPr>
+          <w:b/>
+          <w:bCs/>
+        </w:rPr>
+        <w:t>Stripe API:</w:t>
+      </w:r>
+      <w:r>
+        <w:t xml:space="preserve"> Infraestructura de pagos utilizada para procesar transacciones bancarias cumpliendo con la normativa de seguridad financiera.</w:t>
+      </w:r>
+    </w:p>
+    <w:p>
+      <w:pPr>
+        <w:numPr>
+          <w:ilvl w:val="0"/>
+          <w:numId w:val="10"/>
+        </w:numPr>
+      </w:pPr>
+      <w:r>
+        <w:rPr>
+          <w:b/>
+          <w:bCs/>
+        </w:rPr>
+        <w:t>Render:</w:t>
+      </w:r>
+      <w:r>
+        <w:t xml:space="preserve"> Plataforma de alojamiento (PaaS) utilizada para el despliegue de la aplicación Angular, asociada al dominio personalizado sneakerhub.es.</w:t>
+      </w:r>
+    </w:p>
+    <w:p>
+      <w:pPr>
+        <w:numPr>
+          <w:ilvl w:val="0"/>
+          <w:numId w:val="10"/>
+        </w:numPr>
+      </w:pPr>
+      <w:r>
+        <w:rPr>
+          <w:b/>
+          <w:bCs/>
+        </w:rPr>
+        <w:t>Git &amp; GitHub:</w:t>
+      </w:r>
+      <w:r>
+        <w:t xml:space="preserve"> Sistema de control de versiones esencial para el seguimiento del códig</w:t>
+      </w:r>
+      <w:r>
+        <w:t>o</w:t>
+      </w:r>
+      <w:r>
+        <w:t>.</w:t>
+      </w:r>
+    </w:p>
+    <w:p/>
     <w:p>
       <w:pPr>
         <w:pStyle w:val="Ttulo1"/>
-      </w:pPr>
-      <w:bookmarkStart w:id="4" w:name="_Toc219050246"/>
-      <w:r>
-        <w:t>5. Planificación Temporal y Coste del Proyecto</w:t>
-      </w:r>
-      <w:bookmarkEnd w:id="4"/>
-    </w:p>
+        <w:numPr>
+          <w:ilvl w:val="0"/>
+          <w:numId w:val="2"/>
+        </w:numPr>
+      </w:pPr>
+      <w:bookmarkStart w:id="6" w:name="_Toc229394558"/>
+      <w:r>
+        <w:t>Planificación Temporal y Coste del Proyecto</w:t>
+      </w:r>
+      <w:bookmarkEnd w:id="6"/>
+    </w:p>
+    <w:p>
+      <w:r>
+        <w:t xml:space="preserve">El desarrollo de </w:t>
+      </w:r>
+      <w:proofErr w:type="spellStart"/>
+      <w:r>
+        <w:t>SneakerHub</w:t>
+      </w:r>
+      <w:proofErr w:type="spellEnd"/>
+      <w:r>
+        <w:t xml:space="preserve"> se ha llevado a cabo siguiendo una metodología de trabajo ágil basada en </w:t>
+      </w:r>
+      <w:proofErr w:type="spellStart"/>
+      <w:r>
+        <w:rPr>
+          <w:b/>
+          <w:bCs/>
+        </w:rPr>
+        <w:t>Sprints</w:t>
+      </w:r>
+      <w:proofErr w:type="spellEnd"/>
+      <w:r>
+        <w:t>, permitiendo una entrega de valor continua y una gran capacidad de adaptación a los cambios técnicos surgidos durante la implementación. El proyecto ha tenido una duración total aproximada de cuatro meses.</w:t>
+      </w:r>
+    </w:p>
+    <w:p>
+      <w:pPr>
+        <w:rPr>
+          <w:b/>
+          <w:bCs/>
+        </w:rPr>
+      </w:pPr>
+      <w:r>
+        <w:rPr>
+          <w:b/>
+          <w:bCs/>
+        </w:rPr>
+        <w:t>5.1. Metodología de trabajo</w:t>
+      </w:r>
+    </w:p>
+    <w:p>
+      <w:r>
+        <w:t xml:space="preserve">Se ha empleado el marco de trabajo </w:t>
+      </w:r>
+      <w:r>
+        <w:rPr>
+          <w:b/>
+          <w:bCs/>
+        </w:rPr>
+        <w:t>Scrum</w:t>
+      </w:r>
+      <w:r>
+        <w:t xml:space="preserve">, dividiendo el desarrollo en cuatro iteraciones o </w:t>
+      </w:r>
+      <w:proofErr w:type="spellStart"/>
+      <w:r>
+        <w:t>Sprints</w:t>
+      </w:r>
+      <w:proofErr w:type="spellEnd"/>
+      <w:r>
+        <w:t xml:space="preserve"> de duración similar. Cada ciclo ha incluido fases de planificación, desarrollo, pruebas y revisión de resultados.</w:t>
+      </w:r>
+    </w:p>
+    <w:p>
+      <w:pPr>
+        <w:rPr>
+          <w:b/>
+          <w:bCs/>
+        </w:rPr>
+      </w:pPr>
+      <w:r>
+        <w:rPr>
+          <w:b/>
+          <w:bCs/>
+        </w:rPr>
+        <w:t xml:space="preserve">5.2. Cronograma de </w:t>
+      </w:r>
+      <w:proofErr w:type="spellStart"/>
+      <w:r>
+        <w:rPr>
+          <w:b/>
+          <w:bCs/>
+        </w:rPr>
+        <w:t>Sprints</w:t>
+      </w:r>
+      <w:proofErr w:type="spellEnd"/>
+    </w:p>
+    <w:p>
+      <w:r>
+        <w:rPr>
+          <w:b/>
+          <w:bCs/>
+        </w:rPr>
+        <w:t>Sprint 1: Análisis, Diseño y Configuración Inicial</w:t>
+      </w:r>
+    </w:p>
+    <w:p>
+      <w:pPr>
+        <w:numPr>
+          <w:ilvl w:val="0"/>
+          <w:numId w:val="12"/>
+        </w:numPr>
+      </w:pPr>
+      <w:r>
+        <w:t>Análisis de requisitos y definición del alcance del proyecto multiplataforma.</w:t>
+      </w:r>
+    </w:p>
+    <w:p>
+      <w:pPr>
+        <w:numPr>
+          <w:ilvl w:val="0"/>
+          <w:numId w:val="12"/>
+        </w:numPr>
+      </w:pPr>
+      <w:r>
+        <w:t xml:space="preserve">Diseño de la arquitectura de la base de datos en </w:t>
+      </w:r>
+      <w:proofErr w:type="spellStart"/>
+      <w:r>
+        <w:t>Firebase</w:t>
+      </w:r>
+      <w:proofErr w:type="spellEnd"/>
+      <w:r>
+        <w:t xml:space="preserve"> </w:t>
+      </w:r>
+      <w:proofErr w:type="spellStart"/>
+      <w:r>
+        <w:t>Realtime</w:t>
+      </w:r>
+      <w:proofErr w:type="spellEnd"/>
+      <w:r>
+        <w:t xml:space="preserve"> </w:t>
+      </w:r>
+      <w:proofErr w:type="spellStart"/>
+      <w:r>
+        <w:t>Database</w:t>
+      </w:r>
+      <w:proofErr w:type="spellEnd"/>
+      <w:r>
+        <w:t>.</w:t>
+      </w:r>
+    </w:p>
+    <w:p>
+      <w:pPr>
+        <w:numPr>
+          <w:ilvl w:val="0"/>
+          <w:numId w:val="12"/>
+        </w:numPr>
+      </w:pPr>
+      <w:r>
+        <w:t>Creación de los prototipos de interfaz (UI) para Android y Angular.</w:t>
+      </w:r>
+    </w:p>
+    <w:p>
+      <w:pPr>
+        <w:numPr>
+          <w:ilvl w:val="0"/>
+          <w:numId w:val="12"/>
+        </w:numPr>
+      </w:pPr>
+      <w:r>
+        <w:t>Configuración de los entornos de desarrollo y despliegue inicial en GitHub.</w:t>
+      </w:r>
+    </w:p>
+    <w:p>
+      <w:r>
+        <w:rPr>
+          <w:b/>
+          <w:bCs/>
+        </w:rPr>
+        <w:t>Sprint 2: Desarrollo del Core y Autenticación</w:t>
+      </w:r>
+    </w:p>
+    <w:p>
+      <w:pPr>
+        <w:numPr>
+          <w:ilvl w:val="0"/>
+          <w:numId w:val="13"/>
+        </w:numPr>
+      </w:pPr>
+      <w:r>
+        <w:t xml:space="preserve">Implementación del sistema de autenticación de usuarios mediante </w:t>
+      </w:r>
+      <w:proofErr w:type="spellStart"/>
+      <w:r>
+        <w:t>Firebase</w:t>
+      </w:r>
+      <w:proofErr w:type="spellEnd"/>
+      <w:r>
+        <w:t xml:space="preserve"> </w:t>
+      </w:r>
+      <w:proofErr w:type="spellStart"/>
+      <w:r>
+        <w:t>Authentication</w:t>
+      </w:r>
+      <w:proofErr w:type="spellEnd"/>
+      <w:r>
+        <w:t>.</w:t>
+      </w:r>
+    </w:p>
+    <w:p>
+      <w:pPr>
+        <w:numPr>
+          <w:ilvl w:val="0"/>
+          <w:numId w:val="13"/>
+        </w:numPr>
+      </w:pPr>
+      <w:r>
+        <w:t>Desarrollo de la lógica de visualización del catálogo de zapatillas desde la base de datos.</w:t>
+      </w:r>
+    </w:p>
+    <w:p>
+      <w:pPr>
+        <w:numPr>
+          <w:ilvl w:val="0"/>
+          <w:numId w:val="13"/>
+        </w:numPr>
+      </w:pPr>
+      <w:r>
+        <w:t xml:space="preserve">Creación de los servicios de conexión entre el </w:t>
+      </w:r>
+      <w:proofErr w:type="spellStart"/>
+      <w:r>
+        <w:t>frontend</w:t>
+      </w:r>
+      <w:proofErr w:type="spellEnd"/>
+      <w:r>
+        <w:t xml:space="preserve"> y el </w:t>
+      </w:r>
+      <w:proofErr w:type="spellStart"/>
+      <w:r>
+        <w:t>backend</w:t>
+      </w:r>
+      <w:proofErr w:type="spellEnd"/>
+      <w:r>
+        <w:t xml:space="preserve"> en ambos ecosistemas.</w:t>
+      </w:r>
+    </w:p>
+    <w:p>
+      <w:pPr>
+        <w:numPr>
+          <w:ilvl w:val="0"/>
+          <w:numId w:val="13"/>
+        </w:numPr>
+      </w:pPr>
+      <w:r>
+        <w:lastRenderedPageBreak/>
+        <w:t xml:space="preserve">Configuración de </w:t>
+      </w:r>
+      <w:proofErr w:type="spellStart"/>
+      <w:r>
+        <w:t>Firebase</w:t>
+      </w:r>
+      <w:proofErr w:type="spellEnd"/>
+      <w:r>
+        <w:t xml:space="preserve"> Storage para la gestión de archivos multimedia iniciales.</w:t>
+      </w:r>
+    </w:p>
+    <w:p>
+      <w:r>
+        <w:rPr>
+          <w:b/>
+          <w:bCs/>
+        </w:rPr>
+        <w:t>Sprint 3: Funcionalidades Avanzadas y Multimedia</w:t>
+      </w:r>
+    </w:p>
+    <w:p>
+      <w:pPr>
+        <w:numPr>
+          <w:ilvl w:val="0"/>
+          <w:numId w:val="14"/>
+        </w:numPr>
+      </w:pPr>
+      <w:r>
+        <w:t>Implementación del buscador, filtros por marca y rango de precios.</w:t>
+      </w:r>
+    </w:p>
+    <w:p>
+      <w:pPr>
+        <w:numPr>
+          <w:ilvl w:val="0"/>
+          <w:numId w:val="14"/>
+        </w:numPr>
+      </w:pPr>
+      <w:r>
+        <w:t>Desarrollo del visor de producto con experiencia 360° en Angular y Android.</w:t>
+      </w:r>
+    </w:p>
+    <w:p>
+      <w:pPr>
+        <w:numPr>
+          <w:ilvl w:val="0"/>
+          <w:numId w:val="14"/>
+        </w:numPr>
+      </w:pPr>
+      <w:r>
+        <w:t>Creación del panel de administración web para la gestión de inventario y almacenamiento.</w:t>
+      </w:r>
+    </w:p>
+    <w:p>
+      <w:pPr>
+        <w:numPr>
+          <w:ilvl w:val="0"/>
+          <w:numId w:val="14"/>
+        </w:numPr>
+      </w:pPr>
+      <w:r>
+        <w:t>Implementación de la persistencia del carrito de la compra.</w:t>
+      </w:r>
+    </w:p>
+    <w:p>
+      <w:r>
+        <w:rPr>
+          <w:b/>
+          <w:bCs/>
+        </w:rPr>
+        <w:t>Sprint 4: Pasarela de Pagos, Automatización y Despliegue</w:t>
+      </w:r>
+    </w:p>
+    <w:p>
+      <w:pPr>
+        <w:numPr>
+          <w:ilvl w:val="0"/>
+          <w:numId w:val="15"/>
+        </w:numPr>
+      </w:pPr>
+      <w:r>
+        <w:t>Integración de la pasarela de pagos segura con Stripe en las dos plataformas.</w:t>
+      </w:r>
+    </w:p>
+    <w:p>
+      <w:pPr>
+        <w:numPr>
+          <w:ilvl w:val="0"/>
+          <w:numId w:val="15"/>
+        </w:numPr>
+      </w:pPr>
+      <w:r>
+        <w:t>Implementación de la verificación de stock en tiempo real previa a la transacción.</w:t>
+      </w:r>
+    </w:p>
+    <w:p>
+      <w:pPr>
+        <w:numPr>
+          <w:ilvl w:val="0"/>
+          <w:numId w:val="15"/>
+        </w:numPr>
+      </w:pPr>
+      <w:r>
+        <w:t xml:space="preserve">Configuración de Cloud </w:t>
+      </w:r>
+      <w:proofErr w:type="spellStart"/>
+      <w:r>
+        <w:t>Functions</w:t>
+      </w:r>
+      <w:proofErr w:type="spellEnd"/>
+      <w:r>
+        <w:t xml:space="preserve"> y extensiones de </w:t>
+      </w:r>
+      <w:proofErr w:type="spellStart"/>
+      <w:r>
+        <w:t>Firestore</w:t>
+      </w:r>
+      <w:proofErr w:type="spellEnd"/>
+      <w:r>
+        <w:t xml:space="preserve"> para el envío de recibos por correo electrónico.</w:t>
+      </w:r>
+    </w:p>
+    <w:p>
+      <w:pPr>
+        <w:numPr>
+          <w:ilvl w:val="0"/>
+          <w:numId w:val="15"/>
+        </w:numPr>
+      </w:pPr>
+      <w:r>
+        <w:t>Fase final de pruebas, corrección de errores de interfaz y despliegue definitivo en el dominio sneakerhub.es.</w:t>
+      </w:r>
+    </w:p>
+    <w:p/>
     <w:p>
       <w:pPr>
         <w:pStyle w:val="Ttulo1"/>
       </w:pPr>
-      <w:bookmarkStart w:id="5" w:name="_Toc219050247"/>
+      <w:bookmarkStart w:id="7" w:name="_Toc229394559"/>
       <w:r>
         <w:t>6. Desarrollo del proyecto</w:t>
       </w:r>
-      <w:bookmarkEnd w:id="5"/>
+      <w:bookmarkEnd w:id="7"/>
     </w:p>
     <w:p>
       <w:pPr>
         <w:pStyle w:val="Ttulo2"/>
       </w:pPr>
-      <w:bookmarkStart w:id="6" w:name="_Toc219050248"/>
+      <w:bookmarkStart w:id="8" w:name="_Toc229394560"/>
       <w:r>
         <w:t xml:space="preserve">6.1. </w:t>
       </w:r>
@@ -3039,13 +4154,13 @@
         <w:tab/>
         <w:t>Fase de planificación</w:t>
       </w:r>
-      <w:bookmarkEnd w:id="6"/>
+      <w:bookmarkEnd w:id="8"/>
     </w:p>
     <w:p>
       <w:pPr>
         <w:pStyle w:val="Ttulo2"/>
       </w:pPr>
-      <w:bookmarkStart w:id="7" w:name="_Toc219050249"/>
+      <w:bookmarkStart w:id="9" w:name="_Toc229394561"/>
       <w:r>
         <w:t>6.2</w:t>
       </w:r>
@@ -3053,13 +4168,13 @@
         <w:tab/>
         <w:t>Fase de análisis</w:t>
       </w:r>
-      <w:bookmarkEnd w:id="7"/>
+      <w:bookmarkEnd w:id="9"/>
     </w:p>
     <w:p>
       <w:pPr>
         <w:pStyle w:val="Ttulo2"/>
       </w:pPr>
-      <w:bookmarkStart w:id="8" w:name="_Toc219050250"/>
+      <w:bookmarkStart w:id="10" w:name="_Toc229394562"/>
       <w:r>
         <w:t>6.3</w:t>
       </w:r>
@@ -3067,13 +4182,13 @@
         <w:tab/>
         <w:t>Fase de diseño</w:t>
       </w:r>
-      <w:bookmarkEnd w:id="8"/>
+      <w:bookmarkEnd w:id="10"/>
     </w:p>
     <w:p>
       <w:pPr>
         <w:pStyle w:val="Ttulo2"/>
       </w:pPr>
-      <w:bookmarkStart w:id="9" w:name="_Toc219050251"/>
+      <w:bookmarkStart w:id="11" w:name="_Toc229394563"/>
       <w:r>
         <w:t>6.4</w:t>
       </w:r>
@@ -3081,13 +4196,13 @@
         <w:tab/>
         <w:t>Fase de desarrollo</w:t>
       </w:r>
-      <w:bookmarkEnd w:id="9"/>
+      <w:bookmarkEnd w:id="11"/>
     </w:p>
     <w:p>
       <w:pPr>
         <w:pStyle w:val="Ttulo2"/>
       </w:pPr>
-      <w:bookmarkStart w:id="10" w:name="_Toc219050252"/>
+      <w:bookmarkStart w:id="12" w:name="_Toc229394564"/>
       <w:r>
         <w:t>6.5</w:t>
       </w:r>
@@ -3095,35 +4210,66 @@
         <w:tab/>
         <w:t>Fase de pruebas</w:t>
       </w:r>
-      <w:bookmarkEnd w:id="10"/>
-    </w:p>
+      <w:bookmarkEnd w:id="12"/>
+    </w:p>
+    <w:p>
+      <w:pPr>
+        <w:pStyle w:val="Ttulo3"/>
+      </w:pPr>
+      <w:bookmarkStart w:id="13" w:name="_Toc229394565"/>
+      <w:r>
+        <w:t>6.5.1. Pruebas funcionales</w:t>
+      </w:r>
+      <w:bookmarkEnd w:id="13"/>
+    </w:p>
+    <w:p>
+      <w:pPr>
+        <w:pStyle w:val="Ttulo3"/>
+      </w:pPr>
+      <w:bookmarkStart w:id="14" w:name="_Toc229394566"/>
+      <w:r>
+        <w:t>6.5.2. Pruebas de rendimiento</w:t>
+      </w:r>
+      <w:bookmarkEnd w:id="14"/>
+    </w:p>
+    <w:p>
+      <w:pPr>
+        <w:pStyle w:val="Ttulo3"/>
+      </w:pPr>
+      <w:bookmarkStart w:id="15" w:name="_Toc229394567"/>
+      <w:r>
+        <w:t>6.5.3. Pruebas de usabilidad</w:t>
+      </w:r>
+      <w:bookmarkEnd w:id="15"/>
+    </w:p>
+    <w:p>
+      <w:pPr>
+        <w:pStyle w:val="Ttulo3"/>
+      </w:pPr>
+      <w:bookmarkStart w:id="16" w:name="_Toc229394568"/>
+      <w:r>
+        <w:t>6.5.4. Pruebas de seguridad</w:t>
+      </w:r>
+      <w:bookmarkEnd w:id="16"/>
+    </w:p>
+    <w:p/>
     <w:p>
       <w:pPr>
         <w:pStyle w:val="Ttulo2"/>
       </w:pPr>
-      <w:bookmarkStart w:id="11" w:name="_Toc219050253"/>
-      <w:r>
-        <w:t>6.6</w:t>
-      </w:r>
-      <w:r>
-        <w:tab/>
-        <w:t>Verificación</w:t>
-      </w:r>
-      <w:bookmarkEnd w:id="11"/>
-    </w:p>
-    <w:p>
-      <w:pPr>
-        <w:pStyle w:val="Ttulo2"/>
-      </w:pPr>
-      <w:bookmarkStart w:id="12" w:name="_Toc219050254"/>
-      <w:r>
-        <w:t>6.7</w:t>
+      <w:bookmarkStart w:id="17" w:name="_Toc229394570"/>
+      <w:r>
+        <w:lastRenderedPageBreak/>
+        <w:t>6.</w:t>
+      </w:r>
+      <w:r>
+        <w:t>6</w:t>
       </w:r>
       <w:r>
         <w:tab/>
         <w:t>Fase de despliegue</w:t>
       </w:r>
-      <w:bookmarkEnd w:id="12"/>
+      <w:bookmarkEnd w:id="17"/>
       <w:r>
         <w:tab/>
       </w:r>
@@ -3132,21 +4278,21 @@
       <w:pPr>
         <w:pStyle w:val="Ttulo1"/>
       </w:pPr>
-      <w:bookmarkStart w:id="13" w:name="_Toc219050255"/>
+      <w:bookmarkStart w:id="18" w:name="_Toc229394571"/>
       <w:r>
         <w:t>7. Manual de usuario (Elaboración de un manual detallado de la aplicación)</w:t>
       </w:r>
-      <w:bookmarkEnd w:id="13"/>
+      <w:bookmarkEnd w:id="18"/>
     </w:p>
     <w:p>
       <w:pPr>
         <w:pStyle w:val="Ttulo1"/>
       </w:pPr>
-      <w:bookmarkStart w:id="14" w:name="_Toc219050256"/>
+      <w:bookmarkStart w:id="19" w:name="_Toc229394572"/>
       <w:r>
         <w:t>8. Conclusión del proyecto</w:t>
       </w:r>
-      <w:bookmarkEnd w:id="14"/>
+      <w:bookmarkEnd w:id="19"/>
       <w:r>
         <w:tab/>
       </w:r>
@@ -3155,170 +4301,35 @@
       <w:pPr>
         <w:pStyle w:val="Ttulo1"/>
       </w:pPr>
-      <w:bookmarkStart w:id="15" w:name="_Toc219050257"/>
+      <w:bookmarkStart w:id="20" w:name="_Toc229394573"/>
       <w:r>
         <w:t>9. Líneas de investigación y desarrollo futuras</w:t>
       </w:r>
-      <w:bookmarkEnd w:id="15"/>
+      <w:bookmarkEnd w:id="20"/>
     </w:p>
     <w:p>
       <w:pPr>
         <w:pStyle w:val="Ttulo1"/>
       </w:pPr>
-      <w:bookmarkStart w:id="16" w:name="_Toc219050258"/>
+      <w:bookmarkStart w:id="21" w:name="_Toc229394574"/>
       <w:r>
         <w:t>10. ANEXOS</w:t>
       </w:r>
-      <w:bookmarkEnd w:id="16"/>
+      <w:bookmarkEnd w:id="21"/>
     </w:p>
     <w:p>
       <w:pPr>
         <w:pStyle w:val="Ttulo1"/>
       </w:pPr>
-      <w:bookmarkStart w:id="17" w:name="_Toc219050259"/>
-      <w:r>
-        <w:lastRenderedPageBreak/>
+      <w:bookmarkStart w:id="22" w:name="_Toc229394575"/>
+      <w:r>
         <w:t>11. Bibliografía</w:t>
       </w:r>
-      <w:bookmarkEnd w:id="17"/>
-    </w:p>
-    <w:p>
-      <w:pPr>
-        <w:pStyle w:val="Ttulo1"/>
-      </w:pPr>
-      <w:bookmarkStart w:id="18" w:name="_Toc219050260"/>
-      <w:r>
-        <w:t>12. Recomendaciones y Formato del documento</w:t>
-      </w:r>
-      <w:bookmarkEnd w:id="18"/>
-    </w:p>
-    <w:p>
-      <w:pPr>
-        <w:pStyle w:val="Ttulo2"/>
-      </w:pPr>
-      <w:bookmarkStart w:id="19" w:name="_Toc219050261"/>
-      <w:r>
-        <w:t xml:space="preserve">12.1. </w:t>
-      </w:r>
-      <w:r>
-        <w:tab/>
-        <w:t>Formato del documento</w:t>
-      </w:r>
-      <w:bookmarkEnd w:id="19"/>
-      <w:r>
-        <w:tab/>
-      </w:r>
-    </w:p>
-    <w:p>
-      <w:pPr>
-        <w:pStyle w:val="Ttulo1"/>
-      </w:pPr>
-      <w:bookmarkStart w:id="20" w:name="_Toc219050262"/>
-      <w:r>
-        <w:t>13. FECHAS PROPUESTAS</w:t>
-      </w:r>
-      <w:bookmarkEnd w:id="20"/>
-    </w:p>
-    <w:p>
-      <w:pPr>
-        <w:pStyle w:val="Ttulo2"/>
-      </w:pPr>
-      <w:bookmarkStart w:id="21" w:name="_Toc219050263"/>
-      <w:r>
-        <w:t>13.1. REVISIÓN DEL PROYECTO</w:t>
-      </w:r>
-      <w:bookmarkEnd w:id="21"/>
-    </w:p>
-    <w:p>
-      <w:pPr>
-        <w:pStyle w:val="Ttulo3"/>
-      </w:pPr>
-      <w:bookmarkStart w:id="22" w:name="_Toc219050264"/>
-      <w:r>
-        <w:t>●</w:t>
-      </w:r>
-      <w:r>
-        <w:tab/>
-        <w:t>Semana de 24 de diciembre</w:t>
-      </w:r>
       <w:bookmarkEnd w:id="22"/>
     </w:p>
-    <w:p>
-      <w:pPr>
-        <w:pStyle w:val="Ttulo3"/>
-      </w:pPr>
-      <w:bookmarkStart w:id="23" w:name="_Toc219050265"/>
-      <w:r>
-        <w:t>●</w:t>
-      </w:r>
-      <w:r>
-        <w:tab/>
-        <w:t>Semana del 28 de enero</w:t>
-      </w:r>
-      <w:bookmarkEnd w:id="23"/>
-      <w:r>
-        <w:tab/>
-      </w:r>
-    </w:p>
-    <w:p>
-      <w:pPr>
-        <w:pStyle w:val="Ttulo3"/>
-      </w:pPr>
-      <w:bookmarkStart w:id="24" w:name="_Toc219050266"/>
-      <w:r>
-        <w:t>●</w:t>
-      </w:r>
-      <w:r>
-        <w:tab/>
-        <w:t>Semana del 25 de febrero</w:t>
-      </w:r>
-      <w:bookmarkEnd w:id="24"/>
-    </w:p>
-    <w:p>
-      <w:pPr>
-        <w:pStyle w:val="Ttulo3"/>
-      </w:pPr>
-      <w:bookmarkStart w:id="25" w:name="_Toc219050267"/>
-      <w:r>
-        <w:t>●</w:t>
-      </w:r>
-      <w:r>
-        <w:tab/>
-        <w:t>Semana del 25 de marzo</w:t>
-      </w:r>
-      <w:bookmarkEnd w:id="25"/>
-    </w:p>
-    <w:p>
-      <w:pPr>
-        <w:pStyle w:val="Ttulo3"/>
-      </w:pPr>
-      <w:bookmarkStart w:id="26" w:name="_Toc219050268"/>
-      <w:r>
-        <w:t>●</w:t>
-      </w:r>
-      <w:r>
-        <w:tab/>
-        <w:t>Semana del 15 de abril</w:t>
-      </w:r>
-      <w:bookmarkEnd w:id="26"/>
-    </w:p>
-    <w:p>
-      <w:pPr>
-        <w:pStyle w:val="Ttulo3"/>
-      </w:pPr>
-      <w:bookmarkStart w:id="27" w:name="_Toc219050269"/>
-      <w:r>
-        <w:t>●</w:t>
-      </w:r>
-      <w:r>
-        <w:tab/>
-        <w:t>Semana del 13 de mayo</w:t>
-      </w:r>
-      <w:bookmarkEnd w:id="27"/>
-    </w:p>
     <w:sectPr>
-      <w:headerReference w:type="default" r:id="rId9"/>
-      <w:footerReference w:type="default" r:id="rId10"/>
+      <w:headerReference w:type="default" r:id="rId10"/>
+      <w:footerReference w:type="default" r:id="rId11"/>
       <w:pgSz w:w="11906" w:h="16838"/>
       <w:pgMar w:top="1417" w:right="1701" w:bottom="1417" w:left="1701" w:header="708" w:footer="708" w:gutter="0"/>
       <w:cols w:space="708"/>
@@ -3333,9 +4344,6 @@
 <w:endnotes xmlns:wpc="http://schemas.microsoft.com/office/word/2010/wordprocessingCanvas" xmlns:cx="http://schemas.microsoft.com/office/drawing/2014/chartex" xmlns:cx1="http://schemas.microsoft.com/office/drawing/2015/9/8/chartex" xmlns:cx2="http://schemas.microsoft.com/office/drawing/2015/10/21/chartex" xmlns:cx3="http://schemas.microsoft.com/office/drawing/2016/5/9/chartex" xmlns:cx4="http://schemas.microsoft.com/office/drawing/2016/5/10/chartex" xmlns:cx5="http://schemas.microsoft.com/office/drawing/2016/5/11/chartex" xmlns:cx6="http://schemas.microsoft.com/office/drawing/2016/5/12/chartex" xmlns:cx7="http://schemas.microsoft.com/office/drawing/2016/5/13/chartex" xmlns:cx8="http://schemas.microsoft.com/office/drawing/2016/5/14/chartex" xmlns:mc="http://schemas.openxmlformats.org/markup-compatibility/2006" xmlns:aink="http://schemas.microsoft.com/office/drawing/2016/ink" xmlns:am3d="http://schemas.microsoft.com/office/drawing/2017/model3d" xmlns:o="urn:schemas-microsoft-com:office:office" xmlns:oel="http://schemas.microsoft.com/office/2019/extlst" xmlns:r="http://schemas.openxmlformats.org/officeDocument/2006/relationships" xmlns:m="http://schemas.openxmlformats.org/officeDocument/2006/math" xmlns:v="urn:schemas-microsoft-com:vml" xmlns:wp14="http://schemas.microsoft.com/office/word/2010/wordprocessingDrawing" xmlns:wp="http://schemas.openxmlformats.org/drawingml/2006/wordprocessingDrawing" xmlns:w10="urn:schemas-microsoft-com:office:word" xmlns:w="http://schemas.openxmlformats.org/wordprocessingml/2006/main" xmlns:w14="http://schemas.microsoft.com/office/word/2010/wordml" xmlns:w15="http://schemas.microsoft.com/office/word/2012/wordml" xmlns:w16cex="http://schemas.microsoft.com/office/word/2018/wordml/cex" xmlns:w16cid="http://schemas.microsoft.com/office/word/2016/wordml/cid" xmlns:w16="http://schemas.microsoft.com/office/word/2018/wordml" xmlns:w16du="http://schemas.microsoft.com/office/word/2023/wordml/word16du" xmlns:w16sdtdh="http://schemas.microsoft.com/office/word/2020/wordml/sdtdatahash" xmlns:w16sdtfl="http://schemas.microsoft.com/office/word/2024/wordml/sdtformatlock" xmlns:w16se="http://schemas.microsoft.com/office/word/2015/wordml/symex" xmlns:wpg="http://schemas.microsoft.com/office/word/2010/wordprocessingGroup" xmlns:wpi="http://schemas.microsoft.com/office/word/2010/wordprocessingInk" xmlns:wne="http://schemas.microsoft.com/office/word/2006/wordml" xmlns:wps="http://schemas.microsoft.com/office/word/2010/wordprocessingShape" mc:Ignorable="w14 w15 w16se w16cid w16 w16cex w16sdtdh w16sdtfl w16du wp14">
   <w:endnote w:type="separator" w:id="-1">
     <w:p>
-      <w:pPr>
-        <w:spacing w:after="0" w:line="240" w:lineRule="auto"/>
-      </w:pPr>
       <w:r>
         <w:separator/>
       </w:r>
@@ -3343,9 +4351,6 @@
   </w:endnote>
   <w:endnote w:type="continuationSeparator" w:id="0">
     <w:p>
-      <w:pPr>
-        <w:spacing w:after="0" w:line="240" w:lineRule="auto"/>
-      </w:pPr>
       <w:r>
         <w:continuationSeparator/>
       </w:r>
@@ -3358,163 +4363,179 @@
 <w:ftr xmlns:wpc="http://schemas.microsoft.com/office/word/2010/wordprocessingCanvas" xmlns:cx="http://schemas.microsoft.com/office/drawing/2014/chartex" xmlns:cx1="http://schemas.microsoft.com/office/drawing/2015/9/8/chartex" xmlns:cx2="http://schemas.microsoft.com/office/drawing/2015/10/21/chartex" xmlns:cx3="http://schemas.microsoft.com/office/drawing/2016/5/9/chartex" xmlns:cx4="http://schemas.microsoft.com/office/drawing/2016/5/10/chartex" xmlns:cx5="http://schemas.microsoft.com/office/drawing/2016/5/11/chartex" xmlns:cx6="http://schemas.microsoft.com/office/drawing/2016/5/12/chartex" xmlns:cx7="http://schemas.microsoft.com/office/drawing/2016/5/13/chartex" xmlns:cx8="http://schemas.microsoft.com/office/drawing/2016/5/14/chartex" xmlns:mc="http://schemas.openxmlformats.org/markup-compatibility/2006" xmlns:aink="http://schemas.microsoft.com/office/drawing/2016/ink" xmlns:am3d="http://schemas.microsoft.com/office/drawing/2017/model3d" xmlns:o="urn:schemas-microsoft-com:office:office" xmlns:oel="http://schemas.microsoft.com/office/2019/extlst" xmlns:r="http://schemas.openxmlformats.org/officeDocument/2006/relationships" xmlns:m="http://schemas.openxmlformats.org/officeDocument/2006/math" xmlns:v="urn:schemas-microsoft-com:vml" xmlns:wp14="http://schemas.microsoft.com/office/word/2010/wordprocessingDrawing" xmlns:wp="http://schemas.openxmlformats.org/drawingml/2006/wordprocessingDrawing" xmlns:w10="urn:schemas-microsoft-com:office:word" xmlns:w="http://schemas.openxmlformats.org/wordprocessingml/2006/main" xmlns:w14="http://schemas.microsoft.com/office/word/2010/wordml" xmlns:w15="http://schemas.microsoft.com/office/word/2012/wordml" xmlns:w16cex="http://schemas.microsoft.com/office/word/2018/wordml/cex" xmlns:w16cid="http://schemas.microsoft.com/office/word/2016/wordml/cid" xmlns:w16="http://schemas.microsoft.com/office/word/2018/wordml" xmlns:w16du="http://schemas.microsoft.com/office/word/2023/wordml/word16du" xmlns:w16sdtdh="http://schemas.microsoft.com/office/word/2020/wordml/sdtdatahash" xmlns:w16sdtfl="http://schemas.microsoft.com/office/word/2024/wordml/sdtformatlock" xmlns:w16se="http://schemas.microsoft.com/office/word/2015/wordml/symex" xmlns:wpg="http://schemas.microsoft.com/office/word/2010/wordprocessingGroup" xmlns:wpi="http://schemas.microsoft.com/office/word/2010/wordprocessingInk" xmlns:wne="http://schemas.microsoft.com/office/word/2006/wordml" xmlns:wps="http://schemas.microsoft.com/office/word/2010/wordprocessingShape" mc:Ignorable="w14 w15 w16se w16cid w16 w16cex w16sdtdh w16sdtfl w16du wp14">
   <w:sdt>
     <w:sdtPr>
-      <w:rPr>
-        <w:color w:val="808080" w:themeColor="background1" w:themeShade="80"/>
-      </w:rPr>
-      <w:id w:val="595680795"/>
+      <w:id w:val="1106469028"/>
       <w:docPartObj>
         <w:docPartGallery w:val="Page Numbers (Bottom of Page)"/>
         <w:docPartUnique/>
       </w:docPartObj>
     </w:sdtPr>
     <w:sdtContent>
-      <w:p>
-        <w:pPr>
-          <w:pStyle w:val="Piedepgina"/>
-          <w:jc w:val="right"/>
-          <w:rPr>
-            <w:color w:val="808080" w:themeColor="background1" w:themeShade="80"/>
-          </w:rPr>
-        </w:pPr>
-        <w:r>
-          <w:rPr>
-            <w:noProof/>
-          </w:rPr>
-          <mc:AlternateContent>
-            <mc:Choice Requires="wps">
-              <w:drawing>
-                <wp:anchor distT="0" distB="0" distL="114300" distR="114300" simplePos="0" relativeHeight="251659264" behindDoc="1" locked="0" layoutInCell="1" allowOverlap="1" wp14:anchorId="3E6C3E2D" wp14:editId="599A2B99">
-                  <wp:simplePos x="0" y="0"/>
-                  <wp:positionH relativeFrom="rightMargin">
-                    <wp:posOffset>0</wp:posOffset>
-                  </wp:positionH>
-                  <wp:positionV relativeFrom="paragraph">
-                    <wp:posOffset>-77163</wp:posOffset>
-                  </wp:positionV>
-                  <wp:extent cx="1078640" cy="895104"/>
-                  <wp:effectExtent l="0" t="0" r="7620" b="635"/>
-                  <wp:wrapNone/>
-                  <wp:docPr id="666909158" name="Isosceles Triangle 5"/>
-                  <wp:cNvGraphicFramePr/>
-                  <a:graphic xmlns:a="http://schemas.openxmlformats.org/drawingml/2006/main">
-                    <a:graphicData uri="http://schemas.microsoft.com/office/word/2010/wordprocessingShape">
-                      <wps:wsp>
-                        <wps:cNvSpPr/>
-                        <wps:spPr>
-                          <a:xfrm flipH="1">
-                            <a:off x="0" y="0"/>
-                            <a:ext cx="1078640" cy="895104"/>
-                          </a:xfrm>
-                          <a:prstGeom prst="triangle">
-                            <a:avLst>
-                              <a:gd name="adj" fmla="val 0"/>
-                            </a:avLst>
-                          </a:prstGeom>
-                          <a:solidFill>
-                            <a:srgbClr val="0000CC"/>
-                          </a:solidFill>
-                          <a:ln>
-                            <a:noFill/>
-                          </a:ln>
-                        </wps:spPr>
-                        <wps:style>
-                          <a:lnRef idx="2">
-                            <a:schemeClr val="accent1">
-                              <a:shade val="15000"/>
-                            </a:schemeClr>
-                          </a:lnRef>
-                          <a:fillRef idx="1">
-                            <a:schemeClr val="accent1"/>
-                          </a:fillRef>
-                          <a:effectRef idx="0">
-                            <a:schemeClr val="accent1"/>
-                          </a:effectRef>
-                          <a:fontRef idx="minor">
-                            <a:schemeClr val="lt1"/>
-                          </a:fontRef>
-                        </wps:style>
-                        <wps:bodyPr rot="0" spcFirstLastPara="0" vertOverflow="overflow" horzOverflow="overflow" vert="horz" wrap="square" lIns="91440" tIns="45720" rIns="91440" bIns="45720" numCol="1" spcCol="0" rtlCol="0" fromWordArt="0" anchor="ctr" anchorCtr="0" forceAA="0" compatLnSpc="1">
-                          <a:prstTxWarp prst="textNoShape">
-                            <a:avLst/>
-                          </a:prstTxWarp>
-                          <a:noAutofit/>
-                        </wps:bodyPr>
-                      </wps:wsp>
-                    </a:graphicData>
-                  </a:graphic>
-                  <wp14:sizeRelH relativeFrom="margin">
-                    <wp14:pctWidth>0</wp14:pctWidth>
-                  </wp14:sizeRelH>
-                  <wp14:sizeRelV relativeFrom="margin">
-                    <wp14:pctHeight>0</wp14:pctHeight>
-                  </wp14:sizeRelV>
-                </wp:anchor>
-              </w:drawing>
-            </mc:Choice>
-            <mc:Fallback>
-              <w:pict>
-                <v:shapetype w14:anchorId="5080C706" id="_x0000_t5" coordsize="21600,21600" o:spt="5" adj="10800" path="m@0,l,21600r21600,xe">
-                  <v:stroke joinstyle="miter"/>
-                  <v:formulas>
-                    <v:f eqn="val #0"/>
-                    <v:f eqn="prod #0 1 2"/>
-                    <v:f eqn="sum @1 10800 0"/>
-                  </v:formulas>
-                  <v:path gradientshapeok="t" o:connecttype="custom" o:connectlocs="@0,0;@1,10800;0,21600;10800,21600;21600,21600;@2,10800" textboxrect="0,10800,10800,18000;5400,10800,16200,18000;10800,10800,21600,18000;0,7200,7200,21600;7200,7200,14400,21600;14400,7200,21600,21600"/>
-                  <v:handles>
-                    <v:h position="#0,topLeft" xrange="0,21600"/>
-                  </v:handles>
-                </v:shapetype>
-                <v:shape id="Isosceles Triangle 5" o:spid="_x0000_s1026" type="#_x0000_t5" style="position:absolute;margin-left:0;margin-top:-6.1pt;width:84.95pt;height:70.5pt;flip:x;z-index:-251657216;visibility:visible;mso-wrap-style:square;mso-width-percent:0;mso-height-percent:0;mso-wrap-distance-left:9pt;mso-wrap-distance-top:0;mso-wrap-distance-right:9pt;mso-wrap-distance-bottom:0;mso-position-horizontal:absolute;mso-position-horizontal-relative:right-margin-area;mso-position-vertical:absolute;mso-position-vertical-relative:text;mso-width-percent:0;mso-height-percent:0;mso-width-relative:margin;mso-height-relative:margin;v-text-anchor:middle" o:gfxdata="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" adj="0" fillcolor="#00c" stroked="f" strokeweight="1pt">
-                  <w10:wrap anchorx="margin"/>
-                </v:shape>
-              </w:pict>
-            </mc:Fallback>
-          </mc:AlternateContent>
-        </w:r>
-        <w:r>
-          <w:rPr>
-            <w:color w:val="808080" w:themeColor="background1" w:themeShade="80"/>
-          </w:rPr>
-          <w:t xml:space="preserve">Página | </w:t>
-        </w:r>
-        <w:r>
-          <w:rPr>
-            <w:color w:val="808080" w:themeColor="background1" w:themeShade="80"/>
-          </w:rPr>
-          <w:fldChar w:fldCharType="begin"/>
-        </w:r>
-        <w:r>
-          <w:rPr>
-            <w:color w:val="808080" w:themeColor="background1" w:themeShade="80"/>
-          </w:rPr>
-          <w:instrText>PAGE   \* MERGEFORMAT</w:instrText>
-        </w:r>
-        <w:r>
-          <w:rPr>
-            <w:color w:val="808080" w:themeColor="background1" w:themeShade="80"/>
-          </w:rPr>
-          <w:fldChar w:fldCharType="separate"/>
-        </w:r>
-        <w:r>
-          <w:rPr>
-            <w:color w:val="808080" w:themeColor="background1" w:themeShade="80"/>
-          </w:rPr>
-          <w:t>2</w:t>
-        </w:r>
-        <w:r>
-          <w:rPr>
-            <w:color w:val="808080" w:themeColor="background1" w:themeShade="80"/>
-          </w:rPr>
-          <w:fldChar w:fldCharType="end"/>
-        </w:r>
-        <w:r>
-          <w:rPr>
-            <w:color w:val="808080" w:themeColor="background1" w:themeShade="80"/>
-          </w:rPr>
-          <w:t xml:space="preserve"> </w:t>
-        </w:r>
-      </w:p>
+      <w:sdt>
+        <w:sdtPr>
+          <w:id w:val="-1769616900"/>
+          <w:docPartObj>
+            <w:docPartGallery w:val="Page Numbers (Top of Page)"/>
+            <w:docPartUnique/>
+          </w:docPartObj>
+        </w:sdtPr>
+        <w:sdtContent>
+          <w:p>
+            <w:pPr>
+              <w:pStyle w:val="Piedepgina"/>
+            </w:pPr>
+            <w:r>
+              <w:rPr>
+                <w:noProof/>
+              </w:rPr>
+              <mc:AlternateContent>
+                <mc:Choice Requires="wps">
+                  <w:drawing>
+                    <wp:anchor distT="0" distB="0" distL="114300" distR="114300" simplePos="0" relativeHeight="251659264" behindDoc="1" locked="0" layoutInCell="1" allowOverlap="1" wp14:anchorId="45CD6CDC" wp14:editId="265E6245">
+                      <wp:simplePos x="0" y="0"/>
+                      <wp:positionH relativeFrom="page">
+                        <wp:align>right</wp:align>
+                      </wp:positionH>
+                      <wp:positionV relativeFrom="paragraph">
+                        <wp:posOffset>-104502</wp:posOffset>
+                      </wp:positionV>
+                      <wp:extent cx="1078640" cy="895104"/>
+                      <wp:effectExtent l="0" t="0" r="7620" b="635"/>
+                      <wp:wrapNone/>
+                      <wp:docPr id="666909158" name="Isosceles Triangle 5"/>
+                      <wp:cNvGraphicFramePr/>
+                      <a:graphic xmlns:a="http://schemas.openxmlformats.org/drawingml/2006/main">
+                        <a:graphicData uri="http://schemas.microsoft.com/office/word/2010/wordprocessingShape">
+                          <wps:wsp>
+                            <wps:cNvSpPr/>
+                            <wps:spPr>
+                              <a:xfrm flipH="1">
+                                <a:off x="0" y="0"/>
+                                <a:ext cx="1078640" cy="895104"/>
+                              </a:xfrm>
+                              <a:prstGeom prst="triangle">
+                                <a:avLst>
+                                  <a:gd name="adj" fmla="val 0"/>
+                                </a:avLst>
+                              </a:prstGeom>
+                              <a:solidFill>
+                                <a:srgbClr val="0000CC"/>
+                              </a:solidFill>
+                              <a:ln>
+                                <a:noFill/>
+                              </a:ln>
+                            </wps:spPr>
+                            <wps:style>
+                              <a:lnRef idx="2">
+                                <a:schemeClr val="accent1">
+                                  <a:shade val="15000"/>
+                                </a:schemeClr>
+                              </a:lnRef>
+                              <a:fillRef idx="1">
+                                <a:schemeClr val="accent1"/>
+                              </a:fillRef>
+                              <a:effectRef idx="0">
+                                <a:schemeClr val="accent1"/>
+                              </a:effectRef>
+                              <a:fontRef idx="minor">
+                                <a:schemeClr val="lt1"/>
+                              </a:fontRef>
+                            </wps:style>
+                            <wps:bodyPr rot="0" spcFirstLastPara="0" vertOverflow="overflow" horzOverflow="overflow" vert="horz" wrap="square" lIns="91440" tIns="45720" rIns="91440" bIns="45720" numCol="1" spcCol="0" rtlCol="0" fromWordArt="0" anchor="ctr" anchorCtr="0" forceAA="0" compatLnSpc="1">
+                              <a:prstTxWarp prst="textNoShape">
+                                <a:avLst/>
+                              </a:prstTxWarp>
+                              <a:noAutofit/>
+                            </wps:bodyPr>
+                          </wps:wsp>
+                        </a:graphicData>
+                      </a:graphic>
+                      <wp14:sizeRelH relativeFrom="margin">
+                        <wp14:pctWidth>0</wp14:pctWidth>
+                      </wp14:sizeRelH>
+                      <wp14:sizeRelV relativeFrom="margin">
+                        <wp14:pctHeight>0</wp14:pctHeight>
+                      </wp14:sizeRelV>
+                    </wp:anchor>
+                  </w:drawing>
+                </mc:Choice>
+                <mc:Fallback>
+                  <w:pict>
+                    <v:shapetype w14:anchorId="5CDC0274" id="_x0000_t5" coordsize="21600,21600" o:spt="5" adj="10800" path="m@0,l,21600r21600,xe">
+                      <v:stroke joinstyle="miter"/>
+                      <v:formulas>
+                        <v:f eqn="val #0"/>
+                        <v:f eqn="prod #0 1 2"/>
+                        <v:f eqn="sum @1 10800 0"/>
+                      </v:formulas>
+                      <v:path gradientshapeok="t" o:connecttype="custom" o:connectlocs="@0,0;@1,10800;0,21600;10800,21600;21600,21600;@2,10800" textboxrect="0,10800,10800,18000;5400,10800,16200,18000;10800,10800,21600,18000;0,7200,7200,21600;7200,7200,14400,21600;14400,7200,21600,21600"/>
+                      <v:handles>
+                        <v:h position="#0,topLeft" xrange="0,21600"/>
+                      </v:handles>
+                    </v:shapetype>
+                    <v:shape id="Isosceles Triangle 5" o:spid="_x0000_s1026" type="#_x0000_t5" style="position:absolute;margin-left:33.75pt;margin-top:-8.25pt;width:84.95pt;height:70.5pt;flip:x;z-index:-251657216;visibility:visible;mso-wrap-style:square;mso-width-percent:0;mso-height-percent:0;mso-wrap-distance-left:9pt;mso-wrap-distance-top:0;mso-wrap-distance-right:9pt;mso-wrap-distance-bottom:0;mso-position-horizontal:right;mso-position-horizontal-relative:page;mso-position-vertical:absolute;mso-position-vertical-relative:text;mso-width-percent:0;mso-height-percent:0;mso-width-relative:margin;mso-height-relative:margin;v-text-anchor:middle" o:gfxdata="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" adj="0" fillcolor="#00c" stroked="f" strokeweight="1pt">
+                      <w10:wrap anchorx="page"/>
+                    </v:shape>
+                  </w:pict>
+                </mc:Fallback>
+              </mc:AlternateContent>
+            </w:r>
+            <w:r>
+              <w:t xml:space="preserve">Página </w:t>
+            </w:r>
+            <w:r>
+              <w:rPr>
+                <w:szCs w:val="24"/>
+              </w:rPr>
+              <w:fldChar w:fldCharType="begin"/>
+            </w:r>
+            <w:r>
+              <w:instrText>PAGE</w:instrText>
+            </w:r>
+            <w:r>
+              <w:rPr>
+                <w:szCs w:val="24"/>
+              </w:rPr>
+              <w:fldChar w:fldCharType="separate"/>
+            </w:r>
+            <w:r>
+              <w:t>2</w:t>
+            </w:r>
+            <w:r>
+              <w:rPr>
+                <w:szCs w:val="24"/>
+              </w:rPr>
+              <w:fldChar w:fldCharType="end"/>
+            </w:r>
+            <w:r>
+              <w:t xml:space="preserve"> de </w:t>
+            </w:r>
+            <w:r>
+              <w:rPr>
+                <w:szCs w:val="24"/>
+              </w:rPr>
+              <w:fldChar w:fldCharType="begin"/>
+            </w:r>
+            <w:r>
+              <w:instrText>NUMPAGES</w:instrText>
+            </w:r>
+            <w:r>
+              <w:rPr>
+                <w:szCs w:val="24"/>
+              </w:rPr>
+              <w:fldChar w:fldCharType="separate"/>
+            </w:r>
+            <w:r>
+              <w:t>2</w:t>
+            </w:r>
+            <w:r>
+              <w:rPr>
+                <w:szCs w:val="24"/>
+              </w:rPr>
+              <w:fldChar w:fldCharType="end"/>
+            </w:r>
+          </w:p>
+        </w:sdtContent>
+      </w:sdt>
     </w:sdtContent>
   </w:sdt>
   <w:p>
@@ -3529,9 +4550,6 @@
 <w:footnotes xmlns:wpc="http://schemas.microsoft.com/office/word/2010/wordprocessingCanvas" xmlns:cx="http://schemas.microsoft.com/office/drawing/2014/chartex" xmlns:cx1="http://schemas.microsoft.com/office/drawing/2015/9/8/chartex" xmlns:cx2="http://schemas.microsoft.com/office/drawing/2015/10/21/chartex" xmlns:cx3="http://schemas.microsoft.com/office/drawing/2016/5/9/chartex" xmlns:cx4="http://schemas.microsoft.com/office/drawing/2016/5/10/chartex" xmlns:cx5="http://schemas.microsoft.com/office/drawing/2016/5/11/chartex" xmlns:cx6="http://schemas.microsoft.com/office/drawing/2016/5/12/chartex" xmlns:cx7="http://schemas.microsoft.com/office/drawing/2016/5/13/chartex" xmlns:cx8="http://schemas.microsoft.com/office/drawing/2016/5/14/chartex" xmlns:mc="http://schemas.openxmlformats.org/markup-compatibility/2006" xmlns:aink="http://schemas.microsoft.com/office/drawing/2016/ink" xmlns:am3d="http://schemas.microsoft.com/office/drawing/2017/model3d" xmlns:o="urn:schemas-microsoft-com:office:office" xmlns:oel="http://schemas.microsoft.com/office/2019/extlst" xmlns:r="http://schemas.openxmlformats.org/officeDocument/2006/relationships" xmlns:m="http://schemas.openxmlformats.org/officeDocument/2006/math" xmlns:v="urn:schemas-microsoft-com:vml" xmlns:wp14="http://schemas.microsoft.com/office/word/2010/wordprocessingDrawing" xmlns:wp="http://schemas.openxmlformats.org/drawingml/2006/wordprocessingDrawing" xmlns:w10="urn:schemas-microsoft-com:office:word" xmlns:w="http://schemas.openxmlformats.org/wordprocessingml/2006/main" xmlns:w14="http://schemas.microsoft.com/office/word/2010/wordml" xmlns:w15="http://schemas.microsoft.com/office/word/2012/wordml" xmlns:w16cex="http://schemas.microsoft.com/office/word/2018/wordml/cex" xmlns:w16cid="http://schemas.microsoft.com/office/word/2016/wordml/cid" xmlns:w16="http://schemas.microsoft.com/office/word/2018/wordml" xmlns:w16du="http://schemas.microsoft.com/office/word/2023/wordml/word16du" xmlns:w16sdtdh="http://schemas.microsoft.com/office/word/2020/wordml/sdtdatahash" xmlns:w16sdtfl="http://schemas.microsoft.com/office/word/2024/wordml/sdtformatlock" xmlns:w16se="http://schemas.microsoft.com/office/word/2015/wordml/symex" xmlns:wpg="http://schemas.microsoft.com/office/word/2010/wordprocessingGroup" xmlns:wpi="http://schemas.microsoft.com/office/word/2010/wordprocessingInk" xmlns:wne="http://schemas.microsoft.com/office/word/2006/wordml" xmlns:wps="http://schemas.microsoft.com/office/word/2010/wordprocessingShape" mc:Ignorable="w14 w15 w16se w16cid w16 w16cex w16sdtdh w16sdtfl w16du wp14">
   <w:footnote w:type="separator" w:id="-1">
     <w:p>
-      <w:pPr>
-        <w:spacing w:after="0" w:line="240" w:lineRule="auto"/>
-      </w:pPr>
       <w:r>
         <w:separator/>
       </w:r>
@@ -3539,9 +4557,6 @@
   </w:footnote>
   <w:footnote w:type="continuationSeparator" w:id="0">
     <w:p>
-      <w:pPr>
-        <w:spacing w:after="0" w:line="240" w:lineRule="auto"/>
-      </w:pPr>
       <w:r>
         <w:continuationSeparator/>
       </w:r>
@@ -3555,18 +4570,9 @@
   <w:p>
     <w:pPr>
       <w:pStyle w:val="Encabezado"/>
-      <w:rPr>
-        <w:color w:val="808080" w:themeColor="background1" w:themeShade="80"/>
-        <w:szCs w:val="24"/>
-      </w:rPr>
     </w:pPr>
     <w:sdt>
       <w:sdtPr>
-        <w:rPr>
-          <w:rFonts w:asciiTheme="majorHAnsi" w:eastAsiaTheme="majorEastAsia" w:hAnsiTheme="majorHAnsi" w:cstheme="majorBidi"/>
-          <w:color w:val="808080" w:themeColor="background1" w:themeShade="80"/>
-          <w:szCs w:val="24"/>
-        </w:rPr>
         <w:alias w:val="Título"/>
         <w:id w:val="78404852"/>
         <w:dataBinding w:prefixMappings="xmlns:ns0='http://schemas.openxmlformats.org/package/2006/metadata/core-properties' xmlns:ns1='http://purl.org/dc/elements/1.1/'" w:xpath="/ns0:coreProperties[1]/ns1:title[1]" w:storeItemID="{6C3C8BC8-F283-45AE-878A-BAB7291924A1}"/>
@@ -3574,30 +4580,15 @@
       </w:sdtPr>
       <w:sdtContent>
         <w:r>
-          <w:rPr>
-            <w:rFonts w:asciiTheme="majorHAnsi" w:eastAsiaTheme="majorEastAsia" w:hAnsiTheme="majorHAnsi" w:cstheme="majorBidi"/>
-            <w:color w:val="808080" w:themeColor="background1" w:themeShade="80"/>
-            <w:szCs w:val="24"/>
-          </w:rPr>
           <w:t>Mario Sánchez Barroso</w:t>
         </w:r>
       </w:sdtContent>
     </w:sdt>
     <w:r>
-      <w:rPr>
-        <w:rFonts w:asciiTheme="majorHAnsi" w:eastAsiaTheme="majorEastAsia" w:hAnsiTheme="majorHAnsi" w:cstheme="majorBidi"/>
-        <w:color w:val="808080" w:themeColor="background1" w:themeShade="80"/>
-        <w:szCs w:val="24"/>
-      </w:rPr>
       <w:ptab w:relativeTo="margin" w:alignment="right" w:leader="none"/>
     </w:r>
     <w:sdt>
       <w:sdtPr>
-        <w:rPr>
-          <w:rFonts w:asciiTheme="majorHAnsi" w:eastAsiaTheme="majorEastAsia" w:hAnsiTheme="majorHAnsi" w:cstheme="majorBidi"/>
-          <w:color w:val="808080" w:themeColor="background1" w:themeShade="80"/>
-          <w:szCs w:val="24"/>
-        </w:rPr>
         <w:alias w:val="Fecha"/>
         <w:id w:val="78404859"/>
         <w:dataBinding w:prefixMappings="xmlns:ns0='http://schemas.microsoft.com/office/2006/coverPageProps'" w:xpath="/ns0:CoverPageProperties[1]/ns0:PublishDate[1]" w:storeItemID="{55AF091B-3C7A-41E3-B477-F2FDAA23CFDA}"/>
@@ -3610,27 +4601,12 @@
       </w:sdtPr>
       <w:sdtContent>
         <w:r>
-          <w:rPr>
-            <w:rFonts w:asciiTheme="majorHAnsi" w:eastAsiaTheme="majorEastAsia" w:hAnsiTheme="majorHAnsi" w:cstheme="majorBidi"/>
-            <w:color w:val="808080" w:themeColor="background1" w:themeShade="80"/>
-            <w:szCs w:val="24"/>
-          </w:rPr>
           <w:t xml:space="preserve">I.E.S Prof. </w:t>
         </w:r>
         <w:r>
-          <w:rPr>
-            <w:rFonts w:asciiTheme="majorHAnsi" w:eastAsiaTheme="majorEastAsia" w:hAnsiTheme="majorHAnsi" w:cstheme="majorBidi"/>
-            <w:color w:val="808080" w:themeColor="background1" w:themeShade="80"/>
-            <w:szCs w:val="24"/>
-          </w:rPr>
           <w:t xml:space="preserve">Juan Antonio </w:t>
         </w:r>
         <w:r>
-          <w:rPr>
-            <w:rFonts w:asciiTheme="majorHAnsi" w:eastAsiaTheme="majorEastAsia" w:hAnsiTheme="majorHAnsi" w:cstheme="majorBidi"/>
-            <w:color w:val="808080" w:themeColor="background1" w:themeShade="80"/>
-            <w:szCs w:val="24"/>
-          </w:rPr>
           <w:t>Carrillo Salcedo</w:t>
         </w:r>
       </w:sdtContent>
@@ -3642,6 +4618,2239 @@
     </w:pPr>
   </w:p>
 </w:hdr>
+</file>
+
+<file path=word/numbering.xml><?xml version="1.0" encoding="utf-8"?>
+<w:numbering xmlns:wpc="http://schemas.microsoft.com/office/word/2010/wordprocessingCanvas" xmlns:cx="http://schemas.microsoft.com/office/drawing/2014/chartex" xmlns:cx1="http://schemas.microsoft.com/office/drawing/2015/9/8/chartex" xmlns:cx2="http://schemas.microsoft.com/office/drawing/2015/10/21/chartex" xmlns:cx3="http://schemas.microsoft.com/office/drawing/2016/5/9/chartex" xmlns:cx4="http://schemas.microsoft.com/office/drawing/2016/5/10/chartex" xmlns:cx5="http://schemas.microsoft.com/office/drawing/2016/5/11/chartex" xmlns:cx6="http://schemas.microsoft.com/office/drawing/2016/5/12/chartex" xmlns:cx7="http://schemas.microsoft.com/office/drawing/2016/5/13/chartex" xmlns:cx8="http://schemas.microsoft.com/office/drawing/2016/5/14/chartex" xmlns:mc="http://schemas.openxmlformats.org/markup-compatibility/2006" xmlns:aink="http://schemas.microsoft.com/office/drawing/2016/ink" xmlns:am3d="http://schemas.microsoft.com/office/drawing/2017/model3d" xmlns:o="urn:schemas-microsoft-com:office:office" xmlns:oel="http://schemas.microsoft.com/office/2019/extlst" xmlns:r="http://schemas.openxmlformats.org/officeDocument/2006/relationships" xmlns:m="http://schemas.openxmlformats.org/officeDocument/2006/math" xmlns:v="urn:schemas-microsoft-com:vml" xmlns:wp14="http://schemas.microsoft.com/office/word/2010/wordprocessingDrawing" xmlns:wp="http://schemas.openxmlformats.org/drawingml/2006/wordprocessingDrawing" xmlns:w10="urn:schemas-microsoft-com:office:word" xmlns:w="http://schemas.openxmlformats.org/wordprocessingml/2006/main" xmlns:w14="http://schemas.microsoft.com/office/word/2010/wordml" xmlns:w15="http://schemas.microsoft.com/office/word/2012/wordml" xmlns:w16cex="http://schemas.microsoft.com/office/word/2018/wordml/cex" xmlns:w16cid="http://schemas.microsoft.com/office/word/2016/wordml/cid" xmlns:w16="http://schemas.microsoft.com/office/word/2018/wordml" xmlns:w16du="http://schemas.microsoft.com/office/word/2023/wordml/word16du" xmlns:w16sdtdh="http://schemas.microsoft.com/office/word/2020/wordml/sdtdatahash" xmlns:w16sdtfl="http://schemas.microsoft.com/office/word/2024/wordml/sdtformatlock" xmlns:w16se="http://schemas.microsoft.com/office/word/2015/wordml/symex" xmlns:wpg="http://schemas.microsoft.com/office/word/2010/wordprocessingGroup" xmlns:wpi="http://schemas.microsoft.com/office/word/2010/wordprocessingInk" xmlns:wne="http://schemas.microsoft.com/office/word/2006/wordml" xmlns:wps="http://schemas.microsoft.com/office/word/2010/wordprocessingShape" mc:Ignorable="w14 w15 w16se w16cid w16 w16cex w16sdtdh w16sdtfl w16du wp14">
+  <w:abstractNum w:abstractNumId="0" w15:restartNumberingAfterBreak="0">
+    <w:nsid w:val="018B626A"/>
+    <w:multiLevelType w:val="multilevel"/>
+    <w:tmpl w:val="6C7C3F94"/>
+    <w:lvl w:ilvl="0">
+      <w:start w:val="1"/>
+      <w:numFmt w:val="bullet"/>
+      <w:lvlText w:val=""/>
+      <w:lvlJc w:val="left"/>
+      <w:pPr>
+        <w:tabs>
+          <w:tab w:val="num" w:pos="720"/>
+        </w:tabs>
+        <w:ind w:left="720" w:hanging="360"/>
+      </w:pPr>
+      <w:rPr>
+        <w:rFonts w:ascii="Symbol" w:hAnsi="Symbol" w:hint="default"/>
+        <w:sz w:val="20"/>
+      </w:rPr>
+    </w:lvl>
+    <w:lvl w:ilvl="1" w:tentative="1">
+      <w:start w:val="1"/>
+      <w:numFmt w:val="bullet"/>
+      <w:lvlText w:val="o"/>
+      <w:lvlJc w:val="left"/>
+      <w:pPr>
+        <w:tabs>
+          <w:tab w:val="num" w:pos="1440"/>
+        </w:tabs>
+        <w:ind w:left="1440" w:hanging="360"/>
+      </w:pPr>
+      <w:rPr>
+        <w:rFonts w:ascii="Courier New" w:hAnsi="Courier New" w:hint="default"/>
+        <w:sz w:val="20"/>
+      </w:rPr>
+    </w:lvl>
+    <w:lvl w:ilvl="2" w:tentative="1">
+      <w:start w:val="1"/>
+      <w:numFmt w:val="bullet"/>
+      <w:lvlText w:val=""/>
+      <w:lvlJc w:val="left"/>
+      <w:pPr>
+        <w:tabs>
+          <w:tab w:val="num" w:pos="2160"/>
+        </w:tabs>
+        <w:ind w:left="2160" w:hanging="360"/>
+      </w:pPr>
+      <w:rPr>
+        <w:rFonts w:ascii="Wingdings" w:hAnsi="Wingdings" w:hint="default"/>
+        <w:sz w:val="20"/>
+      </w:rPr>
+    </w:lvl>
+    <w:lvl w:ilvl="3" w:tentative="1">
+      <w:start w:val="1"/>
+      <w:numFmt w:val="bullet"/>
+      <w:lvlText w:val=""/>
+      <w:lvlJc w:val="left"/>
+      <w:pPr>
+        <w:tabs>
+          <w:tab w:val="num" w:pos="2880"/>
+        </w:tabs>
+        <w:ind w:left="2880" w:hanging="360"/>
+      </w:pPr>
+      <w:rPr>
+        <w:rFonts w:ascii="Wingdings" w:hAnsi="Wingdings" w:hint="default"/>
+        <w:sz w:val="20"/>
+      </w:rPr>
+    </w:lvl>
+    <w:lvl w:ilvl="4" w:tentative="1">
+      <w:start w:val="1"/>
+      <w:numFmt w:val="bullet"/>
+      <w:lvlText w:val=""/>
+      <w:lvlJc w:val="left"/>
+      <w:pPr>
+        <w:tabs>
+          <w:tab w:val="num" w:pos="3600"/>
+        </w:tabs>
+        <w:ind w:left="3600" w:hanging="360"/>
+      </w:pPr>
+      <w:rPr>
+        <w:rFonts w:ascii="Wingdings" w:hAnsi="Wingdings" w:hint="default"/>
+        <w:sz w:val="20"/>
+      </w:rPr>
+    </w:lvl>
+    <w:lvl w:ilvl="5" w:tentative="1">
+      <w:start w:val="1"/>
+      <w:numFmt w:val="bullet"/>
+      <w:lvlText w:val=""/>
+      <w:lvlJc w:val="left"/>
+      <w:pPr>
+        <w:tabs>
+          <w:tab w:val="num" w:pos="4320"/>
+        </w:tabs>
+        <w:ind w:left="4320" w:hanging="360"/>
+      </w:pPr>
+      <w:rPr>
+        <w:rFonts w:ascii="Wingdings" w:hAnsi="Wingdings" w:hint="default"/>
+        <w:sz w:val="20"/>
+      </w:rPr>
+    </w:lvl>
+    <w:lvl w:ilvl="6" w:tentative="1">
+      <w:start w:val="1"/>
+      <w:numFmt w:val="bullet"/>
+      <w:lvlText w:val=""/>
+      <w:lvlJc w:val="left"/>
+      <w:pPr>
+        <w:tabs>
+          <w:tab w:val="num" w:pos="5040"/>
+        </w:tabs>
+        <w:ind w:left="5040" w:hanging="360"/>
+      </w:pPr>
+      <w:rPr>
+        <w:rFonts w:ascii="Wingdings" w:hAnsi="Wingdings" w:hint="default"/>
+        <w:sz w:val="20"/>
+      </w:rPr>
+    </w:lvl>
+    <w:lvl w:ilvl="7" w:tentative="1">
+      <w:start w:val="1"/>
+      <w:numFmt w:val="bullet"/>
+      <w:lvlText w:val=""/>
+      <w:lvlJc w:val="left"/>
+      <w:pPr>
+        <w:tabs>
+          <w:tab w:val="num" w:pos="5760"/>
+        </w:tabs>
+        <w:ind w:left="5760" w:hanging="360"/>
+      </w:pPr>
+      <w:rPr>
+        <w:rFonts w:ascii="Wingdings" w:hAnsi="Wingdings" w:hint="default"/>
+        <w:sz w:val="20"/>
+      </w:rPr>
+    </w:lvl>
+    <w:lvl w:ilvl="8" w:tentative="1">
+      <w:start w:val="1"/>
+      <w:numFmt w:val="bullet"/>
+      <w:lvlText w:val=""/>
+      <w:lvlJc w:val="left"/>
+      <w:pPr>
+        <w:tabs>
+          <w:tab w:val="num" w:pos="6480"/>
+        </w:tabs>
+        <w:ind w:left="6480" w:hanging="360"/>
+      </w:pPr>
+      <w:rPr>
+        <w:rFonts w:ascii="Wingdings" w:hAnsi="Wingdings" w:hint="default"/>
+        <w:sz w:val="20"/>
+      </w:rPr>
+    </w:lvl>
+  </w:abstractNum>
+  <w:abstractNum w:abstractNumId="1" w15:restartNumberingAfterBreak="0">
+    <w:nsid w:val="054D1947"/>
+    <w:multiLevelType w:val="multilevel"/>
+    <w:tmpl w:val="F15880D8"/>
+    <w:lvl w:ilvl="0">
+      <w:start w:val="1"/>
+      <w:numFmt w:val="bullet"/>
+      <w:lvlText w:val=""/>
+      <w:lvlJc w:val="left"/>
+      <w:pPr>
+        <w:tabs>
+          <w:tab w:val="num" w:pos="720"/>
+        </w:tabs>
+        <w:ind w:left="720" w:hanging="360"/>
+      </w:pPr>
+      <w:rPr>
+        <w:rFonts w:ascii="Symbol" w:hAnsi="Symbol" w:hint="default"/>
+        <w:sz w:val="20"/>
+      </w:rPr>
+    </w:lvl>
+    <w:lvl w:ilvl="1" w:tentative="1">
+      <w:start w:val="1"/>
+      <w:numFmt w:val="bullet"/>
+      <w:lvlText w:val="o"/>
+      <w:lvlJc w:val="left"/>
+      <w:pPr>
+        <w:tabs>
+          <w:tab w:val="num" w:pos="1440"/>
+        </w:tabs>
+        <w:ind w:left="1440" w:hanging="360"/>
+      </w:pPr>
+      <w:rPr>
+        <w:rFonts w:ascii="Courier New" w:hAnsi="Courier New" w:hint="default"/>
+        <w:sz w:val="20"/>
+      </w:rPr>
+    </w:lvl>
+    <w:lvl w:ilvl="2" w:tentative="1">
+      <w:start w:val="1"/>
+      <w:numFmt w:val="bullet"/>
+      <w:lvlText w:val=""/>
+      <w:lvlJc w:val="left"/>
+      <w:pPr>
+        <w:tabs>
+          <w:tab w:val="num" w:pos="2160"/>
+        </w:tabs>
+        <w:ind w:left="2160" w:hanging="360"/>
+      </w:pPr>
+      <w:rPr>
+        <w:rFonts w:ascii="Wingdings" w:hAnsi="Wingdings" w:hint="default"/>
+        <w:sz w:val="20"/>
+      </w:rPr>
+    </w:lvl>
+    <w:lvl w:ilvl="3" w:tentative="1">
+      <w:start w:val="1"/>
+      <w:numFmt w:val="bullet"/>
+      <w:lvlText w:val=""/>
+      <w:lvlJc w:val="left"/>
+      <w:pPr>
+        <w:tabs>
+          <w:tab w:val="num" w:pos="2880"/>
+        </w:tabs>
+        <w:ind w:left="2880" w:hanging="360"/>
+      </w:pPr>
+      <w:rPr>
+        <w:rFonts w:ascii="Wingdings" w:hAnsi="Wingdings" w:hint="default"/>
+        <w:sz w:val="20"/>
+      </w:rPr>
+    </w:lvl>
+    <w:lvl w:ilvl="4" w:tentative="1">
+      <w:start w:val="1"/>
+      <w:numFmt w:val="bullet"/>
+      <w:lvlText w:val=""/>
+      <w:lvlJc w:val="left"/>
+      <w:pPr>
+        <w:tabs>
+          <w:tab w:val="num" w:pos="3600"/>
+        </w:tabs>
+        <w:ind w:left="3600" w:hanging="360"/>
+      </w:pPr>
+      <w:rPr>
+        <w:rFonts w:ascii="Wingdings" w:hAnsi="Wingdings" w:hint="default"/>
+        <w:sz w:val="20"/>
+      </w:rPr>
+    </w:lvl>
+    <w:lvl w:ilvl="5" w:tentative="1">
+      <w:start w:val="1"/>
+      <w:numFmt w:val="bullet"/>
+      <w:lvlText w:val=""/>
+      <w:lvlJc w:val="left"/>
+      <w:pPr>
+        <w:tabs>
+          <w:tab w:val="num" w:pos="4320"/>
+        </w:tabs>
+        <w:ind w:left="4320" w:hanging="360"/>
+      </w:pPr>
+      <w:rPr>
+        <w:rFonts w:ascii="Wingdings" w:hAnsi="Wingdings" w:hint="default"/>
+        <w:sz w:val="20"/>
+      </w:rPr>
+    </w:lvl>
+    <w:lvl w:ilvl="6" w:tentative="1">
+      <w:start w:val="1"/>
+      <w:numFmt w:val="bullet"/>
+      <w:lvlText w:val=""/>
+      <w:lvlJc w:val="left"/>
+      <w:pPr>
+        <w:tabs>
+          <w:tab w:val="num" w:pos="5040"/>
+        </w:tabs>
+        <w:ind w:left="5040" w:hanging="360"/>
+      </w:pPr>
+      <w:rPr>
+        <w:rFonts w:ascii="Wingdings" w:hAnsi="Wingdings" w:hint="default"/>
+        <w:sz w:val="20"/>
+      </w:rPr>
+    </w:lvl>
+    <w:lvl w:ilvl="7" w:tentative="1">
+      <w:start w:val="1"/>
+      <w:numFmt w:val="bullet"/>
+      <w:lvlText w:val=""/>
+      <w:lvlJc w:val="left"/>
+      <w:pPr>
+        <w:tabs>
+          <w:tab w:val="num" w:pos="5760"/>
+        </w:tabs>
+        <w:ind w:left="5760" w:hanging="360"/>
+      </w:pPr>
+      <w:rPr>
+        <w:rFonts w:ascii="Wingdings" w:hAnsi="Wingdings" w:hint="default"/>
+        <w:sz w:val="20"/>
+      </w:rPr>
+    </w:lvl>
+    <w:lvl w:ilvl="8" w:tentative="1">
+      <w:start w:val="1"/>
+      <w:numFmt w:val="bullet"/>
+      <w:lvlText w:val=""/>
+      <w:lvlJc w:val="left"/>
+      <w:pPr>
+        <w:tabs>
+          <w:tab w:val="num" w:pos="6480"/>
+        </w:tabs>
+        <w:ind w:left="6480" w:hanging="360"/>
+      </w:pPr>
+      <w:rPr>
+        <w:rFonts w:ascii="Wingdings" w:hAnsi="Wingdings" w:hint="default"/>
+        <w:sz w:val="20"/>
+      </w:rPr>
+    </w:lvl>
+  </w:abstractNum>
+  <w:abstractNum w:abstractNumId="2" w15:restartNumberingAfterBreak="0">
+    <w:nsid w:val="05C87EAA"/>
+    <w:multiLevelType w:val="multilevel"/>
+    <w:tmpl w:val="473056EC"/>
+    <w:lvl w:ilvl="0">
+      <w:start w:val="1"/>
+      <w:numFmt w:val="decimal"/>
+      <w:lvlText w:val="%1."/>
+      <w:lvlJc w:val="left"/>
+      <w:pPr>
+        <w:tabs>
+          <w:tab w:val="num" w:pos="720"/>
+        </w:tabs>
+        <w:ind w:left="720" w:hanging="360"/>
+      </w:pPr>
+    </w:lvl>
+    <w:lvl w:ilvl="1" w:tentative="1">
+      <w:start w:val="1"/>
+      <w:numFmt w:val="decimal"/>
+      <w:lvlText w:val="%2."/>
+      <w:lvlJc w:val="left"/>
+      <w:pPr>
+        <w:tabs>
+          <w:tab w:val="num" w:pos="1440"/>
+        </w:tabs>
+        <w:ind w:left="1440" w:hanging="360"/>
+      </w:pPr>
+    </w:lvl>
+    <w:lvl w:ilvl="2" w:tentative="1">
+      <w:start w:val="1"/>
+      <w:numFmt w:val="decimal"/>
+      <w:lvlText w:val="%3."/>
+      <w:lvlJc w:val="left"/>
+      <w:pPr>
+        <w:tabs>
+          <w:tab w:val="num" w:pos="2160"/>
+        </w:tabs>
+        <w:ind w:left="2160" w:hanging="360"/>
+      </w:pPr>
+    </w:lvl>
+    <w:lvl w:ilvl="3" w:tentative="1">
+      <w:start w:val="1"/>
+      <w:numFmt w:val="decimal"/>
+      <w:lvlText w:val="%4."/>
+      <w:lvlJc w:val="left"/>
+      <w:pPr>
+        <w:tabs>
+          <w:tab w:val="num" w:pos="2880"/>
+        </w:tabs>
+        <w:ind w:left="2880" w:hanging="360"/>
+      </w:pPr>
+    </w:lvl>
+    <w:lvl w:ilvl="4" w:tentative="1">
+      <w:start w:val="1"/>
+      <w:numFmt w:val="decimal"/>
+      <w:lvlText w:val="%5."/>
+      <w:lvlJc w:val="left"/>
+      <w:pPr>
+        <w:tabs>
+          <w:tab w:val="num" w:pos="3600"/>
+        </w:tabs>
+        <w:ind w:left="3600" w:hanging="360"/>
+      </w:pPr>
+    </w:lvl>
+    <w:lvl w:ilvl="5" w:tentative="1">
+      <w:start w:val="1"/>
+      <w:numFmt w:val="decimal"/>
+      <w:lvlText w:val="%6."/>
+      <w:lvlJc w:val="left"/>
+      <w:pPr>
+        <w:tabs>
+          <w:tab w:val="num" w:pos="4320"/>
+        </w:tabs>
+        <w:ind w:left="4320" w:hanging="360"/>
+      </w:pPr>
+    </w:lvl>
+    <w:lvl w:ilvl="6" w:tentative="1">
+      <w:start w:val="1"/>
+      <w:numFmt w:val="decimal"/>
+      <w:lvlText w:val="%7."/>
+      <w:lvlJc w:val="left"/>
+      <w:pPr>
+        <w:tabs>
+          <w:tab w:val="num" w:pos="5040"/>
+        </w:tabs>
+        <w:ind w:left="5040" w:hanging="360"/>
+      </w:pPr>
+    </w:lvl>
+    <w:lvl w:ilvl="7" w:tentative="1">
+      <w:start w:val="1"/>
+      <w:numFmt w:val="decimal"/>
+      <w:lvlText w:val="%8."/>
+      <w:lvlJc w:val="left"/>
+      <w:pPr>
+        <w:tabs>
+          <w:tab w:val="num" w:pos="5760"/>
+        </w:tabs>
+        <w:ind w:left="5760" w:hanging="360"/>
+      </w:pPr>
+    </w:lvl>
+    <w:lvl w:ilvl="8" w:tentative="1">
+      <w:start w:val="1"/>
+      <w:numFmt w:val="decimal"/>
+      <w:lvlText w:val="%9."/>
+      <w:lvlJc w:val="left"/>
+      <w:pPr>
+        <w:tabs>
+          <w:tab w:val="num" w:pos="6480"/>
+        </w:tabs>
+        <w:ind w:left="6480" w:hanging="360"/>
+      </w:pPr>
+    </w:lvl>
+  </w:abstractNum>
+  <w:abstractNum w:abstractNumId="3" w15:restartNumberingAfterBreak="0">
+    <w:nsid w:val="09750972"/>
+    <w:multiLevelType w:val="multilevel"/>
+    <w:tmpl w:val="FE4A2668"/>
+    <w:lvl w:ilvl="0">
+      <w:start w:val="1"/>
+      <w:numFmt w:val="bullet"/>
+      <w:lvlText w:val=""/>
+      <w:lvlJc w:val="left"/>
+      <w:pPr>
+        <w:tabs>
+          <w:tab w:val="num" w:pos="720"/>
+        </w:tabs>
+        <w:ind w:left="720" w:hanging="360"/>
+      </w:pPr>
+      <w:rPr>
+        <w:rFonts w:ascii="Symbol" w:hAnsi="Symbol" w:hint="default"/>
+        <w:sz w:val="20"/>
+      </w:rPr>
+    </w:lvl>
+    <w:lvl w:ilvl="1" w:tentative="1">
+      <w:start w:val="1"/>
+      <w:numFmt w:val="bullet"/>
+      <w:lvlText w:val="o"/>
+      <w:lvlJc w:val="left"/>
+      <w:pPr>
+        <w:tabs>
+          <w:tab w:val="num" w:pos="1440"/>
+        </w:tabs>
+        <w:ind w:left="1440" w:hanging="360"/>
+      </w:pPr>
+      <w:rPr>
+        <w:rFonts w:ascii="Courier New" w:hAnsi="Courier New" w:hint="default"/>
+        <w:sz w:val="20"/>
+      </w:rPr>
+    </w:lvl>
+    <w:lvl w:ilvl="2" w:tentative="1">
+      <w:start w:val="1"/>
+      <w:numFmt w:val="bullet"/>
+      <w:lvlText w:val=""/>
+      <w:lvlJc w:val="left"/>
+      <w:pPr>
+        <w:tabs>
+          <w:tab w:val="num" w:pos="2160"/>
+        </w:tabs>
+        <w:ind w:left="2160" w:hanging="360"/>
+      </w:pPr>
+      <w:rPr>
+        <w:rFonts w:ascii="Wingdings" w:hAnsi="Wingdings" w:hint="default"/>
+        <w:sz w:val="20"/>
+      </w:rPr>
+    </w:lvl>
+    <w:lvl w:ilvl="3" w:tentative="1">
+      <w:start w:val="1"/>
+      <w:numFmt w:val="bullet"/>
+      <w:lvlText w:val=""/>
+      <w:lvlJc w:val="left"/>
+      <w:pPr>
+        <w:tabs>
+          <w:tab w:val="num" w:pos="2880"/>
+        </w:tabs>
+        <w:ind w:left="2880" w:hanging="360"/>
+      </w:pPr>
+      <w:rPr>
+        <w:rFonts w:ascii="Wingdings" w:hAnsi="Wingdings" w:hint="default"/>
+        <w:sz w:val="20"/>
+      </w:rPr>
+    </w:lvl>
+    <w:lvl w:ilvl="4" w:tentative="1">
+      <w:start w:val="1"/>
+      <w:numFmt w:val="bullet"/>
+      <w:lvlText w:val=""/>
+      <w:lvlJc w:val="left"/>
+      <w:pPr>
+        <w:tabs>
+          <w:tab w:val="num" w:pos="3600"/>
+        </w:tabs>
+        <w:ind w:left="3600" w:hanging="360"/>
+      </w:pPr>
+      <w:rPr>
+        <w:rFonts w:ascii="Wingdings" w:hAnsi="Wingdings" w:hint="default"/>
+        <w:sz w:val="20"/>
+      </w:rPr>
+    </w:lvl>
+    <w:lvl w:ilvl="5" w:tentative="1">
+      <w:start w:val="1"/>
+      <w:numFmt w:val="bullet"/>
+      <w:lvlText w:val=""/>
+      <w:lvlJc w:val="left"/>
+      <w:pPr>
+        <w:tabs>
+          <w:tab w:val="num" w:pos="4320"/>
+        </w:tabs>
+        <w:ind w:left="4320" w:hanging="360"/>
+      </w:pPr>
+      <w:rPr>
+        <w:rFonts w:ascii="Wingdings" w:hAnsi="Wingdings" w:hint="default"/>
+        <w:sz w:val="20"/>
+      </w:rPr>
+    </w:lvl>
+    <w:lvl w:ilvl="6" w:tentative="1">
+      <w:start w:val="1"/>
+      <w:numFmt w:val="bullet"/>
+      <w:lvlText w:val=""/>
+      <w:lvlJc w:val="left"/>
+      <w:pPr>
+        <w:tabs>
+          <w:tab w:val="num" w:pos="5040"/>
+        </w:tabs>
+        <w:ind w:left="5040" w:hanging="360"/>
+      </w:pPr>
+      <w:rPr>
+        <w:rFonts w:ascii="Wingdings" w:hAnsi="Wingdings" w:hint="default"/>
+        <w:sz w:val="20"/>
+      </w:rPr>
+    </w:lvl>
+    <w:lvl w:ilvl="7" w:tentative="1">
+      <w:start w:val="1"/>
+      <w:numFmt w:val="bullet"/>
+      <w:lvlText w:val=""/>
+      <w:lvlJc w:val="left"/>
+      <w:pPr>
+        <w:tabs>
+          <w:tab w:val="num" w:pos="5760"/>
+        </w:tabs>
+        <w:ind w:left="5760" w:hanging="360"/>
+      </w:pPr>
+      <w:rPr>
+        <w:rFonts w:ascii="Wingdings" w:hAnsi="Wingdings" w:hint="default"/>
+        <w:sz w:val="20"/>
+      </w:rPr>
+    </w:lvl>
+    <w:lvl w:ilvl="8" w:tentative="1">
+      <w:start w:val="1"/>
+      <w:numFmt w:val="bullet"/>
+      <w:lvlText w:val=""/>
+      <w:lvlJc w:val="left"/>
+      <w:pPr>
+        <w:tabs>
+          <w:tab w:val="num" w:pos="6480"/>
+        </w:tabs>
+        <w:ind w:left="6480" w:hanging="360"/>
+      </w:pPr>
+      <w:rPr>
+        <w:rFonts w:ascii="Wingdings" w:hAnsi="Wingdings" w:hint="default"/>
+        <w:sz w:val="20"/>
+      </w:rPr>
+    </w:lvl>
+  </w:abstractNum>
+  <w:abstractNum w:abstractNumId="4" w15:restartNumberingAfterBreak="0">
+    <w:nsid w:val="0A3C5732"/>
+    <w:multiLevelType w:val="multilevel"/>
+    <w:tmpl w:val="ACD29F7A"/>
+    <w:lvl w:ilvl="0">
+      <w:start w:val="1"/>
+      <w:numFmt w:val="bullet"/>
+      <w:lvlText w:val=""/>
+      <w:lvlJc w:val="left"/>
+      <w:pPr>
+        <w:tabs>
+          <w:tab w:val="num" w:pos="720"/>
+        </w:tabs>
+        <w:ind w:left="720" w:hanging="360"/>
+      </w:pPr>
+      <w:rPr>
+        <w:rFonts w:ascii="Symbol" w:hAnsi="Symbol" w:hint="default"/>
+        <w:sz w:val="20"/>
+      </w:rPr>
+    </w:lvl>
+    <w:lvl w:ilvl="1" w:tentative="1">
+      <w:start w:val="1"/>
+      <w:numFmt w:val="bullet"/>
+      <w:lvlText w:val="o"/>
+      <w:lvlJc w:val="left"/>
+      <w:pPr>
+        <w:tabs>
+          <w:tab w:val="num" w:pos="1440"/>
+        </w:tabs>
+        <w:ind w:left="1440" w:hanging="360"/>
+      </w:pPr>
+      <w:rPr>
+        <w:rFonts w:ascii="Courier New" w:hAnsi="Courier New" w:hint="default"/>
+        <w:sz w:val="20"/>
+      </w:rPr>
+    </w:lvl>
+    <w:lvl w:ilvl="2" w:tentative="1">
+      <w:start w:val="1"/>
+      <w:numFmt w:val="bullet"/>
+      <w:lvlText w:val=""/>
+      <w:lvlJc w:val="left"/>
+      <w:pPr>
+        <w:tabs>
+          <w:tab w:val="num" w:pos="2160"/>
+        </w:tabs>
+        <w:ind w:left="2160" w:hanging="360"/>
+      </w:pPr>
+      <w:rPr>
+        <w:rFonts w:ascii="Wingdings" w:hAnsi="Wingdings" w:hint="default"/>
+        <w:sz w:val="20"/>
+      </w:rPr>
+    </w:lvl>
+    <w:lvl w:ilvl="3" w:tentative="1">
+      <w:start w:val="1"/>
+      <w:numFmt w:val="bullet"/>
+      <w:lvlText w:val=""/>
+      <w:lvlJc w:val="left"/>
+      <w:pPr>
+        <w:tabs>
+          <w:tab w:val="num" w:pos="2880"/>
+        </w:tabs>
+        <w:ind w:left="2880" w:hanging="360"/>
+      </w:pPr>
+      <w:rPr>
+        <w:rFonts w:ascii="Wingdings" w:hAnsi="Wingdings" w:hint="default"/>
+        <w:sz w:val="20"/>
+      </w:rPr>
+    </w:lvl>
+    <w:lvl w:ilvl="4" w:tentative="1">
+      <w:start w:val="1"/>
+      <w:numFmt w:val="bullet"/>
+      <w:lvlText w:val=""/>
+      <w:lvlJc w:val="left"/>
+      <w:pPr>
+        <w:tabs>
+          <w:tab w:val="num" w:pos="3600"/>
+        </w:tabs>
+        <w:ind w:left="3600" w:hanging="360"/>
+      </w:pPr>
+      <w:rPr>
+        <w:rFonts w:ascii="Wingdings" w:hAnsi="Wingdings" w:hint="default"/>
+        <w:sz w:val="20"/>
+      </w:rPr>
+    </w:lvl>
+    <w:lvl w:ilvl="5" w:tentative="1">
+      <w:start w:val="1"/>
+      <w:numFmt w:val="bullet"/>
+      <w:lvlText w:val=""/>
+      <w:lvlJc w:val="left"/>
+      <w:pPr>
+        <w:tabs>
+          <w:tab w:val="num" w:pos="4320"/>
+        </w:tabs>
+        <w:ind w:left="4320" w:hanging="360"/>
+      </w:pPr>
+      <w:rPr>
+        <w:rFonts w:ascii="Wingdings" w:hAnsi="Wingdings" w:hint="default"/>
+        <w:sz w:val="20"/>
+      </w:rPr>
+    </w:lvl>
+    <w:lvl w:ilvl="6" w:tentative="1">
+      <w:start w:val="1"/>
+      <w:numFmt w:val="bullet"/>
+      <w:lvlText w:val=""/>
+      <w:lvlJc w:val="left"/>
+      <w:pPr>
+        <w:tabs>
+          <w:tab w:val="num" w:pos="5040"/>
+        </w:tabs>
+        <w:ind w:left="5040" w:hanging="360"/>
+      </w:pPr>
+      <w:rPr>
+        <w:rFonts w:ascii="Wingdings" w:hAnsi="Wingdings" w:hint="default"/>
+        <w:sz w:val="20"/>
+      </w:rPr>
+    </w:lvl>
+    <w:lvl w:ilvl="7" w:tentative="1">
+      <w:start w:val="1"/>
+      <w:numFmt w:val="bullet"/>
+      <w:lvlText w:val=""/>
+      <w:lvlJc w:val="left"/>
+      <w:pPr>
+        <w:tabs>
+          <w:tab w:val="num" w:pos="5760"/>
+        </w:tabs>
+        <w:ind w:left="5760" w:hanging="360"/>
+      </w:pPr>
+      <w:rPr>
+        <w:rFonts w:ascii="Wingdings" w:hAnsi="Wingdings" w:hint="default"/>
+        <w:sz w:val="20"/>
+      </w:rPr>
+    </w:lvl>
+    <w:lvl w:ilvl="8" w:tentative="1">
+      <w:start w:val="1"/>
+      <w:numFmt w:val="bullet"/>
+      <w:lvlText w:val=""/>
+      <w:lvlJc w:val="left"/>
+      <w:pPr>
+        <w:tabs>
+          <w:tab w:val="num" w:pos="6480"/>
+        </w:tabs>
+        <w:ind w:left="6480" w:hanging="360"/>
+      </w:pPr>
+      <w:rPr>
+        <w:rFonts w:ascii="Wingdings" w:hAnsi="Wingdings" w:hint="default"/>
+        <w:sz w:val="20"/>
+      </w:rPr>
+    </w:lvl>
+  </w:abstractNum>
+  <w:abstractNum w:abstractNumId="5" w15:restartNumberingAfterBreak="0">
+    <w:nsid w:val="133D4006"/>
+    <w:multiLevelType w:val="multilevel"/>
+    <w:tmpl w:val="F44CAB06"/>
+    <w:lvl w:ilvl="0">
+      <w:start w:val="1"/>
+      <w:numFmt w:val="bullet"/>
+      <w:lvlText w:val=""/>
+      <w:lvlJc w:val="left"/>
+      <w:pPr>
+        <w:tabs>
+          <w:tab w:val="num" w:pos="720"/>
+        </w:tabs>
+        <w:ind w:left="720" w:hanging="360"/>
+      </w:pPr>
+      <w:rPr>
+        <w:rFonts w:ascii="Symbol" w:hAnsi="Symbol" w:hint="default"/>
+        <w:sz w:val="20"/>
+      </w:rPr>
+    </w:lvl>
+    <w:lvl w:ilvl="1" w:tentative="1">
+      <w:start w:val="1"/>
+      <w:numFmt w:val="bullet"/>
+      <w:lvlText w:val="o"/>
+      <w:lvlJc w:val="left"/>
+      <w:pPr>
+        <w:tabs>
+          <w:tab w:val="num" w:pos="1440"/>
+        </w:tabs>
+        <w:ind w:left="1440" w:hanging="360"/>
+      </w:pPr>
+      <w:rPr>
+        <w:rFonts w:ascii="Courier New" w:hAnsi="Courier New" w:hint="default"/>
+        <w:sz w:val="20"/>
+      </w:rPr>
+    </w:lvl>
+    <w:lvl w:ilvl="2" w:tentative="1">
+      <w:start w:val="1"/>
+      <w:numFmt w:val="bullet"/>
+      <w:lvlText w:val=""/>
+      <w:lvlJc w:val="left"/>
+      <w:pPr>
+        <w:tabs>
+          <w:tab w:val="num" w:pos="2160"/>
+        </w:tabs>
+        <w:ind w:left="2160" w:hanging="360"/>
+      </w:pPr>
+      <w:rPr>
+        <w:rFonts w:ascii="Wingdings" w:hAnsi="Wingdings" w:hint="default"/>
+        <w:sz w:val="20"/>
+      </w:rPr>
+    </w:lvl>
+    <w:lvl w:ilvl="3" w:tentative="1">
+      <w:start w:val="1"/>
+      <w:numFmt w:val="bullet"/>
+      <w:lvlText w:val=""/>
+      <w:lvlJc w:val="left"/>
+      <w:pPr>
+        <w:tabs>
+          <w:tab w:val="num" w:pos="2880"/>
+        </w:tabs>
+        <w:ind w:left="2880" w:hanging="360"/>
+      </w:pPr>
+      <w:rPr>
+        <w:rFonts w:ascii="Wingdings" w:hAnsi="Wingdings" w:hint="default"/>
+        <w:sz w:val="20"/>
+      </w:rPr>
+    </w:lvl>
+    <w:lvl w:ilvl="4" w:tentative="1">
+      <w:start w:val="1"/>
+      <w:numFmt w:val="bullet"/>
+      <w:lvlText w:val=""/>
+      <w:lvlJc w:val="left"/>
+      <w:pPr>
+        <w:tabs>
+          <w:tab w:val="num" w:pos="3600"/>
+        </w:tabs>
+        <w:ind w:left="3600" w:hanging="360"/>
+      </w:pPr>
+      <w:rPr>
+        <w:rFonts w:ascii="Wingdings" w:hAnsi="Wingdings" w:hint="default"/>
+        <w:sz w:val="20"/>
+      </w:rPr>
+    </w:lvl>
+    <w:lvl w:ilvl="5" w:tentative="1">
+      <w:start w:val="1"/>
+      <w:numFmt w:val="bullet"/>
+      <w:lvlText w:val=""/>
+      <w:lvlJc w:val="left"/>
+      <w:pPr>
+        <w:tabs>
+          <w:tab w:val="num" w:pos="4320"/>
+        </w:tabs>
+        <w:ind w:left="4320" w:hanging="360"/>
+      </w:pPr>
+      <w:rPr>
+        <w:rFonts w:ascii="Wingdings" w:hAnsi="Wingdings" w:hint="default"/>
+        <w:sz w:val="20"/>
+      </w:rPr>
+    </w:lvl>
+    <w:lvl w:ilvl="6" w:tentative="1">
+      <w:start w:val="1"/>
+      <w:numFmt w:val="bullet"/>
+      <w:lvlText w:val=""/>
+      <w:lvlJc w:val="left"/>
+      <w:pPr>
+        <w:tabs>
+          <w:tab w:val="num" w:pos="5040"/>
+        </w:tabs>
+        <w:ind w:left="5040" w:hanging="360"/>
+      </w:pPr>
+      <w:rPr>
+        <w:rFonts w:ascii="Wingdings" w:hAnsi="Wingdings" w:hint="default"/>
+        <w:sz w:val="20"/>
+      </w:rPr>
+    </w:lvl>
+    <w:lvl w:ilvl="7" w:tentative="1">
+      <w:start w:val="1"/>
+      <w:numFmt w:val="bullet"/>
+      <w:lvlText w:val=""/>
+      <w:lvlJc w:val="left"/>
+      <w:pPr>
+        <w:tabs>
+          <w:tab w:val="num" w:pos="5760"/>
+        </w:tabs>
+        <w:ind w:left="5760" w:hanging="360"/>
+      </w:pPr>
+      <w:rPr>
+        <w:rFonts w:ascii="Wingdings" w:hAnsi="Wingdings" w:hint="default"/>
+        <w:sz w:val="20"/>
+      </w:rPr>
+    </w:lvl>
+    <w:lvl w:ilvl="8" w:tentative="1">
+      <w:start w:val="1"/>
+      <w:numFmt w:val="bullet"/>
+      <w:lvlText w:val=""/>
+      <w:lvlJc w:val="left"/>
+      <w:pPr>
+        <w:tabs>
+          <w:tab w:val="num" w:pos="6480"/>
+        </w:tabs>
+        <w:ind w:left="6480" w:hanging="360"/>
+      </w:pPr>
+      <w:rPr>
+        <w:rFonts w:ascii="Wingdings" w:hAnsi="Wingdings" w:hint="default"/>
+        <w:sz w:val="20"/>
+      </w:rPr>
+    </w:lvl>
+  </w:abstractNum>
+  <w:abstractNum w:abstractNumId="6" w15:restartNumberingAfterBreak="0">
+    <w:nsid w:val="17844DCD"/>
+    <w:multiLevelType w:val="multilevel"/>
+    <w:tmpl w:val="D042F2A0"/>
+    <w:lvl w:ilvl="0">
+      <w:start w:val="1"/>
+      <w:numFmt w:val="bullet"/>
+      <w:lvlText w:val=""/>
+      <w:lvlJc w:val="left"/>
+      <w:pPr>
+        <w:tabs>
+          <w:tab w:val="num" w:pos="720"/>
+        </w:tabs>
+        <w:ind w:left="720" w:hanging="360"/>
+      </w:pPr>
+      <w:rPr>
+        <w:rFonts w:ascii="Symbol" w:hAnsi="Symbol" w:hint="default"/>
+        <w:sz w:val="20"/>
+      </w:rPr>
+    </w:lvl>
+    <w:lvl w:ilvl="1" w:tentative="1">
+      <w:start w:val="1"/>
+      <w:numFmt w:val="bullet"/>
+      <w:lvlText w:val="o"/>
+      <w:lvlJc w:val="left"/>
+      <w:pPr>
+        <w:tabs>
+          <w:tab w:val="num" w:pos="1440"/>
+        </w:tabs>
+        <w:ind w:left="1440" w:hanging="360"/>
+      </w:pPr>
+      <w:rPr>
+        <w:rFonts w:ascii="Courier New" w:hAnsi="Courier New" w:hint="default"/>
+        <w:sz w:val="20"/>
+      </w:rPr>
+    </w:lvl>
+    <w:lvl w:ilvl="2" w:tentative="1">
+      <w:start w:val="1"/>
+      <w:numFmt w:val="bullet"/>
+      <w:lvlText w:val=""/>
+      <w:lvlJc w:val="left"/>
+      <w:pPr>
+        <w:tabs>
+          <w:tab w:val="num" w:pos="2160"/>
+        </w:tabs>
+        <w:ind w:left="2160" w:hanging="360"/>
+      </w:pPr>
+      <w:rPr>
+        <w:rFonts w:ascii="Wingdings" w:hAnsi="Wingdings" w:hint="default"/>
+        <w:sz w:val="20"/>
+      </w:rPr>
+    </w:lvl>
+    <w:lvl w:ilvl="3" w:tentative="1">
+      <w:start w:val="1"/>
+      <w:numFmt w:val="bullet"/>
+      <w:lvlText w:val=""/>
+      <w:lvlJc w:val="left"/>
+      <w:pPr>
+        <w:tabs>
+          <w:tab w:val="num" w:pos="2880"/>
+        </w:tabs>
+        <w:ind w:left="2880" w:hanging="360"/>
+      </w:pPr>
+      <w:rPr>
+        <w:rFonts w:ascii="Wingdings" w:hAnsi="Wingdings" w:hint="default"/>
+        <w:sz w:val="20"/>
+      </w:rPr>
+    </w:lvl>
+    <w:lvl w:ilvl="4" w:tentative="1">
+      <w:start w:val="1"/>
+      <w:numFmt w:val="bullet"/>
+      <w:lvlText w:val=""/>
+      <w:lvlJc w:val="left"/>
+      <w:pPr>
+        <w:tabs>
+          <w:tab w:val="num" w:pos="3600"/>
+        </w:tabs>
+        <w:ind w:left="3600" w:hanging="360"/>
+      </w:pPr>
+      <w:rPr>
+        <w:rFonts w:ascii="Wingdings" w:hAnsi="Wingdings" w:hint="default"/>
+        <w:sz w:val="20"/>
+      </w:rPr>
+    </w:lvl>
+    <w:lvl w:ilvl="5" w:tentative="1">
+      <w:start w:val="1"/>
+      <w:numFmt w:val="bullet"/>
+      <w:lvlText w:val=""/>
+      <w:lvlJc w:val="left"/>
+      <w:pPr>
+        <w:tabs>
+          <w:tab w:val="num" w:pos="4320"/>
+        </w:tabs>
+        <w:ind w:left="4320" w:hanging="360"/>
+      </w:pPr>
+      <w:rPr>
+        <w:rFonts w:ascii="Wingdings" w:hAnsi="Wingdings" w:hint="default"/>
+        <w:sz w:val="20"/>
+      </w:rPr>
+    </w:lvl>
+    <w:lvl w:ilvl="6" w:tentative="1">
+      <w:start w:val="1"/>
+      <w:numFmt w:val="bullet"/>
+      <w:lvlText w:val=""/>
+      <w:lvlJc w:val="left"/>
+      <w:pPr>
+        <w:tabs>
+          <w:tab w:val="num" w:pos="5040"/>
+        </w:tabs>
+        <w:ind w:left="5040" w:hanging="360"/>
+      </w:pPr>
+      <w:rPr>
+        <w:rFonts w:ascii="Wingdings" w:hAnsi="Wingdings" w:hint="default"/>
+        <w:sz w:val="20"/>
+      </w:rPr>
+    </w:lvl>
+    <w:lvl w:ilvl="7" w:tentative="1">
+      <w:start w:val="1"/>
+      <w:numFmt w:val="bullet"/>
+      <w:lvlText w:val=""/>
+      <w:lvlJc w:val="left"/>
+      <w:pPr>
+        <w:tabs>
+          <w:tab w:val="num" w:pos="5760"/>
+        </w:tabs>
+        <w:ind w:left="5760" w:hanging="360"/>
+      </w:pPr>
+      <w:rPr>
+        <w:rFonts w:ascii="Wingdings" w:hAnsi="Wingdings" w:hint="default"/>
+        <w:sz w:val="20"/>
+      </w:rPr>
+    </w:lvl>
+    <w:lvl w:ilvl="8" w:tentative="1">
+      <w:start w:val="1"/>
+      <w:numFmt w:val="bullet"/>
+      <w:lvlText w:val=""/>
+      <w:lvlJc w:val="left"/>
+      <w:pPr>
+        <w:tabs>
+          <w:tab w:val="num" w:pos="6480"/>
+        </w:tabs>
+        <w:ind w:left="6480" w:hanging="360"/>
+      </w:pPr>
+      <w:rPr>
+        <w:rFonts w:ascii="Wingdings" w:hAnsi="Wingdings" w:hint="default"/>
+        <w:sz w:val="20"/>
+      </w:rPr>
+    </w:lvl>
+  </w:abstractNum>
+  <w:abstractNum w:abstractNumId="7" w15:restartNumberingAfterBreak="0">
+    <w:nsid w:val="1BCC0539"/>
+    <w:multiLevelType w:val="multilevel"/>
+    <w:tmpl w:val="36500444"/>
+    <w:lvl w:ilvl="0">
+      <w:start w:val="1"/>
+      <w:numFmt w:val="bullet"/>
+      <w:lvlText w:val=""/>
+      <w:lvlJc w:val="left"/>
+      <w:pPr>
+        <w:tabs>
+          <w:tab w:val="num" w:pos="720"/>
+        </w:tabs>
+        <w:ind w:left="720" w:hanging="360"/>
+      </w:pPr>
+      <w:rPr>
+        <w:rFonts w:ascii="Symbol" w:hAnsi="Symbol" w:hint="default"/>
+        <w:sz w:val="20"/>
+      </w:rPr>
+    </w:lvl>
+    <w:lvl w:ilvl="1" w:tentative="1">
+      <w:start w:val="1"/>
+      <w:numFmt w:val="bullet"/>
+      <w:lvlText w:val="o"/>
+      <w:lvlJc w:val="left"/>
+      <w:pPr>
+        <w:tabs>
+          <w:tab w:val="num" w:pos="1440"/>
+        </w:tabs>
+        <w:ind w:left="1440" w:hanging="360"/>
+      </w:pPr>
+      <w:rPr>
+        <w:rFonts w:ascii="Courier New" w:hAnsi="Courier New" w:hint="default"/>
+        <w:sz w:val="20"/>
+      </w:rPr>
+    </w:lvl>
+    <w:lvl w:ilvl="2" w:tentative="1">
+      <w:start w:val="1"/>
+      <w:numFmt w:val="bullet"/>
+      <w:lvlText w:val=""/>
+      <w:lvlJc w:val="left"/>
+      <w:pPr>
+        <w:tabs>
+          <w:tab w:val="num" w:pos="2160"/>
+        </w:tabs>
+        <w:ind w:left="2160" w:hanging="360"/>
+      </w:pPr>
+      <w:rPr>
+        <w:rFonts w:ascii="Wingdings" w:hAnsi="Wingdings" w:hint="default"/>
+        <w:sz w:val="20"/>
+      </w:rPr>
+    </w:lvl>
+    <w:lvl w:ilvl="3" w:tentative="1">
+      <w:start w:val="1"/>
+      <w:numFmt w:val="bullet"/>
+      <w:lvlText w:val=""/>
+      <w:lvlJc w:val="left"/>
+      <w:pPr>
+        <w:tabs>
+          <w:tab w:val="num" w:pos="2880"/>
+        </w:tabs>
+        <w:ind w:left="2880" w:hanging="360"/>
+      </w:pPr>
+      <w:rPr>
+        <w:rFonts w:ascii="Wingdings" w:hAnsi="Wingdings" w:hint="default"/>
+        <w:sz w:val="20"/>
+      </w:rPr>
+    </w:lvl>
+    <w:lvl w:ilvl="4" w:tentative="1">
+      <w:start w:val="1"/>
+      <w:numFmt w:val="bullet"/>
+      <w:lvlText w:val=""/>
+      <w:lvlJc w:val="left"/>
+      <w:pPr>
+        <w:tabs>
+          <w:tab w:val="num" w:pos="3600"/>
+        </w:tabs>
+        <w:ind w:left="3600" w:hanging="360"/>
+      </w:pPr>
+      <w:rPr>
+        <w:rFonts w:ascii="Wingdings" w:hAnsi="Wingdings" w:hint="default"/>
+        <w:sz w:val="20"/>
+      </w:rPr>
+    </w:lvl>
+    <w:lvl w:ilvl="5" w:tentative="1">
+      <w:start w:val="1"/>
+      <w:numFmt w:val="bullet"/>
+      <w:lvlText w:val=""/>
+      <w:lvlJc w:val="left"/>
+      <w:pPr>
+        <w:tabs>
+          <w:tab w:val="num" w:pos="4320"/>
+        </w:tabs>
+        <w:ind w:left="4320" w:hanging="360"/>
+      </w:pPr>
+      <w:rPr>
+        <w:rFonts w:ascii="Wingdings" w:hAnsi="Wingdings" w:hint="default"/>
+        <w:sz w:val="20"/>
+      </w:rPr>
+    </w:lvl>
+    <w:lvl w:ilvl="6" w:tentative="1">
+      <w:start w:val="1"/>
+      <w:numFmt w:val="bullet"/>
+      <w:lvlText w:val=""/>
+      <w:lvlJc w:val="left"/>
+      <w:pPr>
+        <w:tabs>
+          <w:tab w:val="num" w:pos="5040"/>
+        </w:tabs>
+        <w:ind w:left="5040" w:hanging="360"/>
+      </w:pPr>
+      <w:rPr>
+        <w:rFonts w:ascii="Wingdings" w:hAnsi="Wingdings" w:hint="default"/>
+        <w:sz w:val="20"/>
+      </w:rPr>
+    </w:lvl>
+    <w:lvl w:ilvl="7" w:tentative="1">
+      <w:start w:val="1"/>
+      <w:numFmt w:val="bullet"/>
+      <w:lvlText w:val=""/>
+      <w:lvlJc w:val="left"/>
+      <w:pPr>
+        <w:tabs>
+          <w:tab w:val="num" w:pos="5760"/>
+        </w:tabs>
+        <w:ind w:left="5760" w:hanging="360"/>
+      </w:pPr>
+      <w:rPr>
+        <w:rFonts w:ascii="Wingdings" w:hAnsi="Wingdings" w:hint="default"/>
+        <w:sz w:val="20"/>
+      </w:rPr>
+    </w:lvl>
+    <w:lvl w:ilvl="8" w:tentative="1">
+      <w:start w:val="1"/>
+      <w:numFmt w:val="bullet"/>
+      <w:lvlText w:val=""/>
+      <w:lvlJc w:val="left"/>
+      <w:pPr>
+        <w:tabs>
+          <w:tab w:val="num" w:pos="6480"/>
+        </w:tabs>
+        <w:ind w:left="6480" w:hanging="360"/>
+      </w:pPr>
+      <w:rPr>
+        <w:rFonts w:ascii="Wingdings" w:hAnsi="Wingdings" w:hint="default"/>
+        <w:sz w:val="20"/>
+      </w:rPr>
+    </w:lvl>
+  </w:abstractNum>
+  <w:abstractNum w:abstractNumId="8" w15:restartNumberingAfterBreak="0">
+    <w:nsid w:val="2D803F4A"/>
+    <w:multiLevelType w:val="multilevel"/>
+    <w:tmpl w:val="934A24A8"/>
+    <w:lvl w:ilvl="0">
+      <w:start w:val="1"/>
+      <w:numFmt w:val="bullet"/>
+      <w:lvlText w:val=""/>
+      <w:lvlJc w:val="left"/>
+      <w:pPr>
+        <w:tabs>
+          <w:tab w:val="num" w:pos="720"/>
+        </w:tabs>
+        <w:ind w:left="720" w:hanging="360"/>
+      </w:pPr>
+      <w:rPr>
+        <w:rFonts w:ascii="Symbol" w:hAnsi="Symbol" w:hint="default"/>
+        <w:sz w:val="20"/>
+      </w:rPr>
+    </w:lvl>
+    <w:lvl w:ilvl="1" w:tentative="1">
+      <w:start w:val="1"/>
+      <w:numFmt w:val="bullet"/>
+      <w:lvlText w:val="o"/>
+      <w:lvlJc w:val="left"/>
+      <w:pPr>
+        <w:tabs>
+          <w:tab w:val="num" w:pos="1440"/>
+        </w:tabs>
+        <w:ind w:left="1440" w:hanging="360"/>
+      </w:pPr>
+      <w:rPr>
+        <w:rFonts w:ascii="Courier New" w:hAnsi="Courier New" w:hint="default"/>
+        <w:sz w:val="20"/>
+      </w:rPr>
+    </w:lvl>
+    <w:lvl w:ilvl="2" w:tentative="1">
+      <w:start w:val="1"/>
+      <w:numFmt w:val="bullet"/>
+      <w:lvlText w:val=""/>
+      <w:lvlJc w:val="left"/>
+      <w:pPr>
+        <w:tabs>
+          <w:tab w:val="num" w:pos="2160"/>
+        </w:tabs>
+        <w:ind w:left="2160" w:hanging="360"/>
+      </w:pPr>
+      <w:rPr>
+        <w:rFonts w:ascii="Wingdings" w:hAnsi="Wingdings" w:hint="default"/>
+        <w:sz w:val="20"/>
+      </w:rPr>
+    </w:lvl>
+    <w:lvl w:ilvl="3" w:tentative="1">
+      <w:start w:val="1"/>
+      <w:numFmt w:val="bullet"/>
+      <w:lvlText w:val=""/>
+      <w:lvlJc w:val="left"/>
+      <w:pPr>
+        <w:tabs>
+          <w:tab w:val="num" w:pos="2880"/>
+        </w:tabs>
+        <w:ind w:left="2880" w:hanging="360"/>
+      </w:pPr>
+      <w:rPr>
+        <w:rFonts w:ascii="Wingdings" w:hAnsi="Wingdings" w:hint="default"/>
+        <w:sz w:val="20"/>
+      </w:rPr>
+    </w:lvl>
+    <w:lvl w:ilvl="4" w:tentative="1">
+      <w:start w:val="1"/>
+      <w:numFmt w:val="bullet"/>
+      <w:lvlText w:val=""/>
+      <w:lvlJc w:val="left"/>
+      <w:pPr>
+        <w:tabs>
+          <w:tab w:val="num" w:pos="3600"/>
+        </w:tabs>
+        <w:ind w:left="3600" w:hanging="360"/>
+      </w:pPr>
+      <w:rPr>
+        <w:rFonts w:ascii="Wingdings" w:hAnsi="Wingdings" w:hint="default"/>
+        <w:sz w:val="20"/>
+      </w:rPr>
+    </w:lvl>
+    <w:lvl w:ilvl="5" w:tentative="1">
+      <w:start w:val="1"/>
+      <w:numFmt w:val="bullet"/>
+      <w:lvlText w:val=""/>
+      <w:lvlJc w:val="left"/>
+      <w:pPr>
+        <w:tabs>
+          <w:tab w:val="num" w:pos="4320"/>
+        </w:tabs>
+        <w:ind w:left="4320" w:hanging="360"/>
+      </w:pPr>
+      <w:rPr>
+        <w:rFonts w:ascii="Wingdings" w:hAnsi="Wingdings" w:hint="default"/>
+        <w:sz w:val="20"/>
+      </w:rPr>
+    </w:lvl>
+    <w:lvl w:ilvl="6" w:tentative="1">
+      <w:start w:val="1"/>
+      <w:numFmt w:val="bullet"/>
+      <w:lvlText w:val=""/>
+      <w:lvlJc w:val="left"/>
+      <w:pPr>
+        <w:tabs>
+          <w:tab w:val="num" w:pos="5040"/>
+        </w:tabs>
+        <w:ind w:left="5040" w:hanging="360"/>
+      </w:pPr>
+      <w:rPr>
+        <w:rFonts w:ascii="Wingdings" w:hAnsi="Wingdings" w:hint="default"/>
+        <w:sz w:val="20"/>
+      </w:rPr>
+    </w:lvl>
+    <w:lvl w:ilvl="7" w:tentative="1">
+      <w:start w:val="1"/>
+      <w:numFmt w:val="bullet"/>
+      <w:lvlText w:val=""/>
+      <w:lvlJc w:val="left"/>
+      <w:pPr>
+        <w:tabs>
+          <w:tab w:val="num" w:pos="5760"/>
+        </w:tabs>
+        <w:ind w:left="5760" w:hanging="360"/>
+      </w:pPr>
+      <w:rPr>
+        <w:rFonts w:ascii="Wingdings" w:hAnsi="Wingdings" w:hint="default"/>
+        <w:sz w:val="20"/>
+      </w:rPr>
+    </w:lvl>
+    <w:lvl w:ilvl="8" w:tentative="1">
+      <w:start w:val="1"/>
+      <w:numFmt w:val="bullet"/>
+      <w:lvlText w:val=""/>
+      <w:lvlJc w:val="left"/>
+      <w:pPr>
+        <w:tabs>
+          <w:tab w:val="num" w:pos="6480"/>
+        </w:tabs>
+        <w:ind w:left="6480" w:hanging="360"/>
+      </w:pPr>
+      <w:rPr>
+        <w:rFonts w:ascii="Wingdings" w:hAnsi="Wingdings" w:hint="default"/>
+        <w:sz w:val="20"/>
+      </w:rPr>
+    </w:lvl>
+  </w:abstractNum>
+  <w:abstractNum w:abstractNumId="9" w15:restartNumberingAfterBreak="0">
+    <w:nsid w:val="36A91FA2"/>
+    <w:multiLevelType w:val="multilevel"/>
+    <w:tmpl w:val="9CCA936C"/>
+    <w:lvl w:ilvl="0">
+      <w:start w:val="1"/>
+      <w:numFmt w:val="decimal"/>
+      <w:lvlText w:val="%1."/>
+      <w:lvlJc w:val="left"/>
+      <w:pPr>
+        <w:tabs>
+          <w:tab w:val="num" w:pos="720"/>
+        </w:tabs>
+        <w:ind w:left="720" w:hanging="360"/>
+      </w:pPr>
+    </w:lvl>
+    <w:lvl w:ilvl="1" w:tentative="1">
+      <w:start w:val="1"/>
+      <w:numFmt w:val="decimal"/>
+      <w:lvlText w:val="%2."/>
+      <w:lvlJc w:val="left"/>
+      <w:pPr>
+        <w:tabs>
+          <w:tab w:val="num" w:pos="1440"/>
+        </w:tabs>
+        <w:ind w:left="1440" w:hanging="360"/>
+      </w:pPr>
+    </w:lvl>
+    <w:lvl w:ilvl="2" w:tentative="1">
+      <w:start w:val="1"/>
+      <w:numFmt w:val="decimal"/>
+      <w:lvlText w:val="%3."/>
+      <w:lvlJc w:val="left"/>
+      <w:pPr>
+        <w:tabs>
+          <w:tab w:val="num" w:pos="2160"/>
+        </w:tabs>
+        <w:ind w:left="2160" w:hanging="360"/>
+      </w:pPr>
+    </w:lvl>
+    <w:lvl w:ilvl="3" w:tentative="1">
+      <w:start w:val="1"/>
+      <w:numFmt w:val="decimal"/>
+      <w:lvlText w:val="%4."/>
+      <w:lvlJc w:val="left"/>
+      <w:pPr>
+        <w:tabs>
+          <w:tab w:val="num" w:pos="2880"/>
+        </w:tabs>
+        <w:ind w:left="2880" w:hanging="360"/>
+      </w:pPr>
+    </w:lvl>
+    <w:lvl w:ilvl="4" w:tentative="1">
+      <w:start w:val="1"/>
+      <w:numFmt w:val="decimal"/>
+      <w:lvlText w:val="%5."/>
+      <w:lvlJc w:val="left"/>
+      <w:pPr>
+        <w:tabs>
+          <w:tab w:val="num" w:pos="3600"/>
+        </w:tabs>
+        <w:ind w:left="3600" w:hanging="360"/>
+      </w:pPr>
+    </w:lvl>
+    <w:lvl w:ilvl="5" w:tentative="1">
+      <w:start w:val="1"/>
+      <w:numFmt w:val="decimal"/>
+      <w:lvlText w:val="%6."/>
+      <w:lvlJc w:val="left"/>
+      <w:pPr>
+        <w:tabs>
+          <w:tab w:val="num" w:pos="4320"/>
+        </w:tabs>
+        <w:ind w:left="4320" w:hanging="360"/>
+      </w:pPr>
+    </w:lvl>
+    <w:lvl w:ilvl="6" w:tentative="1">
+      <w:start w:val="1"/>
+      <w:numFmt w:val="decimal"/>
+      <w:lvlText w:val="%7."/>
+      <w:lvlJc w:val="left"/>
+      <w:pPr>
+        <w:tabs>
+          <w:tab w:val="num" w:pos="5040"/>
+        </w:tabs>
+        <w:ind w:left="5040" w:hanging="360"/>
+      </w:pPr>
+    </w:lvl>
+    <w:lvl w:ilvl="7" w:tentative="1">
+      <w:start w:val="1"/>
+      <w:numFmt w:val="decimal"/>
+      <w:lvlText w:val="%8."/>
+      <w:lvlJc w:val="left"/>
+      <w:pPr>
+        <w:tabs>
+          <w:tab w:val="num" w:pos="5760"/>
+        </w:tabs>
+        <w:ind w:left="5760" w:hanging="360"/>
+      </w:pPr>
+    </w:lvl>
+    <w:lvl w:ilvl="8" w:tentative="1">
+      <w:start w:val="1"/>
+      <w:numFmt w:val="decimal"/>
+      <w:lvlText w:val="%9."/>
+      <w:lvlJc w:val="left"/>
+      <w:pPr>
+        <w:tabs>
+          <w:tab w:val="num" w:pos="6480"/>
+        </w:tabs>
+        <w:ind w:left="6480" w:hanging="360"/>
+      </w:pPr>
+    </w:lvl>
+  </w:abstractNum>
+  <w:abstractNum w:abstractNumId="10" w15:restartNumberingAfterBreak="0">
+    <w:nsid w:val="3DDD14AB"/>
+    <w:multiLevelType w:val="hybridMultilevel"/>
+    <w:tmpl w:val="A65A400A"/>
+    <w:lvl w:ilvl="0" w:tplc="0C0A000F">
+      <w:start w:val="1"/>
+      <w:numFmt w:val="decimal"/>
+      <w:lvlText w:val="%1."/>
+      <w:lvlJc w:val="left"/>
+      <w:pPr>
+        <w:ind w:left="720" w:hanging="360"/>
+      </w:pPr>
+      <w:rPr>
+        <w:rFonts w:hint="default"/>
+      </w:rPr>
+    </w:lvl>
+    <w:lvl w:ilvl="1" w:tplc="0C0A0019" w:tentative="1">
+      <w:start w:val="1"/>
+      <w:numFmt w:val="lowerLetter"/>
+      <w:lvlText w:val="%2."/>
+      <w:lvlJc w:val="left"/>
+      <w:pPr>
+        <w:ind w:left="1440" w:hanging="360"/>
+      </w:pPr>
+    </w:lvl>
+    <w:lvl w:ilvl="2" w:tplc="0C0A001B" w:tentative="1">
+      <w:start w:val="1"/>
+      <w:numFmt w:val="lowerRoman"/>
+      <w:lvlText w:val="%3."/>
+      <w:lvlJc w:val="right"/>
+      <w:pPr>
+        <w:ind w:left="2160" w:hanging="180"/>
+      </w:pPr>
+    </w:lvl>
+    <w:lvl w:ilvl="3" w:tplc="0C0A000F" w:tentative="1">
+      <w:start w:val="1"/>
+      <w:numFmt w:val="decimal"/>
+      <w:lvlText w:val="%4."/>
+      <w:lvlJc w:val="left"/>
+      <w:pPr>
+        <w:ind w:left="2880" w:hanging="360"/>
+      </w:pPr>
+    </w:lvl>
+    <w:lvl w:ilvl="4" w:tplc="0C0A0019" w:tentative="1">
+      <w:start w:val="1"/>
+      <w:numFmt w:val="lowerLetter"/>
+      <w:lvlText w:val="%5."/>
+      <w:lvlJc w:val="left"/>
+      <w:pPr>
+        <w:ind w:left="3600" w:hanging="360"/>
+      </w:pPr>
+    </w:lvl>
+    <w:lvl w:ilvl="5" w:tplc="0C0A001B" w:tentative="1">
+      <w:start w:val="1"/>
+      <w:numFmt w:val="lowerRoman"/>
+      <w:lvlText w:val="%6."/>
+      <w:lvlJc w:val="right"/>
+      <w:pPr>
+        <w:ind w:left="4320" w:hanging="180"/>
+      </w:pPr>
+    </w:lvl>
+    <w:lvl w:ilvl="6" w:tplc="0C0A000F" w:tentative="1">
+      <w:start w:val="1"/>
+      <w:numFmt w:val="decimal"/>
+      <w:lvlText w:val="%7."/>
+      <w:lvlJc w:val="left"/>
+      <w:pPr>
+        <w:ind w:left="5040" w:hanging="360"/>
+      </w:pPr>
+    </w:lvl>
+    <w:lvl w:ilvl="7" w:tplc="0C0A0019" w:tentative="1">
+      <w:start w:val="1"/>
+      <w:numFmt w:val="lowerLetter"/>
+      <w:lvlText w:val="%8."/>
+      <w:lvlJc w:val="left"/>
+      <w:pPr>
+        <w:ind w:left="5760" w:hanging="360"/>
+      </w:pPr>
+    </w:lvl>
+    <w:lvl w:ilvl="8" w:tplc="0C0A001B" w:tentative="1">
+      <w:start w:val="1"/>
+      <w:numFmt w:val="lowerRoman"/>
+      <w:lvlText w:val="%9."/>
+      <w:lvlJc w:val="right"/>
+      <w:pPr>
+        <w:ind w:left="6480" w:hanging="180"/>
+      </w:pPr>
+    </w:lvl>
+  </w:abstractNum>
+  <w:abstractNum w:abstractNumId="11" w15:restartNumberingAfterBreak="0">
+    <w:nsid w:val="4CEC2F61"/>
+    <w:multiLevelType w:val="multilevel"/>
+    <w:tmpl w:val="C4521278"/>
+    <w:lvl w:ilvl="0">
+      <w:start w:val="1"/>
+      <w:numFmt w:val="decimal"/>
+      <w:lvlText w:val="%1."/>
+      <w:lvlJc w:val="left"/>
+      <w:pPr>
+        <w:tabs>
+          <w:tab w:val="num" w:pos="720"/>
+        </w:tabs>
+        <w:ind w:left="720" w:hanging="360"/>
+      </w:pPr>
+    </w:lvl>
+    <w:lvl w:ilvl="1" w:tentative="1">
+      <w:start w:val="1"/>
+      <w:numFmt w:val="decimal"/>
+      <w:lvlText w:val="%2."/>
+      <w:lvlJc w:val="left"/>
+      <w:pPr>
+        <w:tabs>
+          <w:tab w:val="num" w:pos="1440"/>
+        </w:tabs>
+        <w:ind w:left="1440" w:hanging="360"/>
+      </w:pPr>
+    </w:lvl>
+    <w:lvl w:ilvl="2" w:tentative="1">
+      <w:start w:val="1"/>
+      <w:numFmt w:val="decimal"/>
+      <w:lvlText w:val="%3."/>
+      <w:lvlJc w:val="left"/>
+      <w:pPr>
+        <w:tabs>
+          <w:tab w:val="num" w:pos="2160"/>
+        </w:tabs>
+        <w:ind w:left="2160" w:hanging="360"/>
+      </w:pPr>
+    </w:lvl>
+    <w:lvl w:ilvl="3" w:tentative="1">
+      <w:start w:val="1"/>
+      <w:numFmt w:val="decimal"/>
+      <w:lvlText w:val="%4."/>
+      <w:lvlJc w:val="left"/>
+      <w:pPr>
+        <w:tabs>
+          <w:tab w:val="num" w:pos="2880"/>
+        </w:tabs>
+        <w:ind w:left="2880" w:hanging="360"/>
+      </w:pPr>
+    </w:lvl>
+    <w:lvl w:ilvl="4" w:tentative="1">
+      <w:start w:val="1"/>
+      <w:numFmt w:val="decimal"/>
+      <w:lvlText w:val="%5."/>
+      <w:lvlJc w:val="left"/>
+      <w:pPr>
+        <w:tabs>
+          <w:tab w:val="num" w:pos="3600"/>
+        </w:tabs>
+        <w:ind w:left="3600" w:hanging="360"/>
+      </w:pPr>
+    </w:lvl>
+    <w:lvl w:ilvl="5" w:tentative="1">
+      <w:start w:val="1"/>
+      <w:numFmt w:val="decimal"/>
+      <w:lvlText w:val="%6."/>
+      <w:lvlJc w:val="left"/>
+      <w:pPr>
+        <w:tabs>
+          <w:tab w:val="num" w:pos="4320"/>
+        </w:tabs>
+        <w:ind w:left="4320" w:hanging="360"/>
+      </w:pPr>
+    </w:lvl>
+    <w:lvl w:ilvl="6" w:tentative="1">
+      <w:start w:val="1"/>
+      <w:numFmt w:val="decimal"/>
+      <w:lvlText w:val="%7."/>
+      <w:lvlJc w:val="left"/>
+      <w:pPr>
+        <w:tabs>
+          <w:tab w:val="num" w:pos="5040"/>
+        </w:tabs>
+        <w:ind w:left="5040" w:hanging="360"/>
+      </w:pPr>
+    </w:lvl>
+    <w:lvl w:ilvl="7" w:tentative="1">
+      <w:start w:val="1"/>
+      <w:numFmt w:val="decimal"/>
+      <w:lvlText w:val="%8."/>
+      <w:lvlJc w:val="left"/>
+      <w:pPr>
+        <w:tabs>
+          <w:tab w:val="num" w:pos="5760"/>
+        </w:tabs>
+        <w:ind w:left="5760" w:hanging="360"/>
+      </w:pPr>
+    </w:lvl>
+    <w:lvl w:ilvl="8" w:tentative="1">
+      <w:start w:val="1"/>
+      <w:numFmt w:val="decimal"/>
+      <w:lvlText w:val="%9."/>
+      <w:lvlJc w:val="left"/>
+      <w:pPr>
+        <w:tabs>
+          <w:tab w:val="num" w:pos="6480"/>
+        </w:tabs>
+        <w:ind w:left="6480" w:hanging="360"/>
+      </w:pPr>
+    </w:lvl>
+  </w:abstractNum>
+  <w:abstractNum w:abstractNumId="12" w15:restartNumberingAfterBreak="0">
+    <w:nsid w:val="52B12093"/>
+    <w:multiLevelType w:val="multilevel"/>
+    <w:tmpl w:val="B510D724"/>
+    <w:lvl w:ilvl="0">
+      <w:start w:val="1"/>
+      <w:numFmt w:val="bullet"/>
+      <w:lvlText w:val=""/>
+      <w:lvlJc w:val="left"/>
+      <w:pPr>
+        <w:tabs>
+          <w:tab w:val="num" w:pos="720"/>
+        </w:tabs>
+        <w:ind w:left="720" w:hanging="360"/>
+      </w:pPr>
+      <w:rPr>
+        <w:rFonts w:ascii="Symbol" w:hAnsi="Symbol" w:hint="default"/>
+        <w:sz w:val="20"/>
+      </w:rPr>
+    </w:lvl>
+    <w:lvl w:ilvl="1" w:tentative="1">
+      <w:start w:val="1"/>
+      <w:numFmt w:val="bullet"/>
+      <w:lvlText w:val="o"/>
+      <w:lvlJc w:val="left"/>
+      <w:pPr>
+        <w:tabs>
+          <w:tab w:val="num" w:pos="1440"/>
+        </w:tabs>
+        <w:ind w:left="1440" w:hanging="360"/>
+      </w:pPr>
+      <w:rPr>
+        <w:rFonts w:ascii="Courier New" w:hAnsi="Courier New" w:hint="default"/>
+        <w:sz w:val="20"/>
+      </w:rPr>
+    </w:lvl>
+    <w:lvl w:ilvl="2" w:tentative="1">
+      <w:start w:val="1"/>
+      <w:numFmt w:val="bullet"/>
+      <w:lvlText w:val=""/>
+      <w:lvlJc w:val="left"/>
+      <w:pPr>
+        <w:tabs>
+          <w:tab w:val="num" w:pos="2160"/>
+        </w:tabs>
+        <w:ind w:left="2160" w:hanging="360"/>
+      </w:pPr>
+      <w:rPr>
+        <w:rFonts w:ascii="Wingdings" w:hAnsi="Wingdings" w:hint="default"/>
+        <w:sz w:val="20"/>
+      </w:rPr>
+    </w:lvl>
+    <w:lvl w:ilvl="3" w:tentative="1">
+      <w:start w:val="1"/>
+      <w:numFmt w:val="bullet"/>
+      <w:lvlText w:val=""/>
+      <w:lvlJc w:val="left"/>
+      <w:pPr>
+        <w:tabs>
+          <w:tab w:val="num" w:pos="2880"/>
+        </w:tabs>
+        <w:ind w:left="2880" w:hanging="360"/>
+      </w:pPr>
+      <w:rPr>
+        <w:rFonts w:ascii="Wingdings" w:hAnsi="Wingdings" w:hint="default"/>
+        <w:sz w:val="20"/>
+      </w:rPr>
+    </w:lvl>
+    <w:lvl w:ilvl="4" w:tentative="1">
+      <w:start w:val="1"/>
+      <w:numFmt w:val="bullet"/>
+      <w:lvlText w:val=""/>
+      <w:lvlJc w:val="left"/>
+      <w:pPr>
+        <w:tabs>
+          <w:tab w:val="num" w:pos="3600"/>
+        </w:tabs>
+        <w:ind w:left="3600" w:hanging="360"/>
+      </w:pPr>
+      <w:rPr>
+        <w:rFonts w:ascii="Wingdings" w:hAnsi="Wingdings" w:hint="default"/>
+        <w:sz w:val="20"/>
+      </w:rPr>
+    </w:lvl>
+    <w:lvl w:ilvl="5" w:tentative="1">
+      <w:start w:val="1"/>
+      <w:numFmt w:val="bullet"/>
+      <w:lvlText w:val=""/>
+      <w:lvlJc w:val="left"/>
+      <w:pPr>
+        <w:tabs>
+          <w:tab w:val="num" w:pos="4320"/>
+        </w:tabs>
+        <w:ind w:left="4320" w:hanging="360"/>
+      </w:pPr>
+      <w:rPr>
+        <w:rFonts w:ascii="Wingdings" w:hAnsi="Wingdings" w:hint="default"/>
+        <w:sz w:val="20"/>
+      </w:rPr>
+    </w:lvl>
+    <w:lvl w:ilvl="6" w:tentative="1">
+      <w:start w:val="1"/>
+      <w:numFmt w:val="bullet"/>
+      <w:lvlText w:val=""/>
+      <w:lvlJc w:val="left"/>
+      <w:pPr>
+        <w:tabs>
+          <w:tab w:val="num" w:pos="5040"/>
+        </w:tabs>
+        <w:ind w:left="5040" w:hanging="360"/>
+      </w:pPr>
+      <w:rPr>
+        <w:rFonts w:ascii="Wingdings" w:hAnsi="Wingdings" w:hint="default"/>
+        <w:sz w:val="20"/>
+      </w:rPr>
+    </w:lvl>
+    <w:lvl w:ilvl="7" w:tentative="1">
+      <w:start w:val="1"/>
+      <w:numFmt w:val="bullet"/>
+      <w:lvlText w:val=""/>
+      <w:lvlJc w:val="left"/>
+      <w:pPr>
+        <w:tabs>
+          <w:tab w:val="num" w:pos="5760"/>
+        </w:tabs>
+        <w:ind w:left="5760" w:hanging="360"/>
+      </w:pPr>
+      <w:rPr>
+        <w:rFonts w:ascii="Wingdings" w:hAnsi="Wingdings" w:hint="default"/>
+        <w:sz w:val="20"/>
+      </w:rPr>
+    </w:lvl>
+    <w:lvl w:ilvl="8" w:tentative="1">
+      <w:start w:val="1"/>
+      <w:numFmt w:val="bullet"/>
+      <w:lvlText w:val=""/>
+      <w:lvlJc w:val="left"/>
+      <w:pPr>
+        <w:tabs>
+          <w:tab w:val="num" w:pos="6480"/>
+        </w:tabs>
+        <w:ind w:left="6480" w:hanging="360"/>
+      </w:pPr>
+      <w:rPr>
+        <w:rFonts w:ascii="Wingdings" w:hAnsi="Wingdings" w:hint="default"/>
+        <w:sz w:val="20"/>
+      </w:rPr>
+    </w:lvl>
+  </w:abstractNum>
+  <w:abstractNum w:abstractNumId="13" w15:restartNumberingAfterBreak="0">
+    <w:nsid w:val="6DE82634"/>
+    <w:multiLevelType w:val="multilevel"/>
+    <w:tmpl w:val="95985F4E"/>
+    <w:lvl w:ilvl="0">
+      <w:start w:val="1"/>
+      <w:numFmt w:val="bullet"/>
+      <w:lvlText w:val=""/>
+      <w:lvlJc w:val="left"/>
+      <w:pPr>
+        <w:tabs>
+          <w:tab w:val="num" w:pos="720"/>
+        </w:tabs>
+        <w:ind w:left="720" w:hanging="360"/>
+      </w:pPr>
+      <w:rPr>
+        <w:rFonts w:ascii="Symbol" w:hAnsi="Symbol" w:hint="default"/>
+        <w:sz w:val="20"/>
+      </w:rPr>
+    </w:lvl>
+    <w:lvl w:ilvl="1" w:tentative="1">
+      <w:start w:val="1"/>
+      <w:numFmt w:val="bullet"/>
+      <w:lvlText w:val="o"/>
+      <w:lvlJc w:val="left"/>
+      <w:pPr>
+        <w:tabs>
+          <w:tab w:val="num" w:pos="1440"/>
+        </w:tabs>
+        <w:ind w:left="1440" w:hanging="360"/>
+      </w:pPr>
+      <w:rPr>
+        <w:rFonts w:ascii="Courier New" w:hAnsi="Courier New" w:hint="default"/>
+        <w:sz w:val="20"/>
+      </w:rPr>
+    </w:lvl>
+    <w:lvl w:ilvl="2" w:tentative="1">
+      <w:start w:val="1"/>
+      <w:numFmt w:val="bullet"/>
+      <w:lvlText w:val=""/>
+      <w:lvlJc w:val="left"/>
+      <w:pPr>
+        <w:tabs>
+          <w:tab w:val="num" w:pos="2160"/>
+        </w:tabs>
+        <w:ind w:left="2160" w:hanging="360"/>
+      </w:pPr>
+      <w:rPr>
+        <w:rFonts w:ascii="Wingdings" w:hAnsi="Wingdings" w:hint="default"/>
+        <w:sz w:val="20"/>
+      </w:rPr>
+    </w:lvl>
+    <w:lvl w:ilvl="3" w:tentative="1">
+      <w:start w:val="1"/>
+      <w:numFmt w:val="bullet"/>
+      <w:lvlText w:val=""/>
+      <w:lvlJc w:val="left"/>
+      <w:pPr>
+        <w:tabs>
+          <w:tab w:val="num" w:pos="2880"/>
+        </w:tabs>
+        <w:ind w:left="2880" w:hanging="360"/>
+      </w:pPr>
+      <w:rPr>
+        <w:rFonts w:ascii="Wingdings" w:hAnsi="Wingdings" w:hint="default"/>
+        <w:sz w:val="20"/>
+      </w:rPr>
+    </w:lvl>
+    <w:lvl w:ilvl="4" w:tentative="1">
+      <w:start w:val="1"/>
+      <w:numFmt w:val="bullet"/>
+      <w:lvlText w:val=""/>
+      <w:lvlJc w:val="left"/>
+      <w:pPr>
+        <w:tabs>
+          <w:tab w:val="num" w:pos="3600"/>
+        </w:tabs>
+        <w:ind w:left="3600" w:hanging="360"/>
+      </w:pPr>
+      <w:rPr>
+        <w:rFonts w:ascii="Wingdings" w:hAnsi="Wingdings" w:hint="default"/>
+        <w:sz w:val="20"/>
+      </w:rPr>
+    </w:lvl>
+    <w:lvl w:ilvl="5" w:tentative="1">
+      <w:start w:val="1"/>
+      <w:numFmt w:val="bullet"/>
+      <w:lvlText w:val=""/>
+      <w:lvlJc w:val="left"/>
+      <w:pPr>
+        <w:tabs>
+          <w:tab w:val="num" w:pos="4320"/>
+        </w:tabs>
+        <w:ind w:left="4320" w:hanging="360"/>
+      </w:pPr>
+      <w:rPr>
+        <w:rFonts w:ascii="Wingdings" w:hAnsi="Wingdings" w:hint="default"/>
+        <w:sz w:val="20"/>
+      </w:rPr>
+    </w:lvl>
+    <w:lvl w:ilvl="6" w:tentative="1">
+      <w:start w:val="1"/>
+      <w:numFmt w:val="bullet"/>
+      <w:lvlText w:val=""/>
+      <w:lvlJc w:val="left"/>
+      <w:pPr>
+        <w:tabs>
+          <w:tab w:val="num" w:pos="5040"/>
+        </w:tabs>
+        <w:ind w:left="5040" w:hanging="360"/>
+      </w:pPr>
+      <w:rPr>
+        <w:rFonts w:ascii="Wingdings" w:hAnsi="Wingdings" w:hint="default"/>
+        <w:sz w:val="20"/>
+      </w:rPr>
+    </w:lvl>
+    <w:lvl w:ilvl="7" w:tentative="1">
+      <w:start w:val="1"/>
+      <w:numFmt w:val="bullet"/>
+      <w:lvlText w:val=""/>
+      <w:lvlJc w:val="left"/>
+      <w:pPr>
+        <w:tabs>
+          <w:tab w:val="num" w:pos="5760"/>
+        </w:tabs>
+        <w:ind w:left="5760" w:hanging="360"/>
+      </w:pPr>
+      <w:rPr>
+        <w:rFonts w:ascii="Wingdings" w:hAnsi="Wingdings" w:hint="default"/>
+        <w:sz w:val="20"/>
+      </w:rPr>
+    </w:lvl>
+    <w:lvl w:ilvl="8" w:tentative="1">
+      <w:start w:val="1"/>
+      <w:numFmt w:val="bullet"/>
+      <w:lvlText w:val=""/>
+      <w:lvlJc w:val="left"/>
+      <w:pPr>
+        <w:tabs>
+          <w:tab w:val="num" w:pos="6480"/>
+        </w:tabs>
+        <w:ind w:left="6480" w:hanging="360"/>
+      </w:pPr>
+      <w:rPr>
+        <w:rFonts w:ascii="Wingdings" w:hAnsi="Wingdings" w:hint="default"/>
+        <w:sz w:val="20"/>
+      </w:rPr>
+    </w:lvl>
+  </w:abstractNum>
+  <w:abstractNum w:abstractNumId="14" w15:restartNumberingAfterBreak="0">
+    <w:nsid w:val="78F17CB6"/>
+    <w:multiLevelType w:val="multilevel"/>
+    <w:tmpl w:val="34424CC6"/>
+    <w:lvl w:ilvl="0">
+      <w:start w:val="1"/>
+      <w:numFmt w:val="decimal"/>
+      <w:lvlText w:val="%1."/>
+      <w:lvlJc w:val="left"/>
+      <w:pPr>
+        <w:tabs>
+          <w:tab w:val="num" w:pos="720"/>
+        </w:tabs>
+        <w:ind w:left="720" w:hanging="360"/>
+      </w:pPr>
+    </w:lvl>
+    <w:lvl w:ilvl="1" w:tentative="1">
+      <w:start w:val="1"/>
+      <w:numFmt w:val="decimal"/>
+      <w:lvlText w:val="%2."/>
+      <w:lvlJc w:val="left"/>
+      <w:pPr>
+        <w:tabs>
+          <w:tab w:val="num" w:pos="1440"/>
+        </w:tabs>
+        <w:ind w:left="1440" w:hanging="360"/>
+      </w:pPr>
+    </w:lvl>
+    <w:lvl w:ilvl="2" w:tentative="1">
+      <w:start w:val="1"/>
+      <w:numFmt w:val="decimal"/>
+      <w:lvlText w:val="%3."/>
+      <w:lvlJc w:val="left"/>
+      <w:pPr>
+        <w:tabs>
+          <w:tab w:val="num" w:pos="2160"/>
+        </w:tabs>
+        <w:ind w:left="2160" w:hanging="360"/>
+      </w:pPr>
+    </w:lvl>
+    <w:lvl w:ilvl="3" w:tentative="1">
+      <w:start w:val="1"/>
+      <w:numFmt w:val="decimal"/>
+      <w:lvlText w:val="%4."/>
+      <w:lvlJc w:val="left"/>
+      <w:pPr>
+        <w:tabs>
+          <w:tab w:val="num" w:pos="2880"/>
+        </w:tabs>
+        <w:ind w:left="2880" w:hanging="360"/>
+      </w:pPr>
+    </w:lvl>
+    <w:lvl w:ilvl="4" w:tentative="1">
+      <w:start w:val="1"/>
+      <w:numFmt w:val="decimal"/>
+      <w:lvlText w:val="%5."/>
+      <w:lvlJc w:val="left"/>
+      <w:pPr>
+        <w:tabs>
+          <w:tab w:val="num" w:pos="3600"/>
+        </w:tabs>
+        <w:ind w:left="3600" w:hanging="360"/>
+      </w:pPr>
+    </w:lvl>
+    <w:lvl w:ilvl="5" w:tentative="1">
+      <w:start w:val="1"/>
+      <w:numFmt w:val="decimal"/>
+      <w:lvlText w:val="%6."/>
+      <w:lvlJc w:val="left"/>
+      <w:pPr>
+        <w:tabs>
+          <w:tab w:val="num" w:pos="4320"/>
+        </w:tabs>
+        <w:ind w:left="4320" w:hanging="360"/>
+      </w:pPr>
+    </w:lvl>
+    <w:lvl w:ilvl="6" w:tentative="1">
+      <w:start w:val="1"/>
+      <w:numFmt w:val="decimal"/>
+      <w:lvlText w:val="%7."/>
+      <w:lvlJc w:val="left"/>
+      <w:pPr>
+        <w:tabs>
+          <w:tab w:val="num" w:pos="5040"/>
+        </w:tabs>
+        <w:ind w:left="5040" w:hanging="360"/>
+      </w:pPr>
+    </w:lvl>
+    <w:lvl w:ilvl="7" w:tentative="1">
+      <w:start w:val="1"/>
+      <w:numFmt w:val="decimal"/>
+      <w:lvlText w:val="%8."/>
+      <w:lvlJc w:val="left"/>
+      <w:pPr>
+        <w:tabs>
+          <w:tab w:val="num" w:pos="5760"/>
+        </w:tabs>
+        <w:ind w:left="5760" w:hanging="360"/>
+      </w:pPr>
+    </w:lvl>
+    <w:lvl w:ilvl="8" w:tentative="1">
+      <w:start w:val="1"/>
+      <w:numFmt w:val="decimal"/>
+      <w:lvlText w:val="%9."/>
+      <w:lvlJc w:val="left"/>
+      <w:pPr>
+        <w:tabs>
+          <w:tab w:val="num" w:pos="6480"/>
+        </w:tabs>
+        <w:ind w:left="6480" w:hanging="360"/>
+      </w:pPr>
+    </w:lvl>
+  </w:abstractNum>
+  <w:abstractNum w:abstractNumId="15" w15:restartNumberingAfterBreak="0">
+    <w:nsid w:val="7EF012C1"/>
+    <w:multiLevelType w:val="multilevel"/>
+    <w:tmpl w:val="3A28A02C"/>
+    <w:lvl w:ilvl="0">
+      <w:start w:val="1"/>
+      <w:numFmt w:val="bullet"/>
+      <w:lvlText w:val=""/>
+      <w:lvlJc w:val="left"/>
+      <w:pPr>
+        <w:tabs>
+          <w:tab w:val="num" w:pos="720"/>
+        </w:tabs>
+        <w:ind w:left="720" w:hanging="360"/>
+      </w:pPr>
+      <w:rPr>
+        <w:rFonts w:ascii="Symbol" w:hAnsi="Symbol" w:hint="default"/>
+        <w:sz w:val="20"/>
+      </w:rPr>
+    </w:lvl>
+    <w:lvl w:ilvl="1" w:tentative="1">
+      <w:start w:val="1"/>
+      <w:numFmt w:val="bullet"/>
+      <w:lvlText w:val="o"/>
+      <w:lvlJc w:val="left"/>
+      <w:pPr>
+        <w:tabs>
+          <w:tab w:val="num" w:pos="1440"/>
+        </w:tabs>
+        <w:ind w:left="1440" w:hanging="360"/>
+      </w:pPr>
+      <w:rPr>
+        <w:rFonts w:ascii="Courier New" w:hAnsi="Courier New" w:hint="default"/>
+        <w:sz w:val="20"/>
+      </w:rPr>
+    </w:lvl>
+    <w:lvl w:ilvl="2" w:tentative="1">
+      <w:start w:val="1"/>
+      <w:numFmt w:val="bullet"/>
+      <w:lvlText w:val=""/>
+      <w:lvlJc w:val="left"/>
+      <w:pPr>
+        <w:tabs>
+          <w:tab w:val="num" w:pos="2160"/>
+        </w:tabs>
+        <w:ind w:left="2160" w:hanging="360"/>
+      </w:pPr>
+      <w:rPr>
+        <w:rFonts w:ascii="Wingdings" w:hAnsi="Wingdings" w:hint="default"/>
+        <w:sz w:val="20"/>
+      </w:rPr>
+    </w:lvl>
+    <w:lvl w:ilvl="3" w:tentative="1">
+      <w:start w:val="1"/>
+      <w:numFmt w:val="bullet"/>
+      <w:lvlText w:val=""/>
+      <w:lvlJc w:val="left"/>
+      <w:pPr>
+        <w:tabs>
+          <w:tab w:val="num" w:pos="2880"/>
+        </w:tabs>
+        <w:ind w:left="2880" w:hanging="360"/>
+      </w:pPr>
+      <w:rPr>
+        <w:rFonts w:ascii="Wingdings" w:hAnsi="Wingdings" w:hint="default"/>
+        <w:sz w:val="20"/>
+      </w:rPr>
+    </w:lvl>
+    <w:lvl w:ilvl="4" w:tentative="1">
+      <w:start w:val="1"/>
+      <w:numFmt w:val="bullet"/>
+      <w:lvlText w:val=""/>
+      <w:lvlJc w:val="left"/>
+      <w:pPr>
+        <w:tabs>
+          <w:tab w:val="num" w:pos="3600"/>
+        </w:tabs>
+        <w:ind w:left="3600" w:hanging="360"/>
+      </w:pPr>
+      <w:rPr>
+        <w:rFonts w:ascii="Wingdings" w:hAnsi="Wingdings" w:hint="default"/>
+        <w:sz w:val="20"/>
+      </w:rPr>
+    </w:lvl>
+    <w:lvl w:ilvl="5" w:tentative="1">
+      <w:start w:val="1"/>
+      <w:numFmt w:val="bullet"/>
+      <w:lvlText w:val=""/>
+      <w:lvlJc w:val="left"/>
+      <w:pPr>
+        <w:tabs>
+          <w:tab w:val="num" w:pos="4320"/>
+        </w:tabs>
+        <w:ind w:left="4320" w:hanging="360"/>
+      </w:pPr>
+      <w:rPr>
+        <w:rFonts w:ascii="Wingdings" w:hAnsi="Wingdings" w:hint="default"/>
+        <w:sz w:val="20"/>
+      </w:rPr>
+    </w:lvl>
+    <w:lvl w:ilvl="6" w:tentative="1">
+      <w:start w:val="1"/>
+      <w:numFmt w:val="bullet"/>
+      <w:lvlText w:val=""/>
+      <w:lvlJc w:val="left"/>
+      <w:pPr>
+        <w:tabs>
+          <w:tab w:val="num" w:pos="5040"/>
+        </w:tabs>
+        <w:ind w:left="5040" w:hanging="360"/>
+      </w:pPr>
+      <w:rPr>
+        <w:rFonts w:ascii="Wingdings" w:hAnsi="Wingdings" w:hint="default"/>
+        <w:sz w:val="20"/>
+      </w:rPr>
+    </w:lvl>
+    <w:lvl w:ilvl="7" w:tentative="1">
+      <w:start w:val="1"/>
+      <w:numFmt w:val="bullet"/>
+      <w:lvlText w:val=""/>
+      <w:lvlJc w:val="left"/>
+      <w:pPr>
+        <w:tabs>
+          <w:tab w:val="num" w:pos="5760"/>
+        </w:tabs>
+        <w:ind w:left="5760" w:hanging="360"/>
+      </w:pPr>
+      <w:rPr>
+        <w:rFonts w:ascii="Wingdings" w:hAnsi="Wingdings" w:hint="default"/>
+        <w:sz w:val="20"/>
+      </w:rPr>
+    </w:lvl>
+    <w:lvl w:ilvl="8" w:tentative="1">
+      <w:start w:val="1"/>
+      <w:numFmt w:val="bullet"/>
+      <w:lvlText w:val=""/>
+      <w:lvlJc w:val="left"/>
+      <w:pPr>
+        <w:tabs>
+          <w:tab w:val="num" w:pos="6480"/>
+        </w:tabs>
+        <w:ind w:left="6480" w:hanging="360"/>
+      </w:pPr>
+      <w:rPr>
+        <w:rFonts w:ascii="Wingdings" w:hAnsi="Wingdings" w:hint="default"/>
+        <w:sz w:val="20"/>
+      </w:rPr>
+    </w:lvl>
+  </w:abstractNum>
+  <w:num w:numId="1" w16cid:durableId="890114734">
+    <w:abstractNumId w:val="10"/>
+  </w:num>
+  <w:num w:numId="2" w16cid:durableId="29772101">
+    <w:abstractNumId w:val="11"/>
+  </w:num>
+  <w:num w:numId="3" w16cid:durableId="2005276592">
+    <w:abstractNumId w:val="7"/>
+  </w:num>
+  <w:num w:numId="4" w16cid:durableId="1788699983">
+    <w:abstractNumId w:val="14"/>
+  </w:num>
+  <w:num w:numId="5" w16cid:durableId="1347362236">
+    <w:abstractNumId w:val="4"/>
+  </w:num>
+  <w:num w:numId="6" w16cid:durableId="1641157125">
+    <w:abstractNumId w:val="8"/>
+  </w:num>
+  <w:num w:numId="7" w16cid:durableId="1432973145">
+    <w:abstractNumId w:val="13"/>
+  </w:num>
+  <w:num w:numId="8" w16cid:durableId="694647936">
+    <w:abstractNumId w:val="15"/>
+  </w:num>
+  <w:num w:numId="9" w16cid:durableId="1050768929">
+    <w:abstractNumId w:val="1"/>
+  </w:num>
+  <w:num w:numId="10" w16cid:durableId="1183319247">
+    <w:abstractNumId w:val="6"/>
+  </w:num>
+  <w:num w:numId="11" w16cid:durableId="234247851">
+    <w:abstractNumId w:val="9"/>
+  </w:num>
+  <w:num w:numId="12" w16cid:durableId="1953708856">
+    <w:abstractNumId w:val="3"/>
+  </w:num>
+  <w:num w:numId="13" w16cid:durableId="880827586">
+    <w:abstractNumId w:val="0"/>
+  </w:num>
+  <w:num w:numId="14" w16cid:durableId="155001965">
+    <w:abstractNumId w:val="12"/>
+  </w:num>
+  <w:num w:numId="15" w16cid:durableId="1173645742">
+    <w:abstractNumId w:val="5"/>
+  </w:num>
+  <w:num w:numId="16" w16cid:durableId="143007892">
+    <w:abstractNumId w:val="2"/>
+  </w:num>
+</w:numbering>
 </file>
 
 <file path=word/styles.xml><?xml version="1.0" encoding="utf-8"?>
@@ -4043,11 +7252,13 @@
   <w:style w:type="paragraph" w:default="1" w:styleId="Normal">
     <w:name w:val="Normal"/>
     <w:qFormat/>
-    <w:rsid w:val="004A41A7"/>
+    <w:rsid w:val="007A07A7"/>
     <w:pPr>
+      <w:spacing w:before="120" w:after="120"/>
       <w:jc w:val="both"/>
     </w:pPr>
     <w:rPr>
+      <w:rFonts w:ascii="Times New Roman" w:hAnsi="Times New Roman" w:cs="Times New Roman"/>
       <w:sz w:val="24"/>
     </w:rPr>
   </w:style>
@@ -4058,15 +7269,15 @@
     <w:link w:val="Ttulo1Car"/>
     <w:uiPriority w:val="9"/>
     <w:qFormat/>
-    <w:rsid w:val="00234D5B"/>
+    <w:rsid w:val="007A07A7"/>
     <w:pPr>
       <w:keepNext/>
       <w:keepLines/>
-      <w:spacing w:before="240" w:after="120" w:line="360" w:lineRule="auto"/>
+      <w:spacing w:before="240" w:line="360" w:lineRule="auto"/>
       <w:outlineLvl w:val="0"/>
     </w:pPr>
     <w:rPr>
-      <w:rFonts w:asciiTheme="majorHAnsi" w:eastAsiaTheme="majorEastAsia" w:hAnsiTheme="majorHAnsi" w:cstheme="majorBidi"/>
+      <w:rFonts w:eastAsiaTheme="majorEastAsia" w:cstheme="majorBidi"/>
       <w:color w:val="002060"/>
       <w:sz w:val="36"/>
       <w:szCs w:val="32"/>
@@ -4080,7 +7291,7 @@
     <w:uiPriority w:val="9"/>
     <w:unhideWhenUsed/>
     <w:qFormat/>
-    <w:rsid w:val="00234D5B"/>
+    <w:rsid w:val="007A07A7"/>
     <w:pPr>
       <w:keepNext/>
       <w:keepLines/>
@@ -4088,7 +7299,7 @@
       <w:outlineLvl w:val="1"/>
     </w:pPr>
     <w:rPr>
-      <w:rFonts w:asciiTheme="majorHAnsi" w:eastAsiaTheme="majorEastAsia" w:hAnsiTheme="majorHAnsi" w:cs="Open Sans"/>
+      <w:rFonts w:eastAsiaTheme="majorEastAsia"/>
       <w:color w:val="002060"/>
       <w:sz w:val="28"/>
       <w:szCs w:val="26"/>
@@ -4102,7 +7313,7 @@
     <w:uiPriority w:val="9"/>
     <w:unhideWhenUsed/>
     <w:qFormat/>
-    <w:rsid w:val="00A37C23"/>
+    <w:rsid w:val="007A07A7"/>
     <w:pPr>
       <w:keepNext/>
       <w:keepLines/>
@@ -4110,15 +7321,37 @@
       <w:outlineLvl w:val="2"/>
     </w:pPr>
     <w:rPr>
-      <w:rFonts w:asciiTheme="majorHAnsi" w:eastAsiaTheme="majorEastAsia" w:hAnsiTheme="majorHAnsi" w:cstheme="majorBidi"/>
+      <w:rFonts w:eastAsiaTheme="majorEastAsia"/>
       <w:color w:val="1F3763" w:themeColor="accent1" w:themeShade="7F"/>
       <w:szCs w:val="24"/>
+    </w:rPr>
+  </w:style>
+  <w:style w:type="paragraph" w:styleId="Ttulo4">
+    <w:name w:val="heading 4"/>
+    <w:basedOn w:val="Normal"/>
+    <w:next w:val="Normal"/>
+    <w:link w:val="Ttulo4Car"/>
+    <w:uiPriority w:val="9"/>
+    <w:semiHidden/>
+    <w:unhideWhenUsed/>
+    <w:qFormat/>
+    <w:rsid w:val="009B6EFC"/>
+    <w:pPr>
+      <w:keepNext/>
+      <w:keepLines/>
+      <w:spacing w:before="40" w:after="0"/>
+      <w:outlineLvl w:val="3"/>
+    </w:pPr>
+    <w:rPr>
+      <w:rFonts w:asciiTheme="majorHAnsi" w:eastAsiaTheme="majorEastAsia" w:hAnsiTheme="majorHAnsi" w:cstheme="majorBidi"/>
+      <w:i/>
+      <w:iCs/>
+      <w:color w:val="2F5496" w:themeColor="accent1" w:themeShade="BF"/>
     </w:rPr>
   </w:style>
   <w:style w:type="character" w:default="1" w:styleId="Fuentedeprrafopredeter">
     <w:name w:val="Default Paragraph Font"/>
     <w:uiPriority w:val="1"/>
-    <w:semiHidden/>
     <w:unhideWhenUsed/>
   </w:style>
   <w:style w:type="table" w:default="1" w:styleId="Tablanormal">
@@ -4147,9 +7380,9 @@
     <w:basedOn w:val="Fuentedeprrafopredeter"/>
     <w:link w:val="Ttulo2"/>
     <w:uiPriority w:val="9"/>
-    <w:rsid w:val="00234D5B"/>
+    <w:rsid w:val="007A07A7"/>
     <w:rPr>
-      <w:rFonts w:asciiTheme="majorHAnsi" w:eastAsiaTheme="majorEastAsia" w:hAnsiTheme="majorHAnsi" w:cs="Open Sans"/>
+      <w:rFonts w:ascii="Times New Roman" w:eastAsiaTheme="majorEastAsia" w:hAnsi="Times New Roman" w:cs="Times New Roman"/>
       <w:color w:val="002060"/>
       <w:sz w:val="28"/>
       <w:szCs w:val="26"/>
@@ -4204,9 +7437,9 @@
     <w:basedOn w:val="Fuentedeprrafopredeter"/>
     <w:link w:val="Ttulo1"/>
     <w:uiPriority w:val="9"/>
-    <w:rsid w:val="00234D5B"/>
+    <w:rsid w:val="007A07A7"/>
     <w:rPr>
-      <w:rFonts w:asciiTheme="majorHAnsi" w:eastAsiaTheme="majorEastAsia" w:hAnsiTheme="majorHAnsi" w:cstheme="majorBidi"/>
+      <w:rFonts w:ascii="Times New Roman" w:eastAsiaTheme="majorEastAsia" w:hAnsi="Times New Roman" w:cstheme="majorBidi"/>
       <w:color w:val="002060"/>
       <w:sz w:val="36"/>
       <w:szCs w:val="32"/>
@@ -4318,9 +7551,9 @@
     <w:basedOn w:val="Fuentedeprrafopredeter"/>
     <w:link w:val="Ttulo3"/>
     <w:uiPriority w:val="9"/>
-    <w:rsid w:val="00A37C23"/>
+    <w:rsid w:val="007A07A7"/>
     <w:rPr>
-      <w:rFonts w:asciiTheme="majorHAnsi" w:eastAsiaTheme="majorEastAsia" w:hAnsiTheme="majorHAnsi" w:cstheme="majorBidi"/>
+      <w:rFonts w:ascii="Times New Roman" w:eastAsiaTheme="majorEastAsia" w:hAnsi="Times New Roman" w:cs="Times New Roman"/>
       <w:color w:val="1F3763" w:themeColor="accent1" w:themeShade="7F"/>
       <w:sz w:val="24"/>
       <w:szCs w:val="24"/>
@@ -4338,6 +7571,56 @@
       <w:spacing w:after="100"/>
       <w:ind w:left="480"/>
     </w:pPr>
+  </w:style>
+  <w:style w:type="character" w:styleId="Mencinsinresolver">
+    <w:name w:val="Unresolved Mention"/>
+    <w:basedOn w:val="Fuentedeprrafopredeter"/>
+    <w:uiPriority w:val="99"/>
+    <w:semiHidden/>
+    <w:unhideWhenUsed/>
+    <w:rsid w:val="00CF7E21"/>
+    <w:rPr>
+      <w:color w:val="605E5C"/>
+      <w:shd w:val="clear" w:color="auto" w:fill="E1DFDD"/>
+    </w:rPr>
+  </w:style>
+  <w:style w:type="character" w:styleId="Hipervnculovisitado">
+    <w:name w:val="FollowedHyperlink"/>
+    <w:basedOn w:val="Fuentedeprrafopredeter"/>
+    <w:uiPriority w:val="99"/>
+    <w:semiHidden/>
+    <w:unhideWhenUsed/>
+    <w:rsid w:val="00CF7E21"/>
+    <w:rPr>
+      <w:color w:val="954F72" w:themeColor="followedHyperlink"/>
+      <w:u w:val="single"/>
+    </w:rPr>
+  </w:style>
+  <w:style w:type="paragraph" w:styleId="Prrafodelista">
+    <w:name w:val="List Paragraph"/>
+    <w:basedOn w:val="Normal"/>
+    <w:uiPriority w:val="34"/>
+    <w:qFormat/>
+    <w:rsid w:val="00CF7E21"/>
+    <w:pPr>
+      <w:ind w:left="720"/>
+      <w:contextualSpacing/>
+    </w:pPr>
+  </w:style>
+  <w:style w:type="character" w:customStyle="1" w:styleId="Ttulo4Car">
+    <w:name w:val="Título 4 Car"/>
+    <w:basedOn w:val="Fuentedeprrafopredeter"/>
+    <w:link w:val="Ttulo4"/>
+    <w:uiPriority w:val="9"/>
+    <w:semiHidden/>
+    <w:rsid w:val="009B6EFC"/>
+    <w:rPr>
+      <w:rFonts w:asciiTheme="majorHAnsi" w:eastAsiaTheme="majorEastAsia" w:hAnsiTheme="majorHAnsi" w:cstheme="majorBidi"/>
+      <w:i/>
+      <w:iCs/>
+      <w:color w:val="2F5496" w:themeColor="accent1" w:themeShade="BF"/>
+      <w:sz w:val="24"/>
+    </w:rPr>
   </w:style>
 </w:styles>
 </file>
